--- a/Reserv/Praktika_PM02-50be82b48bcdadb1314c0db00114b97a2a06b68a/ВСЁ/Отчёт.docx
+++ b/Reserv/Praktika_PM02-50be82b48bcdadb1314c0db00114b97a2a06b68a/ВСЁ/Отчёт.docx
@@ -1,6 +1,6 @@
 
 <file path=word/document.xml><?xml version="1.0" encoding="utf-8"?>
-<w:document xmlns:wpc="http://schemas.microsoft.com/office/word/2010/wordprocessingCanvas" xmlns:cx="http://schemas.microsoft.com/office/drawing/2014/chartex" xmlns:cx1="http://schemas.microsoft.com/office/drawing/2015/9/8/chartex" xmlns:mc="http://schemas.openxmlformats.org/markup-compatibility/2006" xmlns:o="urn:schemas-microsoft-com:office:office" xmlns:r="http://schemas.openxmlformats.org/officeDocument/2006/relationships" xmlns:m="http://schemas.openxmlformats.org/officeDocument/2006/math" xmlns:v="urn:schemas-microsoft-com:vml" xmlns:wp14="http://schemas.microsoft.com/office/word/2010/wordprocessingDrawing" xmlns:wp="http://schemas.openxmlformats.org/drawingml/2006/wordprocessingDrawing" xmlns:w10="urn:schemas-microsoft-com:office:word" xmlns:w="http://schemas.openxmlformats.org/wordprocessingml/2006/main" xmlns:w14="http://schemas.microsoft.com/office/word/2010/wordml" xmlns:w15="http://schemas.microsoft.com/office/word/2012/wordml" xmlns:w16se="http://schemas.microsoft.com/office/word/2015/wordml/symex" xmlns:wpg="http://schemas.microsoft.com/office/word/2010/wordprocessingGroup" xmlns:wpi="http://schemas.microsoft.com/office/word/2010/wordprocessingInk" xmlns:wne="http://schemas.microsoft.com/office/word/2006/wordml" xmlns:wps="http://schemas.microsoft.com/office/word/2010/wordprocessingShape" mc:Ignorable="w14 w15 w16se wp14">
+<w:document xmlns:wpc="http://schemas.microsoft.com/office/word/2010/wordprocessingCanvas" xmlns:cx="http://schemas.microsoft.com/office/drawing/2014/chartex" xmlns:cx1="http://schemas.microsoft.com/office/drawing/2015/9/8/chartex" xmlns:cx2="http://schemas.microsoft.com/office/drawing/2015/10/21/chartex" xmlns:cx3="http://schemas.microsoft.com/office/drawing/2016/5/9/chartex" xmlns:cx4="http://schemas.microsoft.com/office/drawing/2016/5/10/chartex" xmlns:cx5="http://schemas.microsoft.com/office/drawing/2016/5/11/chartex" xmlns:cx6="http://schemas.microsoft.com/office/drawing/2016/5/12/chartex" xmlns:cx7="http://schemas.microsoft.com/office/drawing/2016/5/13/chartex" xmlns:cx8="http://schemas.microsoft.com/office/drawing/2016/5/14/chartex" xmlns:mc="http://schemas.openxmlformats.org/markup-compatibility/2006" xmlns:aink="http://schemas.microsoft.com/office/drawing/2016/ink" xmlns:am3d="http://schemas.microsoft.com/office/drawing/2017/model3d" xmlns:o="urn:schemas-microsoft-com:office:office" xmlns:oel="http://schemas.microsoft.com/office/2019/extlst" xmlns:r="http://schemas.openxmlformats.org/officeDocument/2006/relationships" xmlns:m="http://schemas.openxmlformats.org/officeDocument/2006/math" xmlns:v="urn:schemas-microsoft-com:vml" xmlns:wp14="http://schemas.microsoft.com/office/word/2010/wordprocessingDrawing" xmlns:wp="http://schemas.openxmlformats.org/drawingml/2006/wordprocessingDrawing" xmlns:w10="urn:schemas-microsoft-com:office:word" xmlns:w="http://schemas.openxmlformats.org/wordprocessingml/2006/main" xmlns:w14="http://schemas.microsoft.com/office/word/2010/wordml" xmlns:w15="http://schemas.microsoft.com/office/word/2012/wordml" xmlns:w16cex="http://schemas.microsoft.com/office/word/2018/wordml/cex" xmlns:w16cid="http://schemas.microsoft.com/office/word/2016/wordml/cid" xmlns:w16="http://schemas.microsoft.com/office/word/2018/wordml" xmlns:w16du="http://schemas.microsoft.com/office/word/2023/wordml/word16du" xmlns:w16sdtdh="http://schemas.microsoft.com/office/word/2020/wordml/sdtdatahash" xmlns:w16sdtfl="http://schemas.microsoft.com/office/word/2024/wordml/sdtformatlock" xmlns:w16se="http://schemas.microsoft.com/office/word/2015/wordml/symex" xmlns:wpg="http://schemas.microsoft.com/office/word/2010/wordprocessingGroup" xmlns:wpi="http://schemas.microsoft.com/office/word/2010/wordprocessingInk" xmlns:wne="http://schemas.microsoft.com/office/word/2006/wordml" xmlns:wps="http://schemas.microsoft.com/office/word/2010/wordprocessingShape" mc:Ignorable="w14 w15 w16se w16cid w16 w16cex w16sdtdh w16sdtfl w16du wp14">
   <w:body>
     <w:p>
       <w:pPr>
@@ -1152,12 +1152,16 @@
     <w:p>
       <w:pPr>
         <w:rPr>
-          <w:bCs/>
-        </w:rPr>
-      </w:pPr>
-      <w:r>
-        <w:rPr>
-          <w:bCs/>
+          <w:b/>
+          <w:sz w:val="28"/>
+          <w:szCs w:val="28"/>
+        </w:rPr>
+      </w:pPr>
+      <w:r>
+        <w:rPr>
+          <w:b/>
+          <w:sz w:val="28"/>
+          <w:szCs w:val="28"/>
         </w:rPr>
         <w:lastRenderedPageBreak/>
         <w:t>1. Введение</w:t>
@@ -1167,11 +1171,15 @@
       <w:pPr>
         <w:rPr>
           <w:bCs/>
-        </w:rPr>
-      </w:pPr>
-      <w:r>
-        <w:rPr>
-          <w:bCs/>
+          <w:sz w:val="28"/>
+          <w:szCs w:val="28"/>
+        </w:rPr>
+      </w:pPr>
+      <w:r>
+        <w:rPr>
+          <w:bCs/>
+          <w:sz w:val="28"/>
+          <w:szCs w:val="28"/>
         </w:rPr>
         <w:t>Целью учебной практики является разработка информационной системы для автоматизации процессов производства средств защиты растений.</w:t>
       </w:r>
@@ -1180,11 +1188,15 @@
       <w:pPr>
         <w:rPr>
           <w:bCs/>
-        </w:rPr>
-      </w:pPr>
-      <w:r>
-        <w:rPr>
-          <w:bCs/>
+          <w:sz w:val="28"/>
+          <w:szCs w:val="28"/>
+        </w:rPr>
+      </w:pPr>
+      <w:r>
+        <w:rPr>
+          <w:bCs/>
+          <w:sz w:val="28"/>
+          <w:szCs w:val="28"/>
         </w:rPr>
         <w:t>Система предназначена для трёх категорий пользователей:</w:t>
       </w:r>
@@ -1197,11 +1209,15 @@
         </w:numPr>
         <w:rPr>
           <w:bCs/>
-        </w:rPr>
-      </w:pPr>
-      <w:r>
-        <w:rPr>
-          <w:bCs/>
+          <w:sz w:val="28"/>
+          <w:szCs w:val="28"/>
+        </w:rPr>
+      </w:pPr>
+      <w:r>
+        <w:rPr>
+          <w:bCs/>
+          <w:sz w:val="28"/>
+          <w:szCs w:val="28"/>
         </w:rPr>
         <w:t>Технолог – подготовка рецептур, технологических карт, управление заказами и партиями.</w:t>
       </w:r>
@@ -1214,11 +1230,15 @@
         </w:numPr>
         <w:rPr>
           <w:bCs/>
-        </w:rPr>
-      </w:pPr>
-      <w:r>
-        <w:rPr>
-          <w:bCs/>
+          <w:sz w:val="28"/>
+          <w:szCs w:val="28"/>
+        </w:rPr>
+      </w:pPr>
+      <w:r>
+        <w:rPr>
+          <w:bCs/>
+          <w:sz w:val="28"/>
+          <w:szCs w:val="28"/>
         </w:rPr>
         <w:t>Лаборант – контроль качества сырья и готовой продукции.</w:t>
       </w:r>
@@ -1231,11 +1251,15 @@
         </w:numPr>
         <w:rPr>
           <w:bCs/>
-        </w:rPr>
-      </w:pPr>
-      <w:r>
-        <w:rPr>
-          <w:bCs/>
+          <w:sz w:val="28"/>
+          <w:szCs w:val="28"/>
+        </w:rPr>
+      </w:pPr>
+      <w:r>
+        <w:rPr>
+          <w:bCs/>
+          <w:sz w:val="28"/>
+          <w:szCs w:val="28"/>
         </w:rPr>
         <w:t>Аппаратчик – выполнение технологических операций.</w:t>
       </w:r>
@@ -1244,11 +1268,15 @@
       <w:pPr>
         <w:rPr>
           <w:bCs/>
-        </w:rPr>
-      </w:pPr>
-      <w:r>
-        <w:rPr>
-          <w:bCs/>
+          <w:sz w:val="28"/>
+          <w:szCs w:val="28"/>
+        </w:rPr>
+      </w:pPr>
+      <w:r>
+        <w:rPr>
+          <w:bCs/>
+          <w:sz w:val="28"/>
+          <w:szCs w:val="28"/>
         </w:rPr>
         <w:t>В ходе практики были выполнены следующие задачи:</w:t>
       </w:r>
@@ -1261,11 +1289,15 @@
         </w:numPr>
         <w:rPr>
           <w:bCs/>
-        </w:rPr>
-      </w:pPr>
-      <w:r>
-        <w:rPr>
-          <w:bCs/>
+          <w:sz w:val="28"/>
+          <w:szCs w:val="28"/>
+        </w:rPr>
+      </w:pPr>
+      <w:r>
+        <w:rPr>
+          <w:bCs/>
+          <w:sz w:val="28"/>
+          <w:szCs w:val="28"/>
         </w:rPr>
         <w:t>Разработана структура базы данных.</w:t>
       </w:r>
@@ -1278,11 +1310,15 @@
         </w:numPr>
         <w:rPr>
           <w:bCs/>
-        </w:rPr>
-      </w:pPr>
-      <w:r>
-        <w:rPr>
-          <w:bCs/>
+          <w:sz w:val="28"/>
+          <w:szCs w:val="28"/>
+        </w:rPr>
+      </w:pPr>
+      <w:r>
+        <w:rPr>
+          <w:bCs/>
+          <w:sz w:val="28"/>
+          <w:szCs w:val="28"/>
         </w:rPr>
         <w:t>Создан API для взаимодействия с базой данных.</w:t>
       </w:r>
@@ -1295,11 +1331,15 @@
         </w:numPr>
         <w:rPr>
           <w:bCs/>
-        </w:rPr>
-      </w:pPr>
-      <w:r>
-        <w:rPr>
-          <w:bCs/>
+          <w:sz w:val="28"/>
+          <w:szCs w:val="28"/>
+        </w:rPr>
+      </w:pPr>
+      <w:r>
+        <w:rPr>
+          <w:bCs/>
+          <w:sz w:val="28"/>
+          <w:szCs w:val="28"/>
         </w:rPr>
         <w:t>Разработано десктоп-приложение для всех ролей.</w:t>
       </w:r>
@@ -1312,11 +1352,15 @@
         </w:numPr>
         <w:rPr>
           <w:bCs/>
-        </w:rPr>
-      </w:pPr>
-      <w:r>
-        <w:rPr>
-          <w:bCs/>
+          <w:sz w:val="28"/>
+          <w:szCs w:val="28"/>
+        </w:rPr>
+      </w:pPr>
+      <w:r>
+        <w:rPr>
+          <w:bCs/>
+          <w:sz w:val="28"/>
+          <w:szCs w:val="28"/>
         </w:rPr>
         <w:t>Проведено тестирование и отладка программных модулей.</w:t>
       </w:r>
@@ -1324,27 +1368,25 @@
     <w:p>
       <w:pPr>
         <w:rPr>
-          <w:bCs/>
-        </w:rPr>
-      </w:pPr>
-      <w:r>
-        <w:rPr>
-          <w:bCs/>
-        </w:rPr>
-        <w:pict w14:anchorId="2B34784F">
-          <v:rect id="_x0000_i1787" style="width:0;height:.75pt" o:hralign="center" o:hrstd="t" o:hr="t" fillcolor="#a0a0a0" stroked="f"/>
-        </w:pict>
-      </w:r>
-    </w:p>
-    <w:p>
-      <w:pPr>
-        <w:rPr>
-          <w:bCs/>
-        </w:rPr>
-      </w:pPr>
-      <w:r>
-        <w:rPr>
-          <w:bCs/>
+          <w:b/>
+          <w:sz w:val="28"/>
+          <w:szCs w:val="28"/>
+        </w:rPr>
+      </w:pPr>
+    </w:p>
+    <w:p>
+      <w:pPr>
+        <w:rPr>
+          <w:b/>
+          <w:sz w:val="28"/>
+          <w:szCs w:val="28"/>
+        </w:rPr>
+      </w:pPr>
+      <w:r>
+        <w:rPr>
+          <w:b/>
+          <w:sz w:val="28"/>
+          <w:szCs w:val="28"/>
         </w:rPr>
         <w:t>2. Анализ предметной области</w:t>
       </w:r>
@@ -1353,11 +1395,15 @@
       <w:pPr>
         <w:rPr>
           <w:bCs/>
-        </w:rPr>
-      </w:pPr>
-      <w:r>
-        <w:rPr>
-          <w:bCs/>
+          <w:sz w:val="28"/>
+          <w:szCs w:val="28"/>
+        </w:rPr>
+      </w:pPr>
+      <w:r>
+        <w:rPr>
+          <w:bCs/>
+          <w:sz w:val="28"/>
+          <w:szCs w:val="28"/>
         </w:rPr>
         <w:t>Предметная область – производство средств защиты растений. Процесс характеризуется высокой чувствительностью к отклонениям температуры, времени и дозировки компонентов.</w:t>
       </w:r>
@@ -1366,11 +1412,15 @@
       <w:pPr>
         <w:rPr>
           <w:bCs/>
-        </w:rPr>
-      </w:pPr>
-      <w:r>
-        <w:rPr>
-          <w:bCs/>
+          <w:sz w:val="28"/>
+          <w:szCs w:val="28"/>
+        </w:rPr>
+      </w:pPr>
+      <w:r>
+        <w:rPr>
+          <w:bCs/>
+          <w:sz w:val="28"/>
+          <w:szCs w:val="28"/>
         </w:rPr>
         <w:t>Основные бизнес-процессы:</w:t>
       </w:r>
@@ -1383,11 +1433,15 @@
         </w:numPr>
         <w:rPr>
           <w:bCs/>
-        </w:rPr>
-      </w:pPr>
-      <w:r>
-        <w:rPr>
-          <w:bCs/>
+          <w:sz w:val="28"/>
+          <w:szCs w:val="28"/>
+        </w:rPr>
+      </w:pPr>
+      <w:r>
+        <w:rPr>
+          <w:bCs/>
+          <w:sz w:val="28"/>
+          <w:szCs w:val="28"/>
         </w:rPr>
         <w:t>Разработка и утверждение рецептур.</w:t>
       </w:r>
@@ -1400,11 +1454,15 @@
         </w:numPr>
         <w:rPr>
           <w:bCs/>
-        </w:rPr>
-      </w:pPr>
-      <w:r>
-        <w:rPr>
-          <w:bCs/>
+          <w:sz w:val="28"/>
+          <w:szCs w:val="28"/>
+        </w:rPr>
+      </w:pPr>
+      <w:r>
+        <w:rPr>
+          <w:bCs/>
+          <w:sz w:val="28"/>
+          <w:szCs w:val="28"/>
         </w:rPr>
         <w:t>Создание технологических карт.</w:t>
       </w:r>
@@ -1417,11 +1475,15 @@
         </w:numPr>
         <w:rPr>
           <w:bCs/>
-        </w:rPr>
-      </w:pPr>
-      <w:r>
-        <w:rPr>
-          <w:bCs/>
+          <w:sz w:val="28"/>
+          <w:szCs w:val="28"/>
+        </w:rPr>
+      </w:pPr>
+      <w:r>
+        <w:rPr>
+          <w:bCs/>
+          <w:sz w:val="28"/>
+          <w:szCs w:val="28"/>
         </w:rPr>
         <w:t>Формирование производственных заказов и партий.</w:t>
       </w:r>
@@ -1434,11 +1496,15 @@
         </w:numPr>
         <w:rPr>
           <w:bCs/>
-        </w:rPr>
-      </w:pPr>
-      <w:r>
-        <w:rPr>
-          <w:bCs/>
+          <w:sz w:val="28"/>
+          <w:szCs w:val="28"/>
+        </w:rPr>
+      </w:pPr>
+      <w:r>
+        <w:rPr>
+          <w:bCs/>
+          <w:sz w:val="28"/>
+          <w:szCs w:val="28"/>
         </w:rPr>
         <w:t>Выполнение технологических операций.</w:t>
       </w:r>
@@ -1451,11 +1517,15 @@
         </w:numPr>
         <w:rPr>
           <w:bCs/>
-        </w:rPr>
-      </w:pPr>
-      <w:r>
-        <w:rPr>
-          <w:bCs/>
+          <w:sz w:val="28"/>
+          <w:szCs w:val="28"/>
+        </w:rPr>
+      </w:pPr>
+      <w:r>
+        <w:rPr>
+          <w:bCs/>
+          <w:sz w:val="28"/>
+          <w:szCs w:val="28"/>
         </w:rPr>
         <w:t>Лабораторный контроль качества.</w:t>
       </w:r>
@@ -1468,11 +1538,15 @@
         </w:numPr>
         <w:rPr>
           <w:bCs/>
-        </w:rPr>
-      </w:pPr>
-      <w:r>
-        <w:rPr>
-          <w:bCs/>
+          <w:sz w:val="28"/>
+          <w:szCs w:val="28"/>
+        </w:rPr>
+      </w:pPr>
+      <w:r>
+        <w:rPr>
+          <w:bCs/>
+          <w:sz w:val="28"/>
+          <w:szCs w:val="28"/>
         </w:rPr>
         <w:t>Фиксация и анализ отклонений.</w:t>
       </w:r>
@@ -1481,11 +1555,15 @@
       <w:pPr>
         <w:rPr>
           <w:bCs/>
-        </w:rPr>
-      </w:pPr>
-      <w:r>
-        <w:rPr>
-          <w:bCs/>
+          <w:sz w:val="28"/>
+          <w:szCs w:val="28"/>
+        </w:rPr>
+      </w:pPr>
+      <w:r>
+        <w:rPr>
+          <w:bCs/>
+          <w:sz w:val="28"/>
+          <w:szCs w:val="28"/>
         </w:rPr>
         <w:t>Диаграмма вариантов использования</w:t>
       </w:r>
@@ -1494,149 +1572,1061 @@
       <w:pPr>
         <w:rPr>
           <w:bCs/>
-        </w:rPr>
-      </w:pPr>
-      <w:r>
-        <w:rPr>
-          <w:bCs/>
-        </w:rPr>
-        <w:t xml:space="preserve">На рисунке 1 представлена диаграмма вариантов использования, отражающая функциональные возможности системы и взаимодействие </w:t>
-      </w:r>
-      <w:proofErr w:type="spellStart"/>
-      <w:r>
-        <w:rPr>
-          <w:bCs/>
-        </w:rPr>
-        <w:t>акторов</w:t>
-      </w:r>
-      <w:proofErr w:type="spellEnd"/>
-      <w:r>
-        <w:rPr>
-          <w:bCs/>
-        </w:rPr>
-        <w:t xml:space="preserve"> с системой.</w:t>
-      </w:r>
-    </w:p>
-    <w:p>
-      <w:pPr>
-        <w:rPr>
-          <w:bCs/>
-        </w:rPr>
-      </w:pPr>
-      <w:r>
-        <w:rPr>
-          <w:bCs/>
-        </w:rPr>
-        <w:t>Рисунок 1 – Диаграмма вариантов использования</w:t>
-      </w:r>
-    </w:p>
-    <w:p>
-      <w:pPr>
-        <w:rPr>
-          <w:bCs/>
-        </w:rPr>
-      </w:pPr>
-      <w:r>
-        <w:rPr>
-          <w:bCs/>
-          <w:i/>
-          <w:iCs/>
-        </w:rPr>
-        <w:t>Источник: файл </w:t>
-      </w:r>
-      <w:r>
-        <w:rPr>
-          <w:bCs/>
-        </w:rPr>
-        <w:t>UC.docx</w:t>
-      </w:r>
-      <w:r>
-        <w:rPr>
-          <w:bCs/>
-          <w:i/>
-          <w:iCs/>
-        </w:rPr>
-        <w:t xml:space="preserve"> – таблица </w:t>
-      </w:r>
-      <w:proofErr w:type="spellStart"/>
-      <w:r>
-        <w:rPr>
-          <w:bCs/>
-          <w:i/>
-          <w:iCs/>
-        </w:rPr>
-        <w:t>Use</w:t>
-      </w:r>
-      <w:proofErr w:type="spellEnd"/>
-      <w:r>
-        <w:rPr>
-          <w:bCs/>
-          <w:i/>
-          <w:iCs/>
-        </w:rPr>
-        <w:t xml:space="preserve"> </w:t>
-      </w:r>
-      <w:proofErr w:type="spellStart"/>
-      <w:r>
-        <w:rPr>
-          <w:bCs/>
-          <w:i/>
-          <w:iCs/>
-        </w:rPr>
-        <w:t>Case</w:t>
-      </w:r>
-      <w:proofErr w:type="spellEnd"/>
-      <w:r>
-        <w:rPr>
-          <w:bCs/>
-          <w:i/>
-          <w:iCs/>
-        </w:rPr>
-        <w:t xml:space="preserve"> (</w:t>
-      </w:r>
-      <w:proofErr w:type="spellStart"/>
-      <w:r>
-        <w:rPr>
-          <w:bCs/>
-          <w:i/>
-          <w:iCs/>
-        </w:rPr>
-        <w:t>акторы</w:t>
-      </w:r>
-      <w:proofErr w:type="spellEnd"/>
-      <w:r>
-        <w:rPr>
-          <w:bCs/>
-          <w:i/>
-          <w:iCs/>
-        </w:rPr>
-        <w:t xml:space="preserve"> и прецеденты)</w:t>
-      </w:r>
-    </w:p>
-    <w:p>
-      <w:pPr>
-        <w:rPr>
-          <w:bCs/>
-        </w:rPr>
-      </w:pPr>
-      <w:r>
-        <w:rPr>
-          <w:bCs/>
-        </w:rPr>
-        <w:pict w14:anchorId="16F82ADF">
-          <v:rect id="_x0000_i1788" style="width:0;height:.75pt" o:hralign="center" o:hrstd="t" o:hr="t" fillcolor="#a0a0a0" stroked="f"/>
-        </w:pict>
-      </w:r>
-    </w:p>
-    <w:p>
-      <w:pPr>
-        <w:rPr>
-          <w:bCs/>
-        </w:rPr>
-      </w:pPr>
-      <w:r>
-        <w:rPr>
-          <w:bCs/>
+          <w:sz w:val="28"/>
+          <w:szCs w:val="28"/>
+        </w:rPr>
+      </w:pPr>
+      <w:r>
+        <w:rPr>
+          <w:bCs/>
+          <w:sz w:val="28"/>
+          <w:szCs w:val="28"/>
+        </w:rPr>
+        <w:t xml:space="preserve">На </w:t>
+      </w:r>
+      <w:r>
+        <w:rPr>
+          <w:bCs/>
+          <w:sz w:val="28"/>
+          <w:szCs w:val="28"/>
+        </w:rPr>
+        <w:t>таблице</w:t>
+      </w:r>
+      <w:r>
+        <w:rPr>
+          <w:bCs/>
+          <w:sz w:val="28"/>
+          <w:szCs w:val="28"/>
+        </w:rPr>
+        <w:t xml:space="preserve"> 1 представлена диаграмма вариантов использования, отражающая функциональные возможности системы и взаимодействие акторов с системой.</w:t>
+      </w:r>
+    </w:p>
+    <w:p>
+      <w:pPr>
+        <w:rPr>
+          <w:bCs/>
+          <w:sz w:val="28"/>
+          <w:szCs w:val="28"/>
+          <w:lang w:val="en-US"/>
+        </w:rPr>
+      </w:pPr>
+      <w:r>
+        <w:rPr>
+          <w:bCs/>
+          <w:sz w:val="28"/>
+          <w:szCs w:val="28"/>
+        </w:rPr>
+        <w:t xml:space="preserve">Таблица 1 – </w:t>
+      </w:r>
+      <w:r>
+        <w:rPr>
+          <w:bCs/>
+          <w:sz w:val="28"/>
+          <w:szCs w:val="28"/>
+          <w:lang w:val="en-US"/>
+        </w:rPr>
+        <w:t>Use Case</w:t>
+      </w:r>
+    </w:p>
+    <w:tbl>
+      <w:tblPr>
+        <w:tblStyle w:val="a4"/>
+        <w:tblW w:w="10774" w:type="dxa"/>
+        <w:tblInd w:w="-998" w:type="dxa"/>
+        <w:tblLook w:val="04A0" w:firstRow="1" w:lastRow="0" w:firstColumn="1" w:lastColumn="0" w:noHBand="0" w:noVBand="1"/>
+      </w:tblPr>
+      <w:tblGrid>
+        <w:gridCol w:w="446"/>
+        <w:gridCol w:w="1540"/>
+        <w:gridCol w:w="2976"/>
+        <w:gridCol w:w="5812"/>
+      </w:tblGrid>
+      <w:tr>
+        <w:tc>
+          <w:tcPr>
+            <w:tcW w:w="446" w:type="dxa"/>
+            <w:vAlign w:val="center"/>
+          </w:tcPr>
+          <w:p>
+            <w:r>
+              <w:rPr>
+                <w:color w:val="0F1115"/>
+              </w:rPr>
+              <w:t>№</w:t>
+            </w:r>
+          </w:p>
+        </w:tc>
+        <w:tc>
+          <w:tcPr>
+            <w:tcW w:w="1540" w:type="dxa"/>
+            <w:vAlign w:val="center"/>
+          </w:tcPr>
+          <w:p>
+            <w:pPr>
+              <w:ind w:left="10" w:hanging="10"/>
+              <w:jc w:val="center"/>
+              <w:rPr>
+                <w:sz w:val="18"/>
+                <w:szCs w:val="18"/>
+                <w:lang w:val="en-US"/>
+              </w:rPr>
+            </w:pPr>
+            <w:r>
+              <w:rPr>
+                <w:color w:val="0F1115"/>
+                <w:sz w:val="18"/>
+                <w:szCs w:val="18"/>
+              </w:rPr>
+              <w:t>Актор</w:t>
+            </w:r>
+          </w:p>
+        </w:tc>
+        <w:tc>
+          <w:tcPr>
+            <w:tcW w:w="2976" w:type="dxa"/>
+            <w:vAlign w:val="center"/>
+          </w:tcPr>
+          <w:p>
+            <w:pPr>
+              <w:ind w:left="10" w:hanging="10"/>
+              <w:jc w:val="center"/>
+              <w:rPr>
+                <w:sz w:val="18"/>
+                <w:szCs w:val="18"/>
+                <w:lang w:val="en-US"/>
+              </w:rPr>
+            </w:pPr>
+            <w:r>
+              <w:rPr>
+                <w:color w:val="0F1115"/>
+                <w:sz w:val="18"/>
+                <w:szCs w:val="18"/>
+              </w:rPr>
+              <w:t>Прецедент (Что делает)</w:t>
+            </w:r>
+          </w:p>
+        </w:tc>
+        <w:tc>
+          <w:tcPr>
+            <w:tcW w:w="5812" w:type="dxa"/>
+            <w:vAlign w:val="center"/>
+          </w:tcPr>
+          <w:p>
+            <w:pPr>
+              <w:ind w:left="10" w:hanging="10"/>
+              <w:jc w:val="center"/>
+              <w:rPr>
+                <w:sz w:val="18"/>
+                <w:szCs w:val="18"/>
+              </w:rPr>
+            </w:pPr>
+            <w:r>
+              <w:rPr>
+                <w:color w:val="0F1115"/>
+                <w:sz w:val="18"/>
+                <w:szCs w:val="18"/>
+              </w:rPr>
+              <w:t>Краткое описание</w:t>
+            </w:r>
+          </w:p>
+        </w:tc>
+      </w:tr>
+      <w:tr>
+        <w:tc>
+          <w:tcPr>
+            <w:tcW w:w="446" w:type="dxa"/>
+            <w:vAlign w:val="center"/>
+          </w:tcPr>
+          <w:p>
+            <w:r>
+              <w:rPr>
+                <w:color w:val="0F1115"/>
+              </w:rPr>
+              <w:t>1</w:t>
+            </w:r>
+          </w:p>
+        </w:tc>
+        <w:tc>
+          <w:tcPr>
+            <w:tcW w:w="1540" w:type="dxa"/>
+            <w:vAlign w:val="center"/>
+          </w:tcPr>
+          <w:p>
+            <w:pPr>
+              <w:ind w:left="10" w:hanging="10"/>
+              <w:jc w:val="center"/>
+              <w:rPr>
+                <w:sz w:val="18"/>
+                <w:szCs w:val="18"/>
+              </w:rPr>
+            </w:pPr>
+            <w:r>
+              <w:rPr>
+                <w:color w:val="0F1115"/>
+                <w:sz w:val="18"/>
+                <w:szCs w:val="18"/>
+              </w:rPr>
+              <w:t>Технолог</w:t>
+            </w:r>
+          </w:p>
+        </w:tc>
+        <w:tc>
+          <w:tcPr>
+            <w:tcW w:w="2976" w:type="dxa"/>
+            <w:vAlign w:val="center"/>
+          </w:tcPr>
+          <w:p>
+            <w:pPr>
+              <w:ind w:left="10" w:hanging="10"/>
+              <w:jc w:val="center"/>
+              <w:rPr>
+                <w:sz w:val="18"/>
+                <w:szCs w:val="18"/>
+              </w:rPr>
+            </w:pPr>
+            <w:r>
+              <w:rPr>
+                <w:color w:val="0F1115"/>
+                <w:sz w:val="18"/>
+                <w:szCs w:val="18"/>
+              </w:rPr>
+              <w:t>Создание технологической карты</w:t>
+            </w:r>
+          </w:p>
+        </w:tc>
+        <w:tc>
+          <w:tcPr>
+            <w:tcW w:w="5812" w:type="dxa"/>
+            <w:vAlign w:val="center"/>
+          </w:tcPr>
+          <w:p>
+            <w:pPr>
+              <w:ind w:left="10" w:hanging="10"/>
+              <w:jc w:val="center"/>
+              <w:rPr>
+                <w:sz w:val="18"/>
+                <w:szCs w:val="18"/>
+              </w:rPr>
+            </w:pPr>
+            <w:r>
+              <w:rPr>
+                <w:color w:val="0F1115"/>
+                <w:sz w:val="18"/>
+                <w:szCs w:val="18"/>
+              </w:rPr>
+              <w:t>Формирует пошаговый регламент производства: добавляет операции, задаёт параметры (температура, время, дозировка)</w:t>
+            </w:r>
+          </w:p>
+        </w:tc>
+      </w:tr>
+      <w:tr>
+        <w:tc>
+          <w:tcPr>
+            <w:tcW w:w="446" w:type="dxa"/>
+            <w:vAlign w:val="center"/>
+          </w:tcPr>
+          <w:p>
+            <w:r>
+              <w:rPr>
+                <w:color w:val="0F1115"/>
+              </w:rPr>
+              <w:t>2</w:t>
+            </w:r>
+          </w:p>
+        </w:tc>
+        <w:tc>
+          <w:tcPr>
+            <w:tcW w:w="1540" w:type="dxa"/>
+            <w:vAlign w:val="center"/>
+          </w:tcPr>
+          <w:p>
+            <w:pPr>
+              <w:ind w:left="10" w:hanging="10"/>
+              <w:jc w:val="center"/>
+              <w:rPr>
+                <w:sz w:val="18"/>
+                <w:szCs w:val="18"/>
+              </w:rPr>
+            </w:pPr>
+            <w:r>
+              <w:rPr>
+                <w:color w:val="0F1115"/>
+                <w:sz w:val="18"/>
+                <w:szCs w:val="18"/>
+              </w:rPr>
+              <w:t>Технолог</w:t>
+            </w:r>
+          </w:p>
+        </w:tc>
+        <w:tc>
+          <w:tcPr>
+            <w:tcW w:w="2976" w:type="dxa"/>
+            <w:vAlign w:val="center"/>
+          </w:tcPr>
+          <w:p>
+            <w:pPr>
+              <w:ind w:left="10" w:hanging="10"/>
+              <w:jc w:val="center"/>
+              <w:rPr>
+                <w:sz w:val="18"/>
+                <w:szCs w:val="18"/>
+              </w:rPr>
+            </w:pPr>
+            <w:r>
+              <w:rPr>
+                <w:color w:val="0F1115"/>
+                <w:sz w:val="18"/>
+                <w:szCs w:val="18"/>
+              </w:rPr>
+              <w:t>Управление рецептурами</w:t>
+            </w:r>
+          </w:p>
+        </w:tc>
+        <w:tc>
+          <w:tcPr>
+            <w:tcW w:w="5812" w:type="dxa"/>
+            <w:vAlign w:val="center"/>
+          </w:tcPr>
+          <w:p>
+            <w:pPr>
+              <w:ind w:left="10" w:hanging="10"/>
+              <w:jc w:val="center"/>
+              <w:rPr>
+                <w:sz w:val="18"/>
+                <w:szCs w:val="18"/>
+              </w:rPr>
+            </w:pPr>
+            <w:r>
+              <w:rPr>
+                <w:color w:val="0F1115"/>
+                <w:sz w:val="18"/>
+                <w:szCs w:val="18"/>
+              </w:rPr>
+              <w:t>Создаёт/редактирует рецептуру продукта: состав компонентов, нормы расхода, допустимые замены</w:t>
+            </w:r>
+          </w:p>
+        </w:tc>
+      </w:tr>
+      <w:tr>
+        <w:tc>
+          <w:tcPr>
+            <w:tcW w:w="446" w:type="dxa"/>
+            <w:vAlign w:val="center"/>
+          </w:tcPr>
+          <w:p>
+            <w:r>
+              <w:rPr>
+                <w:color w:val="0F1115"/>
+              </w:rPr>
+              <w:t>3</w:t>
+            </w:r>
+          </w:p>
+        </w:tc>
+        <w:tc>
+          <w:tcPr>
+            <w:tcW w:w="1540" w:type="dxa"/>
+            <w:vAlign w:val="center"/>
+          </w:tcPr>
+          <w:p>
+            <w:pPr>
+              <w:ind w:left="10" w:hanging="10"/>
+              <w:jc w:val="center"/>
+              <w:rPr>
+                <w:sz w:val="18"/>
+                <w:szCs w:val="18"/>
+              </w:rPr>
+            </w:pPr>
+            <w:r>
+              <w:rPr>
+                <w:color w:val="0F1115"/>
+                <w:sz w:val="18"/>
+                <w:szCs w:val="18"/>
+              </w:rPr>
+              <w:t>Технолог</w:t>
+            </w:r>
+          </w:p>
+        </w:tc>
+        <w:tc>
+          <w:tcPr>
+            <w:tcW w:w="2976" w:type="dxa"/>
+            <w:vAlign w:val="center"/>
+          </w:tcPr>
+          <w:p>
+            <w:pPr>
+              <w:ind w:left="10" w:hanging="10"/>
+              <w:jc w:val="center"/>
+              <w:rPr>
+                <w:sz w:val="18"/>
+                <w:szCs w:val="18"/>
+              </w:rPr>
+            </w:pPr>
+            <w:r>
+              <w:rPr>
+                <w:color w:val="0F1115"/>
+                <w:sz w:val="18"/>
+                <w:szCs w:val="18"/>
+              </w:rPr>
+              <w:t>Запуск производственной партии</w:t>
+            </w:r>
+          </w:p>
+        </w:tc>
+        <w:tc>
+          <w:tcPr>
+            <w:tcW w:w="5812" w:type="dxa"/>
+            <w:vAlign w:val="center"/>
+          </w:tcPr>
+          <w:p>
+            <w:pPr>
+              <w:ind w:left="10" w:hanging="10"/>
+              <w:jc w:val="center"/>
+              <w:rPr>
+                <w:sz w:val="18"/>
+                <w:szCs w:val="18"/>
+              </w:rPr>
+            </w:pPr>
+            <w:r>
+              <w:rPr>
+                <w:color w:val="0F1115"/>
+                <w:sz w:val="18"/>
+                <w:szCs w:val="18"/>
+              </w:rPr>
+              <w:t xml:space="preserve">Создаёт производственный заказ, привязывает </w:t>
+            </w:r>
+            <w:proofErr w:type="spellStart"/>
+            <w:r>
+              <w:rPr>
+                <w:color w:val="0F1115"/>
+                <w:sz w:val="18"/>
+                <w:szCs w:val="18"/>
+              </w:rPr>
+              <w:t>техкарту</w:t>
+            </w:r>
+            <w:proofErr w:type="spellEnd"/>
+            <w:r>
+              <w:rPr>
+                <w:color w:val="0F1115"/>
+                <w:sz w:val="18"/>
+                <w:szCs w:val="18"/>
+              </w:rPr>
+              <w:t>, устанавливает плановое количество продукции</w:t>
+            </w:r>
+          </w:p>
+        </w:tc>
+      </w:tr>
+      <w:tr>
+        <w:tc>
+          <w:tcPr>
+            <w:tcW w:w="446" w:type="dxa"/>
+            <w:vAlign w:val="center"/>
+          </w:tcPr>
+          <w:p>
+            <w:r>
+              <w:rPr>
+                <w:color w:val="0F1115"/>
+              </w:rPr>
+              <w:t>4</w:t>
+            </w:r>
+          </w:p>
+        </w:tc>
+        <w:tc>
+          <w:tcPr>
+            <w:tcW w:w="1540" w:type="dxa"/>
+            <w:vAlign w:val="center"/>
+          </w:tcPr>
+          <w:p>
+            <w:pPr>
+              <w:ind w:left="10" w:hanging="10"/>
+              <w:jc w:val="center"/>
+              <w:rPr>
+                <w:sz w:val="18"/>
+                <w:szCs w:val="18"/>
+              </w:rPr>
+            </w:pPr>
+            <w:r>
+              <w:rPr>
+                <w:color w:val="0F1115"/>
+                <w:sz w:val="18"/>
+                <w:szCs w:val="18"/>
+              </w:rPr>
+              <w:t>Технолог</w:t>
+            </w:r>
+          </w:p>
+        </w:tc>
+        <w:tc>
+          <w:tcPr>
+            <w:tcW w:w="2976" w:type="dxa"/>
+            <w:vAlign w:val="center"/>
+          </w:tcPr>
+          <w:p>
+            <w:pPr>
+              <w:ind w:left="10" w:hanging="10"/>
+              <w:jc w:val="center"/>
+              <w:rPr>
+                <w:sz w:val="18"/>
+                <w:szCs w:val="18"/>
+              </w:rPr>
+            </w:pPr>
+            <w:r>
+              <w:rPr>
+                <w:color w:val="0F1115"/>
+                <w:sz w:val="18"/>
+                <w:szCs w:val="18"/>
+              </w:rPr>
+              <w:t>Анализ отклонений и принятие решений</w:t>
+            </w:r>
+          </w:p>
+        </w:tc>
+        <w:tc>
+          <w:tcPr>
+            <w:tcW w:w="5812" w:type="dxa"/>
+            <w:vAlign w:val="center"/>
+          </w:tcPr>
+          <w:p>
+            <w:pPr>
+              <w:ind w:left="10" w:hanging="10"/>
+              <w:jc w:val="center"/>
+              <w:rPr>
+                <w:sz w:val="18"/>
+                <w:szCs w:val="18"/>
+              </w:rPr>
+            </w:pPr>
+            <w:r>
+              <w:rPr>
+                <w:color w:val="0F1115"/>
+                <w:sz w:val="18"/>
+                <w:szCs w:val="18"/>
+              </w:rPr>
+              <w:t>Просматривает зафиксированные отклонения по партии, решает: продолжить / забраковать / приостановить</w:t>
+            </w:r>
+          </w:p>
+        </w:tc>
+      </w:tr>
+      <w:tr>
+        <w:tc>
+          <w:tcPr>
+            <w:tcW w:w="446" w:type="dxa"/>
+            <w:vAlign w:val="center"/>
+          </w:tcPr>
+          <w:p>
+            <w:r>
+              <w:rPr>
+                <w:color w:val="0F1115"/>
+              </w:rPr>
+              <w:t>5</w:t>
+            </w:r>
+          </w:p>
+        </w:tc>
+        <w:tc>
+          <w:tcPr>
+            <w:tcW w:w="1540" w:type="dxa"/>
+            <w:vAlign w:val="center"/>
+          </w:tcPr>
+          <w:p>
+            <w:pPr>
+              <w:ind w:left="10" w:hanging="10"/>
+              <w:jc w:val="center"/>
+              <w:rPr>
+                <w:sz w:val="18"/>
+                <w:szCs w:val="18"/>
+              </w:rPr>
+            </w:pPr>
+            <w:r>
+              <w:rPr>
+                <w:color w:val="0F1115"/>
+                <w:sz w:val="18"/>
+                <w:szCs w:val="18"/>
+              </w:rPr>
+              <w:t>Аппаратчик</w:t>
+            </w:r>
+          </w:p>
+        </w:tc>
+        <w:tc>
+          <w:tcPr>
+            <w:tcW w:w="2976" w:type="dxa"/>
+            <w:vAlign w:val="center"/>
+          </w:tcPr>
+          <w:p>
+            <w:pPr>
+              <w:ind w:left="10" w:hanging="10"/>
+              <w:jc w:val="center"/>
+              <w:rPr>
+                <w:sz w:val="18"/>
+                <w:szCs w:val="18"/>
+              </w:rPr>
+            </w:pPr>
+            <w:r>
+              <w:rPr>
+                <w:color w:val="0F1115"/>
+                <w:sz w:val="18"/>
+                <w:szCs w:val="18"/>
+              </w:rPr>
+              <w:t>Выполнение технологической операции</w:t>
+            </w:r>
+          </w:p>
+        </w:tc>
+        <w:tc>
+          <w:tcPr>
+            <w:tcW w:w="5812" w:type="dxa"/>
+            <w:vAlign w:val="center"/>
+          </w:tcPr>
+          <w:p>
+            <w:pPr>
+              <w:ind w:left="10" w:hanging="10"/>
+              <w:jc w:val="center"/>
+              <w:rPr>
+                <w:sz w:val="18"/>
+                <w:szCs w:val="18"/>
+              </w:rPr>
+            </w:pPr>
+            <w:r>
+              <w:rPr>
+                <w:color w:val="0F1115"/>
+                <w:sz w:val="18"/>
+                <w:szCs w:val="18"/>
+              </w:rPr>
+              <w:t>Просматривает текущий шаг, вводит фактические параметры (вес, температура), подтверждает выполнение</w:t>
+            </w:r>
+          </w:p>
+        </w:tc>
+      </w:tr>
+      <w:tr>
+        <w:tc>
+          <w:tcPr>
+            <w:tcW w:w="446" w:type="dxa"/>
+            <w:vAlign w:val="center"/>
+          </w:tcPr>
+          <w:p>
+            <w:r>
+              <w:rPr>
+                <w:color w:val="0F1115"/>
+              </w:rPr>
+              <w:t>6</w:t>
+            </w:r>
+          </w:p>
+        </w:tc>
+        <w:tc>
+          <w:tcPr>
+            <w:tcW w:w="1540" w:type="dxa"/>
+            <w:vAlign w:val="center"/>
+          </w:tcPr>
+          <w:p>
+            <w:pPr>
+              <w:ind w:left="10" w:hanging="10"/>
+              <w:jc w:val="center"/>
+              <w:rPr>
+                <w:sz w:val="18"/>
+                <w:szCs w:val="18"/>
+              </w:rPr>
+            </w:pPr>
+            <w:r>
+              <w:rPr>
+                <w:color w:val="0F1115"/>
+                <w:sz w:val="18"/>
+                <w:szCs w:val="18"/>
+              </w:rPr>
+              <w:t>Аппаратчик</w:t>
+            </w:r>
+          </w:p>
+        </w:tc>
+        <w:tc>
+          <w:tcPr>
+            <w:tcW w:w="2976" w:type="dxa"/>
+            <w:vAlign w:val="center"/>
+          </w:tcPr>
+          <w:p>
+            <w:pPr>
+              <w:ind w:left="10" w:hanging="10"/>
+              <w:jc w:val="center"/>
+              <w:rPr>
+                <w:sz w:val="18"/>
+                <w:szCs w:val="18"/>
+              </w:rPr>
+            </w:pPr>
+            <w:r>
+              <w:rPr>
+                <w:color w:val="0F1115"/>
+                <w:sz w:val="18"/>
+                <w:szCs w:val="18"/>
+              </w:rPr>
+              <w:t>Регистрация отклонения в цехе</w:t>
+            </w:r>
+          </w:p>
+        </w:tc>
+        <w:tc>
+          <w:tcPr>
+            <w:tcW w:w="5812" w:type="dxa"/>
+            <w:vAlign w:val="center"/>
+          </w:tcPr>
+          <w:p>
+            <w:pPr>
+              <w:ind w:left="10" w:hanging="10"/>
+              <w:jc w:val="center"/>
+              <w:rPr>
+                <w:sz w:val="18"/>
+                <w:szCs w:val="18"/>
+              </w:rPr>
+            </w:pPr>
+            <w:r>
+              <w:rPr>
+                <w:color w:val="0F1115"/>
+                <w:sz w:val="18"/>
+                <w:szCs w:val="18"/>
+              </w:rPr>
+              <w:t>Фиксирует нештатную ситуацию: указывает тип отклонения, фактические значения, добавляет комментарий</w:t>
+            </w:r>
+          </w:p>
+        </w:tc>
+      </w:tr>
+      <w:tr>
+        <w:tc>
+          <w:tcPr>
+            <w:tcW w:w="446" w:type="dxa"/>
+            <w:vAlign w:val="center"/>
+          </w:tcPr>
+          <w:p>
+            <w:r>
+              <w:rPr>
+                <w:color w:val="0F1115"/>
+              </w:rPr>
+              <w:t>7</w:t>
+            </w:r>
+          </w:p>
+        </w:tc>
+        <w:tc>
+          <w:tcPr>
+            <w:tcW w:w="1540" w:type="dxa"/>
+            <w:vAlign w:val="center"/>
+          </w:tcPr>
+          <w:p>
+            <w:pPr>
+              <w:ind w:left="10" w:hanging="10"/>
+              <w:jc w:val="center"/>
+              <w:rPr>
+                <w:sz w:val="18"/>
+                <w:szCs w:val="18"/>
+              </w:rPr>
+            </w:pPr>
+            <w:r>
+              <w:rPr>
+                <w:color w:val="0F1115"/>
+                <w:sz w:val="18"/>
+                <w:szCs w:val="18"/>
+              </w:rPr>
+              <w:t>Аппаратчик</w:t>
+            </w:r>
+          </w:p>
+        </w:tc>
+        <w:tc>
+          <w:tcPr>
+            <w:tcW w:w="2976" w:type="dxa"/>
+            <w:vAlign w:val="center"/>
+          </w:tcPr>
+          <w:p>
+            <w:pPr>
+              <w:ind w:left="10" w:hanging="10"/>
+              <w:jc w:val="center"/>
+              <w:rPr>
+                <w:sz w:val="18"/>
+                <w:szCs w:val="18"/>
+              </w:rPr>
+            </w:pPr>
+            <w:r>
+              <w:rPr>
+                <w:color w:val="0F1115"/>
+                <w:sz w:val="18"/>
+                <w:szCs w:val="18"/>
+              </w:rPr>
+              <w:t>Загрузка и подтверждение компонентов</w:t>
+            </w:r>
+          </w:p>
+        </w:tc>
+        <w:tc>
+          <w:tcPr>
+            <w:tcW w:w="5812" w:type="dxa"/>
+            <w:vAlign w:val="center"/>
+          </w:tcPr>
+          <w:p>
+            <w:pPr>
+              <w:ind w:left="10" w:hanging="10"/>
+              <w:jc w:val="center"/>
+              <w:rPr>
+                <w:sz w:val="18"/>
+                <w:szCs w:val="18"/>
+              </w:rPr>
+            </w:pPr>
+            <w:r>
+              <w:rPr>
+                <w:color w:val="0F1115"/>
+                <w:sz w:val="18"/>
+                <w:szCs w:val="18"/>
+              </w:rPr>
+              <w:t>Сканирует/вводит партии сырья, подтверждает соответствие рецептуре, фиксирует фактический вес</w:t>
+            </w:r>
+          </w:p>
+        </w:tc>
+      </w:tr>
+      <w:tr>
+        <w:tc>
+          <w:tcPr>
+            <w:tcW w:w="446" w:type="dxa"/>
+            <w:vAlign w:val="center"/>
+          </w:tcPr>
+          <w:p>
+            <w:r>
+              <w:rPr>
+                <w:color w:val="0F1115"/>
+              </w:rPr>
+              <w:t>8</w:t>
+            </w:r>
+          </w:p>
+        </w:tc>
+        <w:tc>
+          <w:tcPr>
+            <w:tcW w:w="1540" w:type="dxa"/>
+            <w:vAlign w:val="center"/>
+          </w:tcPr>
+          <w:p>
+            <w:pPr>
+              <w:ind w:left="10" w:hanging="10"/>
+              <w:jc w:val="center"/>
+              <w:rPr>
+                <w:sz w:val="18"/>
+                <w:szCs w:val="18"/>
+              </w:rPr>
+            </w:pPr>
+            <w:r>
+              <w:rPr>
+                <w:color w:val="0F1115"/>
+                <w:sz w:val="18"/>
+                <w:szCs w:val="18"/>
+              </w:rPr>
+              <w:t>Лаборант</w:t>
+            </w:r>
+          </w:p>
+        </w:tc>
+        <w:tc>
+          <w:tcPr>
+            <w:tcW w:w="2976" w:type="dxa"/>
+            <w:vAlign w:val="center"/>
+          </w:tcPr>
+          <w:p>
+            <w:pPr>
+              <w:ind w:left="10" w:hanging="10"/>
+              <w:jc w:val="center"/>
+              <w:rPr>
+                <w:sz w:val="18"/>
+                <w:szCs w:val="18"/>
+              </w:rPr>
+            </w:pPr>
+            <w:r>
+              <w:rPr>
+                <w:color w:val="0F1115"/>
+                <w:sz w:val="18"/>
+                <w:szCs w:val="18"/>
+              </w:rPr>
+              <w:t>Входной контроль качества сырья</w:t>
+            </w:r>
+          </w:p>
+        </w:tc>
+        <w:tc>
+          <w:tcPr>
+            <w:tcW w:w="5812" w:type="dxa"/>
+            <w:vAlign w:val="center"/>
+          </w:tcPr>
+          <w:p>
+            <w:pPr>
+              <w:ind w:left="10" w:hanging="10"/>
+              <w:jc w:val="center"/>
+              <w:rPr>
+                <w:sz w:val="18"/>
+                <w:szCs w:val="18"/>
+              </w:rPr>
+            </w:pPr>
+            <w:r>
+              <w:rPr>
+                <w:color w:val="0F1115"/>
+                <w:sz w:val="18"/>
+                <w:szCs w:val="18"/>
+              </w:rPr>
+              <w:t>Проводит анализ поступившего сырья, вводит результаты измерений, решает: допустить / вернуть поставщику</w:t>
+            </w:r>
+          </w:p>
+        </w:tc>
+      </w:tr>
+      <w:tr>
+        <w:tc>
+          <w:tcPr>
+            <w:tcW w:w="446" w:type="dxa"/>
+            <w:vAlign w:val="center"/>
+          </w:tcPr>
+          <w:p>
+            <w:r>
+              <w:rPr>
+                <w:color w:val="0F1115"/>
+              </w:rPr>
+              <w:t>9</w:t>
+            </w:r>
+          </w:p>
+        </w:tc>
+        <w:tc>
+          <w:tcPr>
+            <w:tcW w:w="1540" w:type="dxa"/>
+            <w:vAlign w:val="center"/>
+          </w:tcPr>
+          <w:p>
+            <w:pPr>
+              <w:ind w:left="10" w:hanging="10"/>
+              <w:jc w:val="center"/>
+              <w:rPr>
+                <w:sz w:val="18"/>
+                <w:szCs w:val="18"/>
+              </w:rPr>
+            </w:pPr>
+            <w:r>
+              <w:rPr>
+                <w:color w:val="0F1115"/>
+                <w:sz w:val="18"/>
+                <w:szCs w:val="18"/>
+              </w:rPr>
+              <w:t>Лаборант</w:t>
+            </w:r>
+          </w:p>
+        </w:tc>
+        <w:tc>
+          <w:tcPr>
+            <w:tcW w:w="2976" w:type="dxa"/>
+            <w:vAlign w:val="center"/>
+          </w:tcPr>
+          <w:p>
+            <w:pPr>
+              <w:ind w:left="10" w:hanging="10"/>
+              <w:jc w:val="center"/>
+              <w:rPr>
+                <w:sz w:val="18"/>
+                <w:szCs w:val="18"/>
+              </w:rPr>
+            </w:pPr>
+            <w:r>
+              <w:rPr>
+                <w:color w:val="0F1115"/>
+                <w:sz w:val="18"/>
+                <w:szCs w:val="18"/>
+              </w:rPr>
+              <w:t>Контроль качества готовой продукции</w:t>
+            </w:r>
+          </w:p>
+        </w:tc>
+        <w:tc>
+          <w:tcPr>
+            <w:tcW w:w="5812" w:type="dxa"/>
+            <w:vAlign w:val="center"/>
+          </w:tcPr>
+          <w:p>
+            <w:pPr>
+              <w:ind w:left="10" w:hanging="10"/>
+              <w:jc w:val="center"/>
+              <w:rPr>
+                <w:sz w:val="18"/>
+                <w:szCs w:val="18"/>
+              </w:rPr>
+            </w:pPr>
+            <w:r>
+              <w:rPr>
+                <w:color w:val="0F1115"/>
+                <w:sz w:val="18"/>
+                <w:szCs w:val="18"/>
+              </w:rPr>
+              <w:t>Отбирает образцы из партии, выполняет измерения, сравнивает со спецификацией, блокирует или разрешает отгрузку</w:t>
+            </w:r>
+          </w:p>
+        </w:tc>
+      </w:tr>
+    </w:tbl>
+    <w:p>
+      <w:pPr>
+        <w:jc w:val="center"/>
+        <w:rPr>
+          <w:bCs/>
+          <w:sz w:val="28"/>
+          <w:szCs w:val="28"/>
+        </w:rPr>
+      </w:pPr>
+      <w:r>
+        <w:rPr>
+          <w:bCs/>
+          <w:sz w:val="28"/>
+          <w:szCs w:val="28"/>
+        </w:rPr>
+        <w:lastRenderedPageBreak/>
+        <w:drawing>
+          <wp:inline distT="0" distB="0" distL="0" distR="0" wp14:anchorId="249847EA" wp14:editId="7E388BA0">
+            <wp:extent cx="4534220" cy="3257550"/>
+            <wp:effectExtent l="0" t="0" r="0" b="0"/>
+            <wp:docPr id="1012826319" name="Рисунок 1"/>
+            <wp:cNvGraphicFramePr>
+              <a:graphicFrameLocks xmlns:a="http://schemas.openxmlformats.org/drawingml/2006/main" noChangeAspect="1"/>
+            </wp:cNvGraphicFramePr>
+            <a:graphic xmlns:a="http://schemas.openxmlformats.org/drawingml/2006/main">
+              <a:graphicData uri="http://schemas.openxmlformats.org/drawingml/2006/picture">
+                <pic:pic xmlns:pic="http://schemas.openxmlformats.org/drawingml/2006/picture">
+                  <pic:nvPicPr>
+                    <pic:cNvPr id="1012826319" name=""/>
+                    <pic:cNvPicPr/>
+                  </pic:nvPicPr>
+                  <pic:blipFill>
+                    <a:blip r:embed="rId5"/>
+                    <a:stretch>
+                      <a:fillRect/>
+                    </a:stretch>
+                  </pic:blipFill>
+                  <pic:spPr>
+                    <a:xfrm>
+                      <a:off x="0" y="0"/>
+                      <a:ext cx="4538939" cy="3260941"/>
+                    </a:xfrm>
+                    <a:prstGeom prst="rect">
+                      <a:avLst/>
+                    </a:prstGeom>
+                  </pic:spPr>
+                </pic:pic>
+              </a:graphicData>
+            </a:graphic>
+          </wp:inline>
+        </w:drawing>
+      </w:r>
+      <w:r>
+        <w:rPr>
+          <w:bCs/>
+          <w:sz w:val="28"/>
+          <w:szCs w:val="28"/>
+        </w:rPr>
+        <w:br/>
+        <w:t>Рисунок 1 – Диаграмма последовательности</w:t>
+      </w:r>
+    </w:p>
+    <w:p>
+      <w:pPr>
+        <w:jc w:val="center"/>
+        <w:rPr>
+          <w:bCs/>
+          <w:sz w:val="28"/>
+          <w:szCs w:val="28"/>
+        </w:rPr>
+      </w:pPr>
+    </w:p>
+    <w:p>
+      <w:pPr>
+        <w:rPr>
+          <w:b/>
+          <w:sz w:val="28"/>
+          <w:szCs w:val="28"/>
+        </w:rPr>
+      </w:pPr>
+      <w:r>
+        <w:rPr>
+          <w:b/>
+          <w:sz w:val="28"/>
+          <w:szCs w:val="28"/>
         </w:rPr>
         <w:t>3. Руководство оператора</w:t>
       </w:r>
@@ -1644,12 +2634,16 @@
     <w:p>
       <w:pPr>
         <w:rPr>
-          <w:bCs/>
-        </w:rPr>
-      </w:pPr>
-      <w:r>
-        <w:rPr>
-          <w:bCs/>
+          <w:b/>
+          <w:sz w:val="28"/>
+          <w:szCs w:val="28"/>
+        </w:rPr>
+      </w:pPr>
+      <w:r>
+        <w:rPr>
+          <w:b/>
+          <w:sz w:val="28"/>
+          <w:szCs w:val="28"/>
         </w:rPr>
         <w:t>3.1. Вход в систему</w:t>
       </w:r>
@@ -1658,24 +2652,86 @@
       <w:pPr>
         <w:rPr>
           <w:bCs/>
-        </w:rPr>
-      </w:pPr>
-      <w:r>
-        <w:rPr>
-          <w:bCs/>
+          <w:sz w:val="28"/>
+          <w:szCs w:val="28"/>
+        </w:rPr>
+      </w:pPr>
+      <w:r>
+        <w:rPr>
+          <w:bCs/>
+          <w:sz w:val="28"/>
+          <w:szCs w:val="28"/>
         </w:rPr>
         <w:t>Для входа в систему необходимо запустить файл Technolog.exe. Откроется окно авторизации, показанное на рисунке 2.</w:t>
       </w:r>
     </w:p>
     <w:p>
       <w:pPr>
-        <w:rPr>
-          <w:bCs/>
-        </w:rPr>
-      </w:pPr>
-      <w:r>
-        <w:rPr>
-          <w:bCs/>
+        <w:jc w:val="center"/>
+        <w:rPr>
+          <w:bCs/>
+          <w:sz w:val="28"/>
+          <w:szCs w:val="28"/>
+        </w:rPr>
+      </w:pPr>
+      <w:r>
+        <w:rPr>
+          <w:noProof/>
+          <w:sz w:val="28"/>
+          <w:szCs w:val="28"/>
+          <w:lang w:val="en-US"/>
+        </w:rPr>
+        <w:drawing>
+          <wp:inline distT="0" distB="0" distL="0" distR="0" wp14:anchorId="2A9FC627" wp14:editId="51018ED5">
+            <wp:extent cx="3295650" cy="3917311"/>
+            <wp:effectExtent l="0" t="0" r="0" b="7620"/>
+            <wp:docPr id="669878235" name="Рисунок 1"/>
+            <wp:cNvGraphicFramePr>
+              <a:graphicFrameLocks xmlns:a="http://schemas.openxmlformats.org/drawingml/2006/main" noChangeAspect="1"/>
+            </wp:cNvGraphicFramePr>
+            <a:graphic xmlns:a="http://schemas.openxmlformats.org/drawingml/2006/main">
+              <a:graphicData uri="http://schemas.openxmlformats.org/drawingml/2006/picture">
+                <pic:pic xmlns:pic="http://schemas.openxmlformats.org/drawingml/2006/picture">
+                  <pic:nvPicPr>
+                    <pic:cNvPr id="669878235" name=""/>
+                    <pic:cNvPicPr/>
+                  </pic:nvPicPr>
+                  <pic:blipFill>
+                    <a:blip r:embed="rId6"/>
+                    <a:stretch>
+                      <a:fillRect/>
+                    </a:stretch>
+                  </pic:blipFill>
+                  <pic:spPr>
+                    <a:xfrm>
+                      <a:off x="0" y="0"/>
+                      <a:ext cx="3309164" cy="3933374"/>
+                    </a:xfrm>
+                    <a:prstGeom prst="rect">
+                      <a:avLst/>
+                    </a:prstGeom>
+                  </pic:spPr>
+                </pic:pic>
+              </a:graphicData>
+            </a:graphic>
+          </wp:inline>
+        </w:drawing>
+      </w:r>
+    </w:p>
+    <w:p>
+      <w:pPr>
+        <w:jc w:val="center"/>
+        <w:rPr>
+          <w:bCs/>
+          <w:sz w:val="28"/>
+          <w:szCs w:val="28"/>
+        </w:rPr>
+      </w:pPr>
+      <w:r>
+        <w:rPr>
+          <w:bCs/>
+          <w:sz w:val="28"/>
+          <w:szCs w:val="28"/>
         </w:rPr>
         <w:t>Рисунок 2 – Окно авторизации</w:t>
       </w:r>
@@ -1684,58 +2740,24 @@
       <w:pPr>
         <w:rPr>
           <w:bCs/>
-        </w:rPr>
-      </w:pPr>
-      <w:r>
-        <w:rPr>
-          <w:bCs/>
-          <w:i/>
-          <w:iCs/>
-        </w:rPr>
-        <w:t>Источник: файл </w:t>
-      </w:r>
-      <w:r>
-        <w:rPr>
-          <w:bCs/>
-        </w:rPr>
-        <w:t>3 День.docx</w:t>
-      </w:r>
-      <w:r>
-        <w:rPr>
-          <w:bCs/>
-          <w:i/>
-          <w:iCs/>
-        </w:rPr>
-        <w:t> – Рисунок 12 (</w:t>
-      </w:r>
-      <w:proofErr w:type="spellStart"/>
-      <w:r>
-        <w:rPr>
-          <w:bCs/>
-          <w:i/>
-          <w:iCs/>
-        </w:rPr>
-        <w:t>капча</w:t>
-      </w:r>
-      <w:proofErr w:type="spellEnd"/>
-      <w:r>
-        <w:rPr>
-          <w:bCs/>
-          <w:i/>
-          <w:iCs/>
-        </w:rPr>
-        <w:t>)</w:t>
-      </w:r>
-    </w:p>
-    <w:p>
-      <w:pPr>
-        <w:rPr>
-          <w:bCs/>
-        </w:rPr>
-      </w:pPr>
-      <w:r>
-        <w:rPr>
-          <w:bCs/>
+          <w:sz w:val="28"/>
+          <w:szCs w:val="28"/>
+        </w:rPr>
+      </w:pPr>
+    </w:p>
+    <w:p>
+      <w:pPr>
+        <w:rPr>
+          <w:bCs/>
+          <w:sz w:val="28"/>
+          <w:szCs w:val="28"/>
+        </w:rPr>
+      </w:pPr>
+      <w:r>
+        <w:rPr>
+          <w:bCs/>
+          <w:sz w:val="28"/>
+          <w:szCs w:val="28"/>
         </w:rPr>
         <w:t>Порядок входа:</w:t>
       </w:r>
@@ -1748,11 +2770,15 @@
         </w:numPr>
         <w:rPr>
           <w:bCs/>
-        </w:rPr>
-      </w:pPr>
-      <w:r>
-        <w:rPr>
-          <w:bCs/>
+          <w:sz w:val="28"/>
+          <w:szCs w:val="28"/>
+        </w:rPr>
+      </w:pPr>
+      <w:r>
+        <w:rPr>
+          <w:bCs/>
+          <w:sz w:val="28"/>
+          <w:szCs w:val="28"/>
         </w:rPr>
         <w:t>Ввести логин.</w:t>
       </w:r>
@@ -1765,11 +2791,15 @@
         </w:numPr>
         <w:rPr>
           <w:bCs/>
-        </w:rPr>
-      </w:pPr>
-      <w:r>
-        <w:rPr>
-          <w:bCs/>
+          <w:sz w:val="28"/>
+          <w:szCs w:val="28"/>
+        </w:rPr>
+      </w:pPr>
+      <w:r>
+        <w:rPr>
+          <w:bCs/>
+          <w:sz w:val="28"/>
+          <w:szCs w:val="28"/>
         </w:rPr>
         <w:t>Ввести пароль.</w:t>
       </w:r>
@@ -1782,27 +2812,17 @@
         </w:numPr>
         <w:rPr>
           <w:bCs/>
-        </w:rPr>
-      </w:pPr>
-      <w:r>
-        <w:rPr>
-          <w:bCs/>
-        </w:rPr>
-        <w:t>Ввести код с картинки (</w:t>
-      </w:r>
-      <w:proofErr w:type="spellStart"/>
-      <w:r>
-        <w:rPr>
-          <w:bCs/>
-        </w:rPr>
-        <w:t>капча</w:t>
-      </w:r>
-      <w:proofErr w:type="spellEnd"/>
-      <w:r>
-        <w:rPr>
-          <w:bCs/>
-        </w:rPr>
-        <w:t>).</w:t>
+          <w:sz w:val="28"/>
+          <w:szCs w:val="28"/>
+        </w:rPr>
+      </w:pPr>
+      <w:r>
+        <w:rPr>
+          <w:bCs/>
+          <w:sz w:val="28"/>
+          <w:szCs w:val="28"/>
+        </w:rPr>
+        <w:t>Ввести код с картинки (капча).</w:t>
       </w:r>
     </w:p>
     <w:p>
@@ -1813,11 +2833,15 @@
         </w:numPr>
         <w:rPr>
           <w:bCs/>
-        </w:rPr>
-      </w:pPr>
-      <w:r>
-        <w:rPr>
-          <w:bCs/>
+          <w:sz w:val="28"/>
+          <w:szCs w:val="28"/>
+        </w:rPr>
+      </w:pPr>
+      <w:r>
+        <w:rPr>
+          <w:bCs/>
+          <w:sz w:val="28"/>
+          <w:szCs w:val="28"/>
         </w:rPr>
         <w:t>Нажать кнопку «Войти».</w:t>
       </w:r>
@@ -1825,13 +2849,18 @@
     <w:p>
       <w:pPr>
         <w:rPr>
-          <w:bCs/>
-        </w:rPr>
-      </w:pPr>
-      <w:r>
-        <w:rPr>
-          <w:bCs/>
-        </w:rPr>
+          <w:b/>
+          <w:sz w:val="28"/>
+          <w:szCs w:val="28"/>
+        </w:rPr>
+      </w:pPr>
+      <w:r>
+        <w:rPr>
+          <w:b/>
+          <w:sz w:val="28"/>
+          <w:szCs w:val="28"/>
+        </w:rPr>
+        <w:lastRenderedPageBreak/>
         <w:t>3.2. Модуль технолога</w:t>
       </w:r>
     </w:p>
@@ -1839,66 +2868,112 @@
       <w:pPr>
         <w:rPr>
           <w:bCs/>
-        </w:rPr>
-      </w:pPr>
-      <w:r>
-        <w:rPr>
-          <w:bCs/>
+          <w:sz w:val="28"/>
+          <w:szCs w:val="28"/>
+        </w:rPr>
+      </w:pPr>
+      <w:r>
+        <w:rPr>
+          <w:bCs/>
+          <w:sz w:val="28"/>
+          <w:szCs w:val="28"/>
         </w:rPr>
         <w:t>После входа технолога открывается главное окно, показанное на рисунке 3.</w:t>
       </w:r>
     </w:p>
     <w:p>
       <w:pPr>
-        <w:rPr>
-          <w:bCs/>
-        </w:rPr>
-      </w:pPr>
-      <w:r>
-        <w:rPr>
-          <w:bCs/>
+        <w:jc w:val="center"/>
+        <w:rPr>
+          <w:bCs/>
+          <w:sz w:val="28"/>
+          <w:szCs w:val="28"/>
+        </w:rPr>
+      </w:pPr>
+      <w:r>
+        <w:rPr>
+          <w:noProof/>
+          <w:sz w:val="28"/>
+          <w:szCs w:val="28"/>
+        </w:rPr>
+        <w:drawing>
+          <wp:inline distT="0" distB="0" distL="0" distR="0" wp14:anchorId="7111D70F" wp14:editId="733CE885">
+            <wp:extent cx="4743450" cy="2996157"/>
+            <wp:effectExtent l="0" t="0" r="0" b="0"/>
+            <wp:docPr id="842880135" name="Рисунок 1"/>
+            <wp:cNvGraphicFramePr>
+              <a:graphicFrameLocks xmlns:a="http://schemas.openxmlformats.org/drawingml/2006/main" noChangeAspect="1"/>
+            </wp:cNvGraphicFramePr>
+            <a:graphic xmlns:a="http://schemas.openxmlformats.org/drawingml/2006/main">
+              <a:graphicData uri="http://schemas.openxmlformats.org/drawingml/2006/picture">
+                <pic:pic xmlns:pic="http://schemas.openxmlformats.org/drawingml/2006/picture">
+                  <pic:nvPicPr>
+                    <pic:cNvPr id="842880135" name=""/>
+                    <pic:cNvPicPr/>
+                  </pic:nvPicPr>
+                  <pic:blipFill>
+                    <a:blip r:embed="rId7"/>
+                    <a:stretch>
+                      <a:fillRect/>
+                    </a:stretch>
+                  </pic:blipFill>
+                  <pic:spPr>
+                    <a:xfrm>
+                      <a:off x="0" y="0"/>
+                      <a:ext cx="4747194" cy="2998522"/>
+                    </a:xfrm>
+                    <a:prstGeom prst="rect">
+                      <a:avLst/>
+                    </a:prstGeom>
+                  </pic:spPr>
+                </pic:pic>
+              </a:graphicData>
+            </a:graphic>
+          </wp:inline>
+        </w:drawing>
+      </w:r>
+    </w:p>
+    <w:p>
+      <w:pPr>
+        <w:jc w:val="center"/>
+        <w:rPr>
+          <w:bCs/>
+          <w:sz w:val="28"/>
+          <w:szCs w:val="28"/>
+        </w:rPr>
+      </w:pPr>
+      <w:r>
+        <w:rPr>
+          <w:bCs/>
+          <w:sz w:val="28"/>
+          <w:szCs w:val="28"/>
         </w:rPr>
         <w:t>Рисунок 3 – Главное окно технолога</w:t>
       </w:r>
     </w:p>
     <w:p>
       <w:pPr>
-        <w:rPr>
-          <w:bCs/>
-        </w:rPr>
-      </w:pPr>
-      <w:r>
-        <w:rPr>
-          <w:bCs/>
-          <w:i/>
-          <w:iCs/>
-        </w:rPr>
-        <w:t>Источник: файл </w:t>
-      </w:r>
-      <w:r>
-        <w:rPr>
-          <w:bCs/>
-        </w:rPr>
-        <w:t>3 День.docx</w:t>
-      </w:r>
-      <w:r>
-        <w:rPr>
-          <w:bCs/>
-          <w:i/>
-          <w:iCs/>
-        </w:rPr>
-        <w:t> – Рисунок 4</w:t>
-      </w:r>
-    </w:p>
-    <w:p>
-      <w:pPr>
-        <w:rPr>
-          <w:bCs/>
-        </w:rPr>
-      </w:pPr>
-      <w:r>
-        <w:rPr>
-          <w:bCs/>
+        <w:jc w:val="center"/>
+        <w:rPr>
+          <w:bCs/>
+          <w:sz w:val="28"/>
+          <w:szCs w:val="28"/>
+        </w:rPr>
+      </w:pPr>
+    </w:p>
+    <w:p>
+      <w:pPr>
+        <w:rPr>
+          <w:bCs/>
+          <w:sz w:val="28"/>
+          <w:szCs w:val="28"/>
+        </w:rPr>
+      </w:pPr>
+      <w:r>
+        <w:rPr>
+          <w:bCs/>
+          <w:sz w:val="28"/>
+          <w:szCs w:val="28"/>
         </w:rPr>
         <w:t>Работа с продуктами</w:t>
       </w:r>
@@ -1907,24 +2982,86 @@
       <w:pPr>
         <w:rPr>
           <w:bCs/>
-        </w:rPr>
-      </w:pPr>
-      <w:r>
-        <w:rPr>
-          <w:bCs/>
+          <w:sz w:val="28"/>
+          <w:szCs w:val="28"/>
+        </w:rPr>
+      </w:pPr>
+      <w:r>
+        <w:rPr>
+          <w:bCs/>
+          <w:sz w:val="28"/>
+          <w:szCs w:val="28"/>
         </w:rPr>
         <w:t>Страница «Продукты» (рисунок 4) позволяет просматривать, добавлять и редактировать карточки продукции.</w:t>
       </w:r>
     </w:p>
     <w:p>
       <w:pPr>
-        <w:rPr>
-          <w:bCs/>
-        </w:rPr>
-      </w:pPr>
-      <w:r>
-        <w:rPr>
-          <w:bCs/>
+        <w:jc w:val="center"/>
+        <w:rPr>
+          <w:bCs/>
+          <w:sz w:val="28"/>
+          <w:szCs w:val="28"/>
+        </w:rPr>
+      </w:pPr>
+      <w:r>
+        <w:rPr>
+          <w:noProof/>
+          <w:sz w:val="28"/>
+          <w:szCs w:val="28"/>
+          <w:lang w:val="en-US"/>
+        </w:rPr>
+        <w:drawing>
+          <wp:inline distT="0" distB="0" distL="0" distR="0" wp14:anchorId="37EF14C5" wp14:editId="74A0D802">
+            <wp:extent cx="3796594" cy="2228850"/>
+            <wp:effectExtent l="0" t="0" r="0" b="0"/>
+            <wp:docPr id="1835483919" name="Рисунок 1"/>
+            <wp:cNvGraphicFramePr>
+              <a:graphicFrameLocks xmlns:a="http://schemas.openxmlformats.org/drawingml/2006/main" noChangeAspect="1"/>
+            </wp:cNvGraphicFramePr>
+            <a:graphic xmlns:a="http://schemas.openxmlformats.org/drawingml/2006/main">
+              <a:graphicData uri="http://schemas.openxmlformats.org/drawingml/2006/picture">
+                <pic:pic xmlns:pic="http://schemas.openxmlformats.org/drawingml/2006/picture">
+                  <pic:nvPicPr>
+                    <pic:cNvPr id="1835483919" name=""/>
+                    <pic:cNvPicPr/>
+                  </pic:nvPicPr>
+                  <pic:blipFill>
+                    <a:blip r:embed="rId8"/>
+                    <a:stretch>
+                      <a:fillRect/>
+                    </a:stretch>
+                  </pic:blipFill>
+                  <pic:spPr>
+                    <a:xfrm>
+                      <a:off x="0" y="0"/>
+                      <a:ext cx="3799870" cy="2230774"/>
+                    </a:xfrm>
+                    <a:prstGeom prst="rect">
+                      <a:avLst/>
+                    </a:prstGeom>
+                  </pic:spPr>
+                </pic:pic>
+              </a:graphicData>
+            </a:graphic>
+          </wp:inline>
+        </w:drawing>
+      </w:r>
+    </w:p>
+    <w:p>
+      <w:pPr>
+        <w:jc w:val="center"/>
+        <w:rPr>
+          <w:bCs/>
+          <w:sz w:val="28"/>
+          <w:szCs w:val="28"/>
+        </w:rPr>
+      </w:pPr>
+      <w:r>
+        <w:rPr>
+          <w:bCs/>
+          <w:sz w:val="28"/>
+          <w:szCs w:val="28"/>
         </w:rPr>
         <w:t>Рисунок 4 – Страница «Продукты»</w:t>
       </w:r>
@@ -1933,40 +3070,24 @@
       <w:pPr>
         <w:rPr>
           <w:bCs/>
-        </w:rPr>
-      </w:pPr>
-      <w:r>
-        <w:rPr>
-          <w:bCs/>
-          <w:i/>
-          <w:iCs/>
-        </w:rPr>
-        <w:t>Источник: файл </w:t>
-      </w:r>
-      <w:r>
-        <w:rPr>
-          <w:bCs/>
-        </w:rPr>
-        <w:t>3 День.docx</w:t>
-      </w:r>
-      <w:r>
-        <w:rPr>
-          <w:bCs/>
-          <w:i/>
-          <w:iCs/>
-        </w:rPr>
-        <w:t> – Рисунок 5</w:t>
-      </w:r>
-    </w:p>
-    <w:p>
-      <w:pPr>
-        <w:rPr>
-          <w:bCs/>
-        </w:rPr>
-      </w:pPr>
-      <w:r>
-        <w:rPr>
-          <w:bCs/>
+          <w:sz w:val="28"/>
+          <w:szCs w:val="28"/>
+        </w:rPr>
+      </w:pPr>
+    </w:p>
+    <w:p>
+      <w:pPr>
+        <w:rPr>
+          <w:bCs/>
+          <w:sz w:val="28"/>
+          <w:szCs w:val="28"/>
+        </w:rPr>
+      </w:pPr>
+      <w:r>
+        <w:rPr>
+          <w:bCs/>
+          <w:sz w:val="28"/>
+          <w:szCs w:val="28"/>
         </w:rPr>
         <w:t>Работа с рецептурами</w:t>
       </w:r>
@@ -1975,24 +3096,85 @@
       <w:pPr>
         <w:rPr>
           <w:bCs/>
-        </w:rPr>
-      </w:pPr>
-      <w:r>
-        <w:rPr>
-          <w:bCs/>
+          <w:sz w:val="28"/>
+          <w:szCs w:val="28"/>
+        </w:rPr>
+      </w:pPr>
+      <w:r>
+        <w:rPr>
+          <w:bCs/>
+          <w:sz w:val="28"/>
+          <w:szCs w:val="28"/>
         </w:rPr>
         <w:t>Страница «Рецептуры» (рисунок 5) позволяет создавать рецептуры и добавлять компоненты с указанием процентного содержания.</w:t>
       </w:r>
     </w:p>
     <w:p>
       <w:pPr>
-        <w:rPr>
-          <w:bCs/>
-        </w:rPr>
-      </w:pPr>
-      <w:r>
-        <w:rPr>
-          <w:bCs/>
+        <w:jc w:val="center"/>
+        <w:rPr>
+          <w:bCs/>
+          <w:sz w:val="28"/>
+          <w:szCs w:val="28"/>
+        </w:rPr>
+      </w:pPr>
+      <w:r>
+        <w:rPr>
+          <w:noProof/>
+          <w:sz w:val="28"/>
+          <w:szCs w:val="28"/>
+        </w:rPr>
+        <w:drawing>
+          <wp:inline distT="0" distB="0" distL="0" distR="0" wp14:anchorId="2CC74A88" wp14:editId="74831F1E">
+            <wp:extent cx="5940425" cy="1938655"/>
+            <wp:effectExtent l="0" t="0" r="3175" b="4445"/>
+            <wp:docPr id="157419202" name="Рисунок 1"/>
+            <wp:cNvGraphicFramePr>
+              <a:graphicFrameLocks xmlns:a="http://schemas.openxmlformats.org/drawingml/2006/main" noChangeAspect="1"/>
+            </wp:cNvGraphicFramePr>
+            <a:graphic xmlns:a="http://schemas.openxmlformats.org/drawingml/2006/main">
+              <a:graphicData uri="http://schemas.openxmlformats.org/drawingml/2006/picture">
+                <pic:pic xmlns:pic="http://schemas.openxmlformats.org/drawingml/2006/picture">
+                  <pic:nvPicPr>
+                    <pic:cNvPr id="157419202" name=""/>
+                    <pic:cNvPicPr/>
+                  </pic:nvPicPr>
+                  <pic:blipFill>
+                    <a:blip r:embed="rId9"/>
+                    <a:stretch>
+                      <a:fillRect/>
+                    </a:stretch>
+                  </pic:blipFill>
+                  <pic:spPr>
+                    <a:xfrm>
+                      <a:off x="0" y="0"/>
+                      <a:ext cx="5940425" cy="1938655"/>
+                    </a:xfrm>
+                    <a:prstGeom prst="rect">
+                      <a:avLst/>
+                    </a:prstGeom>
+                  </pic:spPr>
+                </pic:pic>
+              </a:graphicData>
+            </a:graphic>
+          </wp:inline>
+        </w:drawing>
+      </w:r>
+    </w:p>
+    <w:p>
+      <w:pPr>
+        <w:jc w:val="center"/>
+        <w:rPr>
+          <w:bCs/>
+          <w:sz w:val="28"/>
+          <w:szCs w:val="28"/>
+        </w:rPr>
+      </w:pPr>
+      <w:r>
+        <w:rPr>
+          <w:bCs/>
+          <w:sz w:val="28"/>
+          <w:szCs w:val="28"/>
         </w:rPr>
         <w:t>Рисунок 5 – Страница «Рецептуры»</w:t>
       </w:r>
@@ -2001,41 +3183,17 @@
       <w:pPr>
         <w:rPr>
           <w:bCs/>
-        </w:rPr>
-      </w:pPr>
-      <w:r>
-        <w:rPr>
-          <w:bCs/>
-          <w:i/>
-          <w:iCs/>
-        </w:rPr>
-        <w:t>Источник: файл </w:t>
-      </w:r>
-      <w:r>
-        <w:rPr>
-          <w:bCs/>
-        </w:rPr>
-        <w:t>3 День.docx</w:t>
-      </w:r>
-      <w:r>
-        <w:rPr>
-          <w:bCs/>
-          <w:i/>
-          <w:iCs/>
-        </w:rPr>
-        <w:t> – Рисунок 6</w:t>
-      </w:r>
-    </w:p>
-    <w:p>
-      <w:pPr>
-        <w:rPr>
-          <w:bCs/>
-        </w:rPr>
-      </w:pPr>
-      <w:r>
-        <w:rPr>
-          <w:bCs/>
-        </w:rPr>
+          <w:sz w:val="28"/>
+          <w:szCs w:val="28"/>
+        </w:rPr>
+      </w:pPr>
+      <w:r>
+        <w:rPr>
+          <w:bCs/>
+          <w:sz w:val="28"/>
+          <w:szCs w:val="28"/>
+        </w:rPr>
+        <w:lastRenderedPageBreak/>
         <w:t>Работа с заказами</w:t>
       </w:r>
     </w:p>
@@ -2043,229 +3201,446 @@
       <w:pPr>
         <w:rPr>
           <w:bCs/>
-        </w:rPr>
-      </w:pPr>
-      <w:r>
-        <w:rPr>
-          <w:bCs/>
+          <w:sz w:val="28"/>
+          <w:szCs w:val="28"/>
+        </w:rPr>
+      </w:pPr>
+      <w:r>
+        <w:rPr>
+          <w:bCs/>
+          <w:sz w:val="28"/>
+          <w:szCs w:val="28"/>
         </w:rPr>
         <w:t>Страница «Заказы» (рисунок 6) позволяет создавать производственные заказы.</w:t>
       </w:r>
     </w:p>
     <w:p>
       <w:pPr>
-        <w:rPr>
-          <w:bCs/>
-        </w:rPr>
-      </w:pPr>
-      <w:r>
-        <w:rPr>
-          <w:bCs/>
+        <w:jc w:val="center"/>
+        <w:rPr>
+          <w:bCs/>
+          <w:sz w:val="28"/>
+          <w:szCs w:val="28"/>
+        </w:rPr>
+      </w:pPr>
+      <w:r>
+        <w:rPr>
+          <w:noProof/>
+          <w:sz w:val="28"/>
+          <w:szCs w:val="28"/>
+        </w:rPr>
+        <w:drawing>
+          <wp:inline distT="0" distB="0" distL="0" distR="0" wp14:anchorId="379A6F77" wp14:editId="3AB2F136">
+            <wp:extent cx="5820587" cy="1286054"/>
+            <wp:effectExtent l="0" t="0" r="8890" b="9525"/>
+            <wp:docPr id="1399257548" name="Рисунок 1"/>
+            <wp:cNvGraphicFramePr>
+              <a:graphicFrameLocks xmlns:a="http://schemas.openxmlformats.org/drawingml/2006/main" noChangeAspect="1"/>
+            </wp:cNvGraphicFramePr>
+            <a:graphic xmlns:a="http://schemas.openxmlformats.org/drawingml/2006/main">
+              <a:graphicData uri="http://schemas.openxmlformats.org/drawingml/2006/picture">
+                <pic:pic xmlns:pic="http://schemas.openxmlformats.org/drawingml/2006/picture">
+                  <pic:nvPicPr>
+                    <pic:cNvPr id="1399257548" name=""/>
+                    <pic:cNvPicPr/>
+                  </pic:nvPicPr>
+                  <pic:blipFill>
+                    <a:blip r:embed="rId10"/>
+                    <a:stretch>
+                      <a:fillRect/>
+                    </a:stretch>
+                  </pic:blipFill>
+                  <pic:spPr>
+                    <a:xfrm>
+                      <a:off x="0" y="0"/>
+                      <a:ext cx="5820587" cy="1286054"/>
+                    </a:xfrm>
+                    <a:prstGeom prst="rect">
+                      <a:avLst/>
+                    </a:prstGeom>
+                  </pic:spPr>
+                </pic:pic>
+              </a:graphicData>
+            </a:graphic>
+          </wp:inline>
+        </w:drawing>
+      </w:r>
+    </w:p>
+    <w:p>
+      <w:pPr>
+        <w:jc w:val="center"/>
+        <w:rPr>
+          <w:bCs/>
+          <w:sz w:val="28"/>
+          <w:szCs w:val="28"/>
+        </w:rPr>
+      </w:pPr>
+      <w:r>
+        <w:rPr>
+          <w:bCs/>
+          <w:sz w:val="28"/>
+          <w:szCs w:val="28"/>
+        </w:rPr>
+        <w:t>Рисунок 6 – Страница «Заказы»</w:t>
+      </w:r>
+    </w:p>
+    <w:p>
+      <w:pPr>
+        <w:rPr>
+          <w:bCs/>
+          <w:sz w:val="28"/>
+          <w:szCs w:val="28"/>
+        </w:rPr>
+      </w:pPr>
+    </w:p>
+    <w:p>
+      <w:pPr>
+        <w:rPr>
+          <w:bCs/>
+          <w:sz w:val="28"/>
+          <w:szCs w:val="28"/>
+        </w:rPr>
+      </w:pPr>
+      <w:r>
+        <w:rPr>
+          <w:bCs/>
+          <w:sz w:val="28"/>
+          <w:szCs w:val="28"/>
+        </w:rPr>
+        <w:t>Работа с партиями</w:t>
+      </w:r>
+    </w:p>
+    <w:p>
+      <w:pPr>
+        <w:rPr>
+          <w:noProof/>
+          <w:sz w:val="28"/>
+          <w:szCs w:val="28"/>
+        </w:rPr>
+      </w:pPr>
+      <w:r>
+        <w:rPr>
+          <w:bCs/>
+          <w:sz w:val="28"/>
+          <w:szCs w:val="28"/>
+        </w:rPr>
+        <w:t>Страница «Партии» (рисунок 7) позволяет создавать и отслеживать производственные партии.</w:t>
+      </w:r>
+      <w:r>
+        <w:rPr>
+          <w:noProof/>
+          <w:sz w:val="28"/>
+          <w:szCs w:val="28"/>
+        </w:rPr>
+        <w:t xml:space="preserve"> </w:t>
+      </w:r>
+    </w:p>
+    <w:p>
+      <w:pPr>
+        <w:rPr>
+          <w:noProof/>
+          <w:sz w:val="28"/>
+          <w:szCs w:val="28"/>
+        </w:rPr>
+      </w:pPr>
+    </w:p>
+    <w:p>
+      <w:pPr>
+        <w:jc w:val="center"/>
+        <w:rPr>
+          <w:bCs/>
+          <w:sz w:val="28"/>
+          <w:szCs w:val="28"/>
+        </w:rPr>
+      </w:pPr>
+      <w:r>
+        <w:rPr>
+          <w:noProof/>
+          <w:sz w:val="28"/>
+          <w:szCs w:val="28"/>
+        </w:rPr>
+        <w:drawing>
+          <wp:inline distT="0" distB="0" distL="0" distR="0" wp14:anchorId="18A150C9" wp14:editId="7FA4E185">
+            <wp:extent cx="5940425" cy="1461135"/>
+            <wp:effectExtent l="0" t="0" r="3175" b="5715"/>
+            <wp:docPr id="2031592827" name="Рисунок 1"/>
+            <wp:cNvGraphicFramePr>
+              <a:graphicFrameLocks xmlns:a="http://schemas.openxmlformats.org/drawingml/2006/main" noChangeAspect="1"/>
+            </wp:cNvGraphicFramePr>
+            <a:graphic xmlns:a="http://schemas.openxmlformats.org/drawingml/2006/main">
+              <a:graphicData uri="http://schemas.openxmlformats.org/drawingml/2006/picture">
+                <pic:pic xmlns:pic="http://schemas.openxmlformats.org/drawingml/2006/picture">
+                  <pic:nvPicPr>
+                    <pic:cNvPr id="2031592827" name=""/>
+                    <pic:cNvPicPr/>
+                  </pic:nvPicPr>
+                  <pic:blipFill>
+                    <a:blip r:embed="rId11"/>
+                    <a:stretch>
+                      <a:fillRect/>
+                    </a:stretch>
+                  </pic:blipFill>
+                  <pic:spPr>
+                    <a:xfrm>
+                      <a:off x="0" y="0"/>
+                      <a:ext cx="5940425" cy="1461135"/>
+                    </a:xfrm>
+                    <a:prstGeom prst="rect">
+                      <a:avLst/>
+                    </a:prstGeom>
+                  </pic:spPr>
+                </pic:pic>
+              </a:graphicData>
+            </a:graphic>
+          </wp:inline>
+        </w:drawing>
+      </w:r>
+    </w:p>
+    <w:p>
+      <w:pPr>
+        <w:jc w:val="center"/>
+        <w:rPr>
+          <w:bCs/>
+          <w:sz w:val="28"/>
+          <w:szCs w:val="28"/>
+        </w:rPr>
+      </w:pPr>
+      <w:r>
+        <w:rPr>
+          <w:bCs/>
+          <w:sz w:val="28"/>
+          <w:szCs w:val="28"/>
+        </w:rPr>
+        <w:t>Рисунок 7 – Страница «Партии»</w:t>
+      </w:r>
+    </w:p>
+    <w:p>
+      <w:pPr>
+        <w:jc w:val="center"/>
+        <w:rPr>
+          <w:bCs/>
+          <w:sz w:val="28"/>
+          <w:szCs w:val="28"/>
+        </w:rPr>
+      </w:pPr>
+    </w:p>
+    <w:p>
+      <w:pPr>
+        <w:rPr>
+          <w:bCs/>
+          <w:sz w:val="28"/>
+          <w:szCs w:val="28"/>
+        </w:rPr>
+      </w:pPr>
+      <w:r>
+        <w:rPr>
+          <w:bCs/>
+          <w:sz w:val="28"/>
+          <w:szCs w:val="28"/>
+        </w:rPr>
+        <w:t>3.3. Модуль лаборанта</w:t>
+      </w:r>
+    </w:p>
+    <w:p>
+      <w:pPr>
+        <w:rPr>
+          <w:bCs/>
+          <w:sz w:val="28"/>
+          <w:szCs w:val="28"/>
+        </w:rPr>
+      </w:pPr>
+      <w:r>
+        <w:rPr>
+          <w:bCs/>
+          <w:sz w:val="28"/>
+          <w:szCs w:val="28"/>
+        </w:rPr>
+        <w:t>При входе лаборанта открывается главное окно, показанное на рисунке 8.</w:t>
+      </w:r>
+    </w:p>
+    <w:p>
+      <w:pPr>
+        <w:jc w:val="center"/>
+        <w:rPr>
+          <w:bCs/>
+          <w:sz w:val="28"/>
+          <w:szCs w:val="28"/>
+        </w:rPr>
+      </w:pPr>
+      <w:r>
+        <w:rPr>
+          <w:noProof/>
+          <w:sz w:val="28"/>
+          <w:szCs w:val="28"/>
+          <w:lang w:val="en-US"/>
+        </w:rPr>
+        <w:drawing>
+          <wp:inline distT="0" distB="0" distL="0" distR="0" wp14:anchorId="7B2CB976" wp14:editId="7DD3D681">
+            <wp:extent cx="5940425" cy="2952115"/>
+            <wp:effectExtent l="0" t="0" r="3175" b="635"/>
+            <wp:docPr id="1019180277" name="Рисунок 1"/>
+            <wp:cNvGraphicFramePr>
+              <a:graphicFrameLocks xmlns:a="http://schemas.openxmlformats.org/drawingml/2006/main" noChangeAspect="1"/>
+            </wp:cNvGraphicFramePr>
+            <a:graphic xmlns:a="http://schemas.openxmlformats.org/drawingml/2006/main">
+              <a:graphicData uri="http://schemas.openxmlformats.org/drawingml/2006/picture">
+                <pic:pic xmlns:pic="http://schemas.openxmlformats.org/drawingml/2006/picture">
+                  <pic:nvPicPr>
+                    <pic:cNvPr id="1019180277" name=""/>
+                    <pic:cNvPicPr/>
+                  </pic:nvPicPr>
+                  <pic:blipFill>
+                    <a:blip r:embed="rId12"/>
+                    <a:stretch>
+                      <a:fillRect/>
+                    </a:stretch>
+                  </pic:blipFill>
+                  <pic:spPr>
+                    <a:xfrm>
+                      <a:off x="0" y="0"/>
+                      <a:ext cx="5940425" cy="2952115"/>
+                    </a:xfrm>
+                    <a:prstGeom prst="rect">
+                      <a:avLst/>
+                    </a:prstGeom>
+                  </pic:spPr>
+                </pic:pic>
+              </a:graphicData>
+            </a:graphic>
+          </wp:inline>
+        </w:drawing>
+      </w:r>
+    </w:p>
+    <w:p>
+      <w:pPr>
+        <w:jc w:val="center"/>
+        <w:rPr>
+          <w:bCs/>
+          <w:sz w:val="28"/>
+          <w:szCs w:val="28"/>
+        </w:rPr>
+      </w:pPr>
+      <w:r>
+        <w:rPr>
+          <w:bCs/>
+          <w:sz w:val="28"/>
+          <w:szCs w:val="28"/>
+        </w:rPr>
+        <w:t>Рисунок 8 – Главное окно лаборанта</w:t>
+      </w:r>
+    </w:p>
+    <w:p>
+      <w:pPr>
+        <w:jc w:val="center"/>
+        <w:rPr>
+          <w:bCs/>
+          <w:sz w:val="28"/>
+          <w:szCs w:val="28"/>
+        </w:rPr>
+      </w:pPr>
+    </w:p>
+    <w:p>
+      <w:pPr>
+        <w:rPr>
+          <w:bCs/>
+          <w:sz w:val="28"/>
+          <w:szCs w:val="28"/>
+        </w:rPr>
+      </w:pPr>
+      <w:r>
+        <w:rPr>
+          <w:bCs/>
+          <w:sz w:val="28"/>
+          <w:szCs w:val="28"/>
+        </w:rPr>
+        <w:t>Работа с испытаниями</w:t>
+      </w:r>
+    </w:p>
+    <w:p>
+      <w:pPr>
+        <w:rPr>
+          <w:bCs/>
+          <w:sz w:val="28"/>
+          <w:szCs w:val="28"/>
+        </w:rPr>
+      </w:pPr>
+      <w:r>
+        <w:rPr>
+          <w:bCs/>
+          <w:sz w:val="28"/>
+          <w:szCs w:val="28"/>
+        </w:rPr>
+        <w:t>Страница «Испытания» (рисунок 9) позволяет создавать испытания, вводить результаты и принимать решения о допуске или блокировке партии.</w:t>
+      </w:r>
+    </w:p>
+    <w:p>
+      <w:pPr>
+        <w:jc w:val="center"/>
+        <w:rPr>
+          <w:bCs/>
+          <w:sz w:val="28"/>
+          <w:szCs w:val="28"/>
+        </w:rPr>
+      </w:pPr>
+      <w:r>
+        <w:rPr>
+          <w:noProof/>
+          <w:sz w:val="28"/>
+          <w:szCs w:val="28"/>
+          <w:lang w:val="en-US"/>
         </w:rPr>
         <w:lastRenderedPageBreak/>
-        <w:t>Рисунок 6 – Страница «Заказы»</w:t>
-      </w:r>
-    </w:p>
-    <w:p>
-      <w:pPr>
-        <w:rPr>
-          <w:bCs/>
-        </w:rPr>
-      </w:pPr>
-      <w:r>
-        <w:rPr>
-          <w:bCs/>
-          <w:i/>
-          <w:iCs/>
-        </w:rPr>
-        <w:t>Источник: файл </w:t>
-      </w:r>
-      <w:r>
-        <w:rPr>
-          <w:bCs/>
-        </w:rPr>
-        <w:t>3 День.docx</w:t>
-      </w:r>
-      <w:r>
-        <w:rPr>
-          <w:bCs/>
-          <w:i/>
-          <w:iCs/>
-        </w:rPr>
-        <w:t> – Рисунок 8</w:t>
-      </w:r>
-    </w:p>
-    <w:p>
-      <w:pPr>
-        <w:rPr>
-          <w:bCs/>
-        </w:rPr>
-      </w:pPr>
-      <w:r>
-        <w:rPr>
-          <w:bCs/>
-        </w:rPr>
-        <w:t>Работа с партиями</w:t>
-      </w:r>
-    </w:p>
-    <w:p>
-      <w:pPr>
-        <w:rPr>
-          <w:bCs/>
-        </w:rPr>
-      </w:pPr>
-      <w:r>
-        <w:rPr>
-          <w:bCs/>
-        </w:rPr>
-        <w:t>Страница «Партии» (рисунок 7) позволяет создавать и отслеживать производственные партии.</w:t>
-      </w:r>
-    </w:p>
-    <w:p>
-      <w:pPr>
-        <w:rPr>
-          <w:bCs/>
-        </w:rPr>
-      </w:pPr>
-      <w:r>
-        <w:rPr>
-          <w:bCs/>
-        </w:rPr>
-        <w:t>Рисунок 7 – Страница «Партии»</w:t>
-      </w:r>
-    </w:p>
-    <w:p>
-      <w:pPr>
-        <w:rPr>
-          <w:bCs/>
-        </w:rPr>
-      </w:pPr>
-      <w:r>
-        <w:rPr>
-          <w:bCs/>
-          <w:i/>
-          <w:iCs/>
-        </w:rPr>
-        <w:t>Источник: файл </w:t>
-      </w:r>
-      <w:r>
-        <w:rPr>
-          <w:bCs/>
-        </w:rPr>
-        <w:t>3 День.docx</w:t>
-      </w:r>
-      <w:r>
-        <w:rPr>
-          <w:bCs/>
-          <w:i/>
-          <w:iCs/>
-        </w:rPr>
-        <w:t> – Рисунок 9</w:t>
-      </w:r>
-    </w:p>
-    <w:p>
-      <w:pPr>
-        <w:rPr>
-          <w:bCs/>
-        </w:rPr>
-      </w:pPr>
-      <w:r>
-        <w:rPr>
-          <w:bCs/>
-        </w:rPr>
-        <w:t>3.3. Модуль лаборанта</w:t>
-      </w:r>
-    </w:p>
-    <w:p>
-      <w:pPr>
-        <w:rPr>
-          <w:bCs/>
-        </w:rPr>
-      </w:pPr>
-      <w:r>
-        <w:rPr>
-          <w:bCs/>
-        </w:rPr>
-        <w:t>При входе лаборанта открывается главное окно, показанное на рисунке 8.</w:t>
-      </w:r>
-    </w:p>
-    <w:p>
-      <w:pPr>
-        <w:rPr>
-          <w:bCs/>
-        </w:rPr>
-      </w:pPr>
-      <w:r>
-        <w:rPr>
-          <w:bCs/>
-        </w:rPr>
-        <w:t>Рисунок 8 – Главное окно лаборанта</w:t>
-      </w:r>
-    </w:p>
-    <w:p>
-      <w:pPr>
-        <w:rPr>
-          <w:bCs/>
-        </w:rPr>
-      </w:pPr>
-      <w:r>
-        <w:rPr>
-          <w:bCs/>
-          <w:i/>
-          <w:iCs/>
-        </w:rPr>
-        <w:t>Источник: файл </w:t>
-      </w:r>
-      <w:r>
-        <w:rPr>
-          <w:bCs/>
-        </w:rPr>
-        <w:t>Сессия 4.docx</w:t>
-      </w:r>
-      <w:r>
-        <w:rPr>
-          <w:bCs/>
-          <w:i/>
-          <w:iCs/>
-        </w:rPr>
-        <w:t> – Рисунок 3</w:t>
-      </w:r>
-    </w:p>
-    <w:p>
-      <w:pPr>
-        <w:rPr>
-          <w:bCs/>
-        </w:rPr>
-      </w:pPr>
-      <w:r>
-        <w:rPr>
-          <w:bCs/>
-        </w:rPr>
-        <w:t>Работа с испытаниями</w:t>
-      </w:r>
-    </w:p>
-    <w:p>
-      <w:pPr>
-        <w:rPr>
-          <w:bCs/>
-        </w:rPr>
-      </w:pPr>
-      <w:r>
-        <w:rPr>
-          <w:bCs/>
-        </w:rPr>
-        <w:t>Страница «Испытания» (рисунок 9) позволяет создавать испытания, вводить результаты и принимать решения о допуске или блокировке партии.</w:t>
-      </w:r>
-    </w:p>
-    <w:p>
-      <w:pPr>
-        <w:rPr>
-          <w:bCs/>
-        </w:rPr>
-      </w:pPr>
-      <w:r>
-        <w:rPr>
-          <w:bCs/>
+        <w:drawing>
+          <wp:inline distT="0" distB="0" distL="0" distR="0" wp14:anchorId="3FD58127" wp14:editId="7CC87C1F">
+            <wp:extent cx="5940425" cy="2646045"/>
+            <wp:effectExtent l="0" t="0" r="3175" b="1905"/>
+            <wp:docPr id="1069339662" name="Рисунок 1"/>
+            <wp:cNvGraphicFramePr>
+              <a:graphicFrameLocks xmlns:a="http://schemas.openxmlformats.org/drawingml/2006/main" noChangeAspect="1"/>
+            </wp:cNvGraphicFramePr>
+            <a:graphic xmlns:a="http://schemas.openxmlformats.org/drawingml/2006/main">
+              <a:graphicData uri="http://schemas.openxmlformats.org/drawingml/2006/picture">
+                <pic:pic xmlns:pic="http://schemas.openxmlformats.org/drawingml/2006/picture">
+                  <pic:nvPicPr>
+                    <pic:cNvPr id="1069339662" name=""/>
+                    <pic:cNvPicPr/>
+                  </pic:nvPicPr>
+                  <pic:blipFill>
+                    <a:blip r:embed="rId13"/>
+                    <a:stretch>
+                      <a:fillRect/>
+                    </a:stretch>
+                  </pic:blipFill>
+                  <pic:spPr>
+                    <a:xfrm>
+                      <a:off x="0" y="0"/>
+                      <a:ext cx="5940425" cy="2646045"/>
+                    </a:xfrm>
+                    <a:prstGeom prst="rect">
+                      <a:avLst/>
+                    </a:prstGeom>
+                  </pic:spPr>
+                </pic:pic>
+              </a:graphicData>
+            </a:graphic>
+          </wp:inline>
+        </w:drawing>
+      </w:r>
+    </w:p>
+    <w:p>
+      <w:pPr>
+        <w:jc w:val="center"/>
+        <w:rPr>
+          <w:bCs/>
+          <w:sz w:val="28"/>
+          <w:szCs w:val="28"/>
+        </w:rPr>
+      </w:pPr>
+      <w:r>
+        <w:rPr>
+          <w:bCs/>
+          <w:sz w:val="28"/>
+          <w:szCs w:val="28"/>
         </w:rPr>
         <w:t>Рисунок 9 – Страница «Испытания»</w:t>
       </w:r>
@@ -2274,40 +3649,24 @@
       <w:pPr>
         <w:rPr>
           <w:bCs/>
-        </w:rPr>
-      </w:pPr>
-      <w:r>
-        <w:rPr>
-          <w:bCs/>
-          <w:i/>
-          <w:iCs/>
-        </w:rPr>
-        <w:t>Источник: файл </w:t>
-      </w:r>
-      <w:r>
-        <w:rPr>
-          <w:bCs/>
-        </w:rPr>
-        <w:t>Сессия 4.docx</w:t>
-      </w:r>
-      <w:r>
-        <w:rPr>
-          <w:bCs/>
-          <w:i/>
-          <w:iCs/>
-        </w:rPr>
-        <w:t> – Рисунок 6</w:t>
-      </w:r>
-    </w:p>
-    <w:p>
-      <w:pPr>
-        <w:rPr>
-          <w:bCs/>
-        </w:rPr>
-      </w:pPr>
-      <w:r>
-        <w:rPr>
-          <w:bCs/>
+          <w:sz w:val="28"/>
+          <w:szCs w:val="28"/>
+        </w:rPr>
+      </w:pPr>
+    </w:p>
+    <w:p>
+      <w:pPr>
+        <w:rPr>
+          <w:bCs/>
+          <w:sz w:val="28"/>
+          <w:szCs w:val="28"/>
+        </w:rPr>
+      </w:pPr>
+      <w:r>
+        <w:rPr>
+          <w:bCs/>
+          <w:sz w:val="28"/>
+          <w:szCs w:val="28"/>
         </w:rPr>
         <w:t>3.4. Модуль аппаратчика</w:t>
       </w:r>
@@ -2316,24 +3675,85 @@
       <w:pPr>
         <w:rPr>
           <w:bCs/>
-        </w:rPr>
-      </w:pPr>
-      <w:r>
-        <w:rPr>
-          <w:bCs/>
+          <w:sz w:val="28"/>
+          <w:szCs w:val="28"/>
+        </w:rPr>
+      </w:pPr>
+      <w:r>
+        <w:rPr>
+          <w:bCs/>
+          <w:sz w:val="28"/>
+          <w:szCs w:val="28"/>
         </w:rPr>
         <w:t>При входе аппаратчика открывается главное окно, показанное на рисунке 10.</w:t>
       </w:r>
     </w:p>
     <w:p>
       <w:pPr>
-        <w:rPr>
-          <w:bCs/>
-        </w:rPr>
-      </w:pPr>
-      <w:r>
-        <w:rPr>
-          <w:bCs/>
+        <w:jc w:val="center"/>
+        <w:rPr>
+          <w:bCs/>
+          <w:sz w:val="28"/>
+          <w:szCs w:val="28"/>
+        </w:rPr>
+      </w:pPr>
+      <w:r>
+        <w:rPr>
+          <w:noProof/>
+        </w:rPr>
+        <w:drawing>
+          <wp:inline distT="0" distB="0" distL="0" distR="0" wp14:anchorId="15057714" wp14:editId="0DB6062C">
+            <wp:extent cx="5940425" cy="3121025"/>
+            <wp:effectExtent l="0" t="0" r="3175" b="3175"/>
+            <wp:docPr id="33261488" name="Рисунок 1"/>
+            <wp:cNvGraphicFramePr>
+              <a:graphicFrameLocks xmlns:a="http://schemas.openxmlformats.org/drawingml/2006/main" noChangeAspect="1"/>
+            </wp:cNvGraphicFramePr>
+            <a:graphic xmlns:a="http://schemas.openxmlformats.org/drawingml/2006/main">
+              <a:graphicData uri="http://schemas.openxmlformats.org/drawingml/2006/picture">
+                <pic:pic xmlns:pic="http://schemas.openxmlformats.org/drawingml/2006/picture">
+                  <pic:nvPicPr>
+                    <pic:cNvPr id="33261488" name="Рисунок 1"/>
+                    <pic:cNvPicPr>
+                      <a:picLocks noChangeAspect="1"/>
+                    </pic:cNvPicPr>
+                  </pic:nvPicPr>
+                  <pic:blipFill>
+                    <a:blip r:embed="rId14"/>
+                    <a:stretch>
+                      <a:fillRect/>
+                    </a:stretch>
+                  </pic:blipFill>
+                  <pic:spPr>
+                    <a:xfrm>
+                      <a:off x="0" y="0"/>
+                      <a:ext cx="5940425" cy="3121025"/>
+                    </a:xfrm>
+                    <a:prstGeom prst="rect">
+                      <a:avLst/>
+                    </a:prstGeom>
+                  </pic:spPr>
+                </pic:pic>
+              </a:graphicData>
+            </a:graphic>
+          </wp:inline>
+        </w:drawing>
+      </w:r>
+    </w:p>
+    <w:p>
+      <w:pPr>
+        <w:jc w:val="center"/>
+        <w:rPr>
+          <w:bCs/>
+          <w:sz w:val="28"/>
+          <w:szCs w:val="28"/>
+        </w:rPr>
+      </w:pPr>
+      <w:r>
+        <w:rPr>
+          <w:bCs/>
+          <w:sz w:val="28"/>
+          <w:szCs w:val="28"/>
         </w:rPr>
         <w:t>Рисунок 10 – Главное окно аппаратчика</w:t>
       </w:r>
@@ -2342,40 +3762,24 @@
       <w:pPr>
         <w:rPr>
           <w:bCs/>
-        </w:rPr>
-      </w:pPr>
-      <w:r>
-        <w:rPr>
-          <w:bCs/>
-          <w:i/>
-          <w:iCs/>
-        </w:rPr>
-        <w:t>Источник: файл </w:t>
-      </w:r>
-      <w:r>
-        <w:rPr>
-          <w:bCs/>
-        </w:rPr>
-        <w:t>5 Сессия.docx</w:t>
-      </w:r>
-      <w:r>
-        <w:rPr>
-          <w:bCs/>
-          <w:i/>
-          <w:iCs/>
-        </w:rPr>
-        <w:t> – Рисунок 1</w:t>
-      </w:r>
-    </w:p>
-    <w:p>
-      <w:pPr>
-        <w:rPr>
-          <w:bCs/>
-        </w:rPr>
-      </w:pPr>
-      <w:r>
-        <w:rPr>
-          <w:bCs/>
+          <w:sz w:val="28"/>
+          <w:szCs w:val="28"/>
+        </w:rPr>
+      </w:pPr>
+    </w:p>
+    <w:p>
+      <w:pPr>
+        <w:rPr>
+          <w:bCs/>
+          <w:sz w:val="28"/>
+          <w:szCs w:val="28"/>
+        </w:rPr>
+      </w:pPr>
+      <w:r>
+        <w:rPr>
+          <w:bCs/>
+          <w:sz w:val="28"/>
+          <w:szCs w:val="28"/>
         </w:rPr>
         <w:t>Работа с активными партиями</w:t>
       </w:r>
@@ -2384,24 +3788,86 @@
       <w:pPr>
         <w:rPr>
           <w:bCs/>
-        </w:rPr>
-      </w:pPr>
-      <w:r>
-        <w:rPr>
-          <w:bCs/>
+          <w:sz w:val="28"/>
+          <w:szCs w:val="28"/>
+        </w:rPr>
+      </w:pPr>
+      <w:r>
+        <w:rPr>
+          <w:bCs/>
+          <w:sz w:val="28"/>
+          <w:szCs w:val="28"/>
         </w:rPr>
         <w:t>Страница «Активные партии» (рисунок 11) отображает партии, готовые к выполнению.</w:t>
       </w:r>
     </w:p>
     <w:p>
       <w:pPr>
-        <w:rPr>
-          <w:bCs/>
-        </w:rPr>
-      </w:pPr>
-      <w:r>
-        <w:rPr>
-          <w:bCs/>
+        <w:jc w:val="center"/>
+        <w:rPr>
+          <w:bCs/>
+          <w:sz w:val="28"/>
+          <w:szCs w:val="28"/>
+        </w:rPr>
+      </w:pPr>
+      <w:r>
+        <w:rPr>
+          <w:noProof/>
+        </w:rPr>
+        <w:lastRenderedPageBreak/>
+        <w:drawing>
+          <wp:inline distT="0" distB="0" distL="0" distR="0" wp14:anchorId="295473A8" wp14:editId="50A3DF8C">
+            <wp:extent cx="4590576" cy="3200400"/>
+            <wp:effectExtent l="0" t="0" r="635" b="0"/>
+            <wp:docPr id="1385293229" name="Рисунок 1"/>
+            <wp:cNvGraphicFramePr>
+              <a:graphicFrameLocks xmlns:a="http://schemas.openxmlformats.org/drawingml/2006/main" noChangeAspect="1"/>
+            </wp:cNvGraphicFramePr>
+            <a:graphic xmlns:a="http://schemas.openxmlformats.org/drawingml/2006/main">
+              <a:graphicData uri="http://schemas.openxmlformats.org/drawingml/2006/picture">
+                <pic:pic xmlns:pic="http://schemas.openxmlformats.org/drawingml/2006/picture">
+                  <pic:nvPicPr>
+                    <pic:cNvPr id="1385293229" name="Рисунок 1"/>
+                    <pic:cNvPicPr>
+                      <a:picLocks noChangeAspect="1"/>
+                    </pic:cNvPicPr>
+                  </pic:nvPicPr>
+                  <pic:blipFill>
+                    <a:blip r:embed="rId15"/>
+                    <a:stretch>
+                      <a:fillRect/>
+                    </a:stretch>
+                  </pic:blipFill>
+                  <pic:spPr>
+                    <a:xfrm>
+                      <a:off x="0" y="0"/>
+                      <a:ext cx="4591921" cy="3201338"/>
+                    </a:xfrm>
+                    <a:prstGeom prst="rect">
+                      <a:avLst/>
+                    </a:prstGeom>
+                  </pic:spPr>
+                </pic:pic>
+              </a:graphicData>
+            </a:graphic>
+          </wp:inline>
+        </w:drawing>
+      </w:r>
+    </w:p>
+    <w:p>
+      <w:pPr>
+        <w:jc w:val="center"/>
+        <w:rPr>
+          <w:bCs/>
+          <w:sz w:val="28"/>
+          <w:szCs w:val="28"/>
+        </w:rPr>
+      </w:pPr>
+      <w:r>
+        <w:rPr>
+          <w:bCs/>
+          <w:sz w:val="28"/>
+          <w:szCs w:val="28"/>
         </w:rPr>
         <w:t>Рисунок 11 – Страница «Активные партии»</w:t>
       </w:r>
@@ -2410,40 +3876,24 @@
       <w:pPr>
         <w:rPr>
           <w:bCs/>
-        </w:rPr>
-      </w:pPr>
-      <w:r>
-        <w:rPr>
-          <w:bCs/>
-          <w:i/>
-          <w:iCs/>
-        </w:rPr>
-        <w:t>Источник: файл </w:t>
-      </w:r>
-      <w:r>
-        <w:rPr>
-          <w:bCs/>
-        </w:rPr>
-        <w:t>5 Сессия.docx</w:t>
-      </w:r>
-      <w:r>
-        <w:rPr>
-          <w:bCs/>
-          <w:i/>
-          <w:iCs/>
-        </w:rPr>
-        <w:t> – Рисунок 2</w:t>
-      </w:r>
-    </w:p>
-    <w:p>
-      <w:pPr>
-        <w:rPr>
-          <w:bCs/>
-        </w:rPr>
-      </w:pPr>
-      <w:r>
-        <w:rPr>
-          <w:bCs/>
+          <w:sz w:val="28"/>
+          <w:szCs w:val="28"/>
+        </w:rPr>
+      </w:pPr>
+    </w:p>
+    <w:p>
+      <w:pPr>
+        <w:rPr>
+          <w:bCs/>
+          <w:sz w:val="28"/>
+          <w:szCs w:val="28"/>
+        </w:rPr>
+      </w:pPr>
+      <w:r>
+        <w:rPr>
+          <w:bCs/>
+          <w:sz w:val="28"/>
+          <w:szCs w:val="28"/>
         </w:rPr>
         <w:t>Программа партии</w:t>
       </w:r>
@@ -2452,24 +3902,85 @@
       <w:pPr>
         <w:rPr>
           <w:bCs/>
-        </w:rPr>
-      </w:pPr>
-      <w:r>
-        <w:rPr>
-          <w:bCs/>
+          <w:sz w:val="28"/>
+          <w:szCs w:val="28"/>
+        </w:rPr>
+      </w:pPr>
+      <w:r>
+        <w:rPr>
+          <w:bCs/>
+          <w:sz w:val="28"/>
+          <w:szCs w:val="28"/>
         </w:rPr>
         <w:t>Страница «Программа партии» (рисунок 12) позволяет выполнять технологические шаги, вводить фактические параметры и фиксировать отклонения.</w:t>
       </w:r>
     </w:p>
     <w:p>
       <w:pPr>
-        <w:rPr>
-          <w:bCs/>
-        </w:rPr>
-      </w:pPr>
-      <w:r>
-        <w:rPr>
-          <w:bCs/>
+        <w:jc w:val="center"/>
+        <w:rPr>
+          <w:bCs/>
+          <w:sz w:val="28"/>
+          <w:szCs w:val="28"/>
+        </w:rPr>
+      </w:pPr>
+      <w:r>
+        <w:rPr>
+          <w:noProof/>
+        </w:rPr>
+        <w:drawing>
+          <wp:inline distT="0" distB="0" distL="0" distR="0" wp14:anchorId="362842CA" wp14:editId="32DC834E">
+            <wp:extent cx="3943350" cy="2916098"/>
+            <wp:effectExtent l="0" t="0" r="0" b="0"/>
+            <wp:docPr id="1379112528" name="Рисунок 1"/>
+            <wp:cNvGraphicFramePr>
+              <a:graphicFrameLocks xmlns:a="http://schemas.openxmlformats.org/drawingml/2006/main" noChangeAspect="1"/>
+            </wp:cNvGraphicFramePr>
+            <a:graphic xmlns:a="http://schemas.openxmlformats.org/drawingml/2006/main">
+              <a:graphicData uri="http://schemas.openxmlformats.org/drawingml/2006/picture">
+                <pic:pic xmlns:pic="http://schemas.openxmlformats.org/drawingml/2006/picture">
+                  <pic:nvPicPr>
+                    <pic:cNvPr id="1379112528" name="Рисунок 1"/>
+                    <pic:cNvPicPr>
+                      <a:picLocks noChangeAspect="1"/>
+                    </pic:cNvPicPr>
+                  </pic:nvPicPr>
+                  <pic:blipFill>
+                    <a:blip r:embed="rId16"/>
+                    <a:stretch>
+                      <a:fillRect/>
+                    </a:stretch>
+                  </pic:blipFill>
+                  <pic:spPr>
+                    <a:xfrm>
+                      <a:off x="0" y="0"/>
+                      <a:ext cx="3949475" cy="2920627"/>
+                    </a:xfrm>
+                    <a:prstGeom prst="rect">
+                      <a:avLst/>
+                    </a:prstGeom>
+                  </pic:spPr>
+                </pic:pic>
+              </a:graphicData>
+            </a:graphic>
+          </wp:inline>
+        </w:drawing>
+      </w:r>
+    </w:p>
+    <w:p>
+      <w:pPr>
+        <w:jc w:val="center"/>
+        <w:rPr>
+          <w:bCs/>
+          <w:sz w:val="28"/>
+          <w:szCs w:val="28"/>
+        </w:rPr>
+      </w:pPr>
+      <w:r>
+        <w:rPr>
+          <w:bCs/>
+          <w:sz w:val="28"/>
+          <w:szCs w:val="28"/>
         </w:rPr>
         <w:t>Рисунок 12 – Страница «Программа партии»</w:t>
       </w:r>
@@ -2478,55 +3989,24 @@
       <w:pPr>
         <w:rPr>
           <w:bCs/>
-        </w:rPr>
-      </w:pPr>
-      <w:r>
-        <w:rPr>
-          <w:bCs/>
-          <w:i/>
-          <w:iCs/>
-        </w:rPr>
-        <w:t>Источник: файл </w:t>
-      </w:r>
-      <w:r>
-        <w:rPr>
-          <w:bCs/>
-        </w:rPr>
-        <w:t>5 Сессия.docx</w:t>
-      </w:r>
-      <w:r>
-        <w:rPr>
-          <w:bCs/>
-          <w:i/>
-          <w:iCs/>
-        </w:rPr>
-        <w:t> – Рисунок 4</w:t>
-      </w:r>
-    </w:p>
-    <w:p>
-      <w:pPr>
-        <w:rPr>
-          <w:bCs/>
-        </w:rPr>
-      </w:pPr>
-      <w:r>
-        <w:rPr>
-          <w:bCs/>
-        </w:rPr>
-        <w:pict w14:anchorId="49915B04">
-          <v:rect id="_x0000_i1789" style="width:0;height:.75pt" o:hralign="center" o:hrstd="t" o:hr="t" fillcolor="#a0a0a0" stroked="f"/>
-        </w:pict>
-      </w:r>
-    </w:p>
-    <w:p>
-      <w:pPr>
-        <w:rPr>
-          <w:bCs/>
-        </w:rPr>
-      </w:pPr>
-      <w:r>
-        <w:rPr>
-          <w:bCs/>
+          <w:sz w:val="28"/>
+          <w:szCs w:val="28"/>
+        </w:rPr>
+      </w:pPr>
+    </w:p>
+    <w:p>
+      <w:pPr>
+        <w:rPr>
+          <w:bCs/>
+          <w:sz w:val="28"/>
+          <w:szCs w:val="28"/>
+        </w:rPr>
+      </w:pPr>
+      <w:r>
+        <w:rPr>
+          <w:bCs/>
+          <w:sz w:val="28"/>
+          <w:szCs w:val="28"/>
         </w:rPr>
         <w:t>4. Работа в системе контроля версий</w:t>
       </w:r>
@@ -2535,11 +4015,15 @@
       <w:pPr>
         <w:rPr>
           <w:bCs/>
-        </w:rPr>
-      </w:pPr>
-      <w:r>
-        <w:rPr>
-          <w:bCs/>
+          <w:sz w:val="28"/>
+          <w:szCs w:val="28"/>
+        </w:rPr>
+      </w:pPr>
+      <w:r>
+        <w:rPr>
+          <w:bCs/>
+          <w:sz w:val="28"/>
+          <w:szCs w:val="28"/>
         </w:rPr>
         <w:t xml:space="preserve">Для разработки системы использовался </w:t>
       </w:r>
@@ -2547,6 +4031,8 @@
       <w:r>
         <w:rPr>
           <w:bCs/>
+          <w:sz w:val="28"/>
+          <w:szCs w:val="28"/>
         </w:rPr>
         <w:t>Git</w:t>
       </w:r>
@@ -2554,22 +4040,10 @@
       <w:r>
         <w:rPr>
           <w:bCs/>
-        </w:rPr>
-        <w:t xml:space="preserve">. </w:t>
-      </w:r>
-      <w:proofErr w:type="spellStart"/>
-      <w:r>
-        <w:rPr>
-          <w:bCs/>
-        </w:rPr>
-        <w:t>Репозиторий</w:t>
-      </w:r>
-      <w:proofErr w:type="spellEnd"/>
-      <w:r>
-        <w:rPr>
-          <w:bCs/>
-        </w:rPr>
-        <w:t xml:space="preserve"> содержит следующие ветки:</w:t>
+          <w:sz w:val="28"/>
+          <w:szCs w:val="28"/>
+        </w:rPr>
+        <w:t>. Репозиторий содержит следующие ветки:</w:t>
       </w:r>
     </w:p>
     <w:p>
@@ -2580,12 +4054,16 @@
         </w:numPr>
         <w:rPr>
           <w:bCs/>
+          <w:sz w:val="28"/>
+          <w:szCs w:val="28"/>
         </w:rPr>
       </w:pPr>
       <w:proofErr w:type="spellStart"/>
       <w:r>
         <w:rPr>
           <w:bCs/>
+          <w:sz w:val="28"/>
+          <w:szCs w:val="28"/>
         </w:rPr>
         <w:t>main</w:t>
       </w:r>
@@ -2593,6 +4071,8 @@
       <w:r>
         <w:rPr>
           <w:bCs/>
+          <w:sz w:val="28"/>
+          <w:szCs w:val="28"/>
         </w:rPr>
         <w:t> – стабильная версия.</w:t>
       </w:r>
@@ -2605,12 +4085,16 @@
         </w:numPr>
         <w:rPr>
           <w:bCs/>
+          <w:sz w:val="28"/>
+          <w:szCs w:val="28"/>
         </w:rPr>
       </w:pPr>
       <w:proofErr w:type="spellStart"/>
       <w:r>
         <w:rPr>
           <w:bCs/>
+          <w:sz w:val="28"/>
+          <w:szCs w:val="28"/>
         </w:rPr>
         <w:t>develop</w:t>
       </w:r>
@@ -2618,6 +4102,8 @@
       <w:r>
         <w:rPr>
           <w:bCs/>
+          <w:sz w:val="28"/>
+          <w:szCs w:val="28"/>
         </w:rPr>
         <w:t> – основная ветка разработки.</w:t>
       </w:r>
@@ -2630,12 +4116,16 @@
         </w:numPr>
         <w:rPr>
           <w:bCs/>
+          <w:sz w:val="28"/>
+          <w:szCs w:val="28"/>
         </w:rPr>
       </w:pPr>
       <w:proofErr w:type="spellStart"/>
       <w:r>
         <w:rPr>
           <w:bCs/>
+          <w:sz w:val="28"/>
+          <w:szCs w:val="28"/>
         </w:rPr>
         <w:t>feature</w:t>
       </w:r>
@@ -2643,6 +4133,8 @@
       <w:r>
         <w:rPr>
           <w:bCs/>
+          <w:sz w:val="28"/>
+          <w:szCs w:val="28"/>
         </w:rPr>
         <w:t>/</w:t>
       </w:r>
@@ -2650,6 +4142,8 @@
       <w:r>
         <w:rPr>
           <w:bCs/>
+          <w:sz w:val="28"/>
+          <w:szCs w:val="28"/>
         </w:rPr>
         <w:t>database</w:t>
       </w:r>
@@ -2657,6 +4151,8 @@
       <w:r>
         <w:rPr>
           <w:bCs/>
+          <w:sz w:val="28"/>
+          <w:szCs w:val="28"/>
         </w:rPr>
         <w:t> – разработка базы данных.</w:t>
       </w:r>
@@ -2669,12 +4165,16 @@
         </w:numPr>
         <w:rPr>
           <w:bCs/>
+          <w:sz w:val="28"/>
+          <w:szCs w:val="28"/>
         </w:rPr>
       </w:pPr>
       <w:proofErr w:type="spellStart"/>
       <w:r>
         <w:rPr>
           <w:bCs/>
+          <w:sz w:val="28"/>
+          <w:szCs w:val="28"/>
         </w:rPr>
         <w:t>feature</w:t>
       </w:r>
@@ -2682,6 +4182,8 @@
       <w:r>
         <w:rPr>
           <w:bCs/>
+          <w:sz w:val="28"/>
+          <w:szCs w:val="28"/>
         </w:rPr>
         <w:t>/</w:t>
       </w:r>
@@ -2689,6 +4191,8 @@
       <w:r>
         <w:rPr>
           <w:bCs/>
+          <w:sz w:val="28"/>
+          <w:szCs w:val="28"/>
         </w:rPr>
         <w:t>api</w:t>
       </w:r>
@@ -2696,6 +4200,8 @@
       <w:r>
         <w:rPr>
           <w:bCs/>
+          <w:sz w:val="28"/>
+          <w:szCs w:val="28"/>
         </w:rPr>
         <w:t> – разработка API.</w:t>
       </w:r>
@@ -2708,12 +4214,16 @@
         </w:numPr>
         <w:rPr>
           <w:bCs/>
+          <w:sz w:val="28"/>
+          <w:szCs w:val="28"/>
         </w:rPr>
       </w:pPr>
       <w:proofErr w:type="spellStart"/>
       <w:r>
         <w:rPr>
           <w:bCs/>
+          <w:sz w:val="28"/>
+          <w:szCs w:val="28"/>
         </w:rPr>
         <w:t>feature</w:t>
       </w:r>
@@ -2721,6 +4231,8 @@
       <w:r>
         <w:rPr>
           <w:bCs/>
+          <w:sz w:val="28"/>
+          <w:szCs w:val="28"/>
         </w:rPr>
         <w:t>/</w:t>
       </w:r>
@@ -2728,6 +4240,8 @@
       <w:r>
         <w:rPr>
           <w:bCs/>
+          <w:sz w:val="28"/>
+          <w:szCs w:val="28"/>
         </w:rPr>
         <w:t>desktop</w:t>
       </w:r>
@@ -2735,6 +4249,8 @@
       <w:r>
         <w:rPr>
           <w:bCs/>
+          <w:sz w:val="28"/>
+          <w:szCs w:val="28"/>
         </w:rPr>
         <w:t> – разработка десктоп-приложения.</w:t>
       </w:r>
@@ -2743,68 +4259,26 @@
       <w:pPr>
         <w:rPr>
           <w:bCs/>
-        </w:rPr>
-      </w:pPr>
-      <w:r>
-        <w:rPr>
-          <w:bCs/>
-        </w:rPr>
-        <w:t xml:space="preserve">Структура </w:t>
-      </w:r>
-      <w:proofErr w:type="spellStart"/>
-      <w:r>
-        <w:rPr>
-          <w:bCs/>
-        </w:rPr>
-        <w:t>коммитов</w:t>
-      </w:r>
-      <w:proofErr w:type="spellEnd"/>
-      <w:r>
-        <w:rPr>
-          <w:bCs/>
-        </w:rPr>
-        <w:t xml:space="preserve"> отражена на рисунке 13.</w:t>
-      </w:r>
-    </w:p>
-    <w:p>
-      <w:pPr>
-        <w:rPr>
-          <w:bCs/>
-        </w:rPr>
-      </w:pPr>
-      <w:r>
-        <w:rPr>
-          <w:bCs/>
-        </w:rPr>
-        <w:t xml:space="preserve">Рисунок 13 – Граф </w:t>
-      </w:r>
-      <w:proofErr w:type="spellStart"/>
-      <w:r>
-        <w:rPr>
-          <w:bCs/>
-        </w:rPr>
-        <w:t>коммитов</w:t>
-      </w:r>
-      <w:proofErr w:type="spellEnd"/>
-      <w:r>
-        <w:rPr>
-          <w:bCs/>
-        </w:rPr>
-        <w:t xml:space="preserve"> </w:t>
-      </w:r>
-      <w:proofErr w:type="spellStart"/>
-      <w:r>
-        <w:rPr>
-          <w:bCs/>
-        </w:rPr>
-        <w:t>Git</w:t>
-      </w:r>
-      <w:proofErr w:type="spellEnd"/>
-    </w:p>
-    <w:p>
-      <w:pPr>
-        <w:rPr>
-          <w:bCs/>
+          <w:sz w:val="28"/>
+          <w:szCs w:val="28"/>
+        </w:rPr>
+      </w:pPr>
+      <w:r>
+        <w:rPr>
+          <w:bCs/>
+          <w:sz w:val="28"/>
+          <w:szCs w:val="28"/>
+        </w:rPr>
+        <w:t>Структура коммитов отражена на рисунке 13.</w:t>
+      </w:r>
+    </w:p>
+    <w:p>
+      <w:pPr>
+        <w:jc w:val="center"/>
+        <w:rPr>
+          <w:bCs/>
+          <w:sz w:val="28"/>
+          <w:szCs w:val="28"/>
         </w:rPr>
       </w:pPr>
       <w:r>
@@ -2812,52 +4286,97 @@
           <w:bCs/>
           <w:i/>
           <w:iCs/>
-        </w:rPr>
-        <w:t xml:space="preserve">Источник: создать скриншот из </w:t>
+          <w:sz w:val="28"/>
+          <w:szCs w:val="28"/>
+        </w:rPr>
+        <w:lastRenderedPageBreak/>
+        <w:drawing>
+          <wp:inline distT="0" distB="0" distL="0" distR="0" wp14:anchorId="4A562F99" wp14:editId="1F2CBE53">
+            <wp:extent cx="5610225" cy="2823341"/>
+            <wp:effectExtent l="0" t="0" r="0" b="0"/>
+            <wp:docPr id="891015144" name="Рисунок 1"/>
+            <wp:cNvGraphicFramePr>
+              <a:graphicFrameLocks xmlns:a="http://schemas.openxmlformats.org/drawingml/2006/main" noChangeAspect="1"/>
+            </wp:cNvGraphicFramePr>
+            <a:graphic xmlns:a="http://schemas.openxmlformats.org/drawingml/2006/main">
+              <a:graphicData uri="http://schemas.openxmlformats.org/drawingml/2006/picture">
+                <pic:pic xmlns:pic="http://schemas.openxmlformats.org/drawingml/2006/picture">
+                  <pic:nvPicPr>
+                    <pic:cNvPr id="891015144" name=""/>
+                    <pic:cNvPicPr/>
+                  </pic:nvPicPr>
+                  <pic:blipFill>
+                    <a:blip r:embed="rId17"/>
+                    <a:stretch>
+                      <a:fillRect/>
+                    </a:stretch>
+                  </pic:blipFill>
+                  <pic:spPr>
+                    <a:xfrm>
+                      <a:off x="0" y="0"/>
+                      <a:ext cx="5625043" cy="2830798"/>
+                    </a:xfrm>
+                    <a:prstGeom prst="rect">
+                      <a:avLst/>
+                    </a:prstGeom>
+                  </pic:spPr>
+                </pic:pic>
+              </a:graphicData>
+            </a:graphic>
+          </wp:inline>
+        </w:drawing>
+      </w:r>
+    </w:p>
+    <w:p>
+      <w:pPr>
+        <w:jc w:val="center"/>
+        <w:rPr>
+          <w:bCs/>
+          <w:sz w:val="28"/>
+          <w:szCs w:val="28"/>
+        </w:rPr>
+      </w:pPr>
+      <w:r>
+        <w:rPr>
+          <w:bCs/>
+          <w:sz w:val="28"/>
+          <w:szCs w:val="28"/>
+        </w:rPr>
+        <w:t xml:space="preserve">Рисунок 13 – Граф коммитов </w:t>
       </w:r>
       <w:proofErr w:type="spellStart"/>
       <w:r>
         <w:rPr>
           <w:bCs/>
-          <w:i/>
-          <w:iCs/>
+          <w:sz w:val="28"/>
+          <w:szCs w:val="28"/>
         </w:rPr>
         <w:t>Git</w:t>
       </w:r>
       <w:proofErr w:type="spellEnd"/>
-      <w:r>
-        <w:rPr>
-          <w:bCs/>
-          <w:i/>
-          <w:iCs/>
-        </w:rPr>
-        <w:t xml:space="preserve"> (в исходных файлах нет, рекомендуется сделать самостоятельно)</w:t>
-      </w:r>
-    </w:p>
-    <w:p>
-      <w:pPr>
-        <w:rPr>
-          <w:bCs/>
-        </w:rPr>
-      </w:pPr>
-      <w:r>
-        <w:rPr>
-          <w:bCs/>
-        </w:rPr>
-        <w:pict w14:anchorId="685D9685">
-          <v:rect id="_x0000_i1790" style="width:0;height:.75pt" o:hralign="center" o:hrstd="t" o:hr="t" fillcolor="#a0a0a0" stroked="f"/>
-        </w:pict>
-      </w:r>
-    </w:p>
-    <w:p>
-      <w:pPr>
-        <w:rPr>
-          <w:bCs/>
-        </w:rPr>
-      </w:pPr>
-      <w:r>
-        <w:rPr>
-          <w:bCs/>
+    </w:p>
+    <w:p>
+      <w:pPr>
+        <w:rPr>
+          <w:bCs/>
+          <w:sz w:val="28"/>
+          <w:szCs w:val="28"/>
+        </w:rPr>
+      </w:pPr>
+    </w:p>
+    <w:p>
+      <w:pPr>
+        <w:rPr>
+          <w:b/>
+          <w:sz w:val="28"/>
+          <w:szCs w:val="28"/>
+        </w:rPr>
+      </w:pPr>
+      <w:r>
+        <w:rPr>
+          <w:b/>
+          <w:sz w:val="28"/>
+          <w:szCs w:val="28"/>
         </w:rPr>
         <w:t>5. Разработка программных модулей</w:t>
       </w:r>
@@ -2865,12 +4384,16 @@
     <w:p>
       <w:pPr>
         <w:rPr>
-          <w:bCs/>
-        </w:rPr>
-      </w:pPr>
-      <w:r>
-        <w:rPr>
-          <w:bCs/>
+          <w:b/>
+          <w:sz w:val="28"/>
+          <w:szCs w:val="28"/>
+        </w:rPr>
+      </w:pPr>
+      <w:r>
+        <w:rPr>
+          <w:b/>
+          <w:sz w:val="28"/>
+          <w:szCs w:val="28"/>
         </w:rPr>
         <w:t>5.1. База данных</w:t>
       </w:r>
@@ -2879,94 +4402,110 @@
       <w:pPr>
         <w:rPr>
           <w:bCs/>
-        </w:rPr>
-      </w:pPr>
-      <w:r>
-        <w:rPr>
-          <w:bCs/>
-        </w:rPr>
-        <w:t xml:space="preserve">База данных «AGRO» разработана в </w:t>
-      </w:r>
-      <w:proofErr w:type="spellStart"/>
-      <w:r>
-        <w:rPr>
-          <w:bCs/>
-        </w:rPr>
-        <w:t>Microsoft</w:t>
-      </w:r>
-      <w:proofErr w:type="spellEnd"/>
-      <w:r>
-        <w:rPr>
-          <w:bCs/>
-        </w:rPr>
-        <w:t xml:space="preserve"> SQL </w:t>
-      </w:r>
-      <w:proofErr w:type="spellStart"/>
-      <w:r>
-        <w:rPr>
-          <w:bCs/>
-        </w:rPr>
-        <w:t>Server</w:t>
-      </w:r>
-      <w:proofErr w:type="spellEnd"/>
-      <w:r>
-        <w:rPr>
-          <w:bCs/>
-        </w:rPr>
-        <w:t>. Логическая модель данных представлена на рисунке 14.</w:t>
-      </w:r>
-    </w:p>
-    <w:p>
-      <w:pPr>
-        <w:rPr>
-          <w:bCs/>
-        </w:rPr>
-      </w:pPr>
-      <w:r>
-        <w:rPr>
-          <w:bCs/>
+          <w:sz w:val="28"/>
+          <w:szCs w:val="28"/>
+        </w:rPr>
+      </w:pPr>
+      <w:r>
+        <w:rPr>
+          <w:bCs/>
+          <w:sz w:val="28"/>
+          <w:szCs w:val="28"/>
+        </w:rPr>
+        <w:t>База данных «AGRO» разработана в Microsoft SQL Server. Логическая модель данных представлена на рисунке 14.</w:t>
+      </w:r>
+    </w:p>
+    <w:p>
+      <w:pPr>
+        <w:jc w:val="center"/>
+        <w:rPr>
+          <w:bCs/>
+          <w:sz w:val="28"/>
+          <w:szCs w:val="28"/>
+        </w:rPr>
+      </w:pPr>
+      <w:r>
+        <w:rPr>
+          <w:noProof/>
+        </w:rPr>
+        <w:drawing>
+          <wp:inline distT="0" distB="0" distL="0" distR="0" wp14:anchorId="0084C41C" wp14:editId="01B28038">
+            <wp:extent cx="4191000" cy="2937956"/>
+            <wp:effectExtent l="0" t="0" r="0" b="0"/>
+            <wp:docPr id="1062528534" name="Рисунок 1"/>
+            <wp:cNvGraphicFramePr>
+              <a:graphicFrameLocks xmlns:a="http://schemas.openxmlformats.org/drawingml/2006/main" noChangeAspect="1"/>
+            </wp:cNvGraphicFramePr>
+            <a:graphic xmlns:a="http://schemas.openxmlformats.org/drawingml/2006/main">
+              <a:graphicData uri="http://schemas.openxmlformats.org/drawingml/2006/picture">
+                <pic:pic xmlns:pic="http://schemas.openxmlformats.org/drawingml/2006/picture">
+                  <pic:nvPicPr>
+                    <pic:cNvPr id="1062528534" name=""/>
+                    <pic:cNvPicPr/>
+                  </pic:nvPicPr>
+                  <pic:blipFill>
+                    <a:blip r:embed="rId18"/>
+                    <a:stretch>
+                      <a:fillRect/>
+                    </a:stretch>
+                  </pic:blipFill>
+                  <pic:spPr>
+                    <a:xfrm>
+                      <a:off x="0" y="0"/>
+                      <a:ext cx="4196994" cy="2942158"/>
+                    </a:xfrm>
+                    <a:prstGeom prst="rect">
+                      <a:avLst/>
+                    </a:prstGeom>
+                  </pic:spPr>
+                </pic:pic>
+              </a:graphicData>
+            </a:graphic>
+          </wp:inline>
+        </w:drawing>
+      </w:r>
+    </w:p>
+    <w:p>
+      <w:pPr>
+        <w:jc w:val="center"/>
+        <w:rPr>
+          <w:bCs/>
+          <w:sz w:val="28"/>
+          <w:szCs w:val="28"/>
+        </w:rPr>
+      </w:pPr>
+      <w:r>
+        <w:rPr>
+          <w:bCs/>
+          <w:sz w:val="28"/>
+          <w:szCs w:val="28"/>
         </w:rPr>
         <w:t>Рисунок 14 – ERD диаграмма базы данных</w:t>
       </w:r>
     </w:p>
     <w:p>
       <w:pPr>
-        <w:rPr>
-          <w:bCs/>
-        </w:rPr>
-      </w:pPr>
-      <w:r>
-        <w:rPr>
-          <w:bCs/>
-          <w:i/>
-          <w:iCs/>
-        </w:rPr>
-        <w:t>Источник: файл </w:t>
-      </w:r>
-      <w:r>
-        <w:rPr>
-          <w:bCs/>
-        </w:rPr>
-        <w:t>UC.docx</w:t>
-      </w:r>
-      <w:r>
-        <w:rPr>
-          <w:bCs/>
-          <w:i/>
-          <w:iCs/>
-        </w:rPr>
-        <w:t> – Рисунок 1 (ER диаграмма)</w:t>
-      </w:r>
-    </w:p>
-    <w:p>
-      <w:pPr>
-        <w:rPr>
-          <w:bCs/>
-        </w:rPr>
-      </w:pPr>
-      <w:r>
-        <w:rPr>
-          <w:bCs/>
+        <w:jc w:val="center"/>
+        <w:rPr>
+          <w:bCs/>
+          <w:sz w:val="28"/>
+          <w:szCs w:val="28"/>
+        </w:rPr>
+      </w:pPr>
+    </w:p>
+    <w:p>
+      <w:pPr>
+        <w:rPr>
+          <w:bCs/>
+          <w:sz w:val="28"/>
+          <w:szCs w:val="28"/>
+        </w:rPr>
+      </w:pPr>
+      <w:r>
+        <w:rPr>
+          <w:bCs/>
+          <w:sz w:val="28"/>
+          <w:szCs w:val="28"/>
         </w:rPr>
         <w:t>Перечень основных таблиц:</w:t>
       </w:r>
@@ -3057,11 +4596,9 @@
             <w:tcW w:w="5381" w:type="dxa"/>
           </w:tcPr>
           <w:p>
-            <w:proofErr w:type="spellStart"/>
             <w:r>
               <w:t>Products</w:t>
             </w:r>
-            <w:proofErr w:type="spellEnd"/>
           </w:p>
         </w:tc>
         <w:tc>
@@ -3203,7 +4740,6 @@
           <w:p>
             <w:proofErr w:type="spellStart"/>
             <w:r>
-              <w:lastRenderedPageBreak/>
               <w:t>ProductionSteps</w:t>
             </w:r>
             <w:proofErr w:type="spellEnd"/>
@@ -3306,45 +4842,63 @@
         <w:rPr>
           <w:b/>
           <w:bCs/>
+          <w:sz w:val="28"/>
+          <w:szCs w:val="28"/>
         </w:rPr>
       </w:pPr>
       <w:r>
         <w:rPr>
           <w:b/>
           <w:bCs/>
+          <w:sz w:val="28"/>
+          <w:szCs w:val="28"/>
         </w:rPr>
         <w:t>5.2. API</w:t>
       </w:r>
     </w:p>
     <w:p>
-      <w:r>
+      <w:pPr>
+        <w:rPr>
+          <w:sz w:val="28"/>
+          <w:szCs w:val="28"/>
+        </w:rPr>
+      </w:pPr>
+      <w:r>
+        <w:rPr>
+          <w:sz w:val="28"/>
+          <w:szCs w:val="28"/>
+        </w:rPr>
         <w:t>API разработан на платформе </w:t>
       </w:r>
       <w:r>
         <w:rPr>
+          <w:sz w:val="28"/>
+          <w:szCs w:val="28"/>
           <w:lang w:val="en-US"/>
         </w:rPr>
         <w:t>ASP</w:t>
       </w:r>
       <w:r>
+        <w:rPr>
+          <w:sz w:val="28"/>
+          <w:szCs w:val="28"/>
+        </w:rPr>
         <w:t>.</w:t>
       </w:r>
       <w:r>
         <w:rPr>
+          <w:sz w:val="28"/>
+          <w:szCs w:val="28"/>
           <w:lang w:val="en-US"/>
         </w:rPr>
         <w:t>NET</w:t>
       </w:r>
       <w:r>
-        <w:t xml:space="preserve"> </w:t>
-      </w:r>
-      <w:proofErr w:type="spellStart"/>
-      <w:r>
-        <w:t>Web</w:t>
-      </w:r>
-      <w:proofErr w:type="spellEnd"/>
-      <w:r>
-        <w:t xml:space="preserve"> API 2. Основные контроллеры представлены в таблице.</w:t>
+        <w:rPr>
+          <w:sz w:val="28"/>
+          <w:szCs w:val="28"/>
+        </w:rPr>
+        <w:t xml:space="preserve"> Web API 2. Основные контроллеры представлены в таблице.</w:t>
       </w:r>
     </w:p>
     <w:tbl>
@@ -3550,57 +5104,135 @@
         </w:tc>
       </w:tr>
     </w:tbl>
-    <w:p/>
+    <w:p>
+      <w:pPr>
+        <w:rPr>
+          <w:sz w:val="28"/>
+          <w:szCs w:val="28"/>
+        </w:rPr>
+      </w:pPr>
+    </w:p>
     <w:p>
       <w:pPr>
         <w:rPr>
           <w:b/>
           <w:bCs/>
+          <w:sz w:val="28"/>
+          <w:szCs w:val="28"/>
         </w:rPr>
       </w:pPr>
       <w:r>
         <w:rPr>
           <w:b/>
           <w:bCs/>
+          <w:sz w:val="28"/>
+          <w:szCs w:val="28"/>
         </w:rPr>
         <w:t>5.3. Модуль технолог</w:t>
       </w:r>
     </w:p>
     <w:p>
-      <w:r>
+      <w:pPr>
+        <w:rPr>
+          <w:sz w:val="28"/>
+          <w:szCs w:val="28"/>
+        </w:rPr>
+      </w:pPr>
+      <w:r>
+        <w:rPr>
+          <w:sz w:val="28"/>
+          <w:szCs w:val="28"/>
+        </w:rPr>
         <w:t>Модуль технолога реализован в виде WPF-приложения. Интерфейс модуля показан на рисунке 15.</w:t>
       </w:r>
     </w:p>
     <w:p>
-      <w:r>
-        <w:rPr>
-          <w:b/>
-          <w:bCs/>
+      <w:pPr>
+        <w:jc w:val="center"/>
+        <w:rPr>
+          <w:sz w:val="28"/>
+          <w:szCs w:val="28"/>
+        </w:rPr>
+      </w:pPr>
+      <w:r>
+        <w:rPr>
+          <w:noProof/>
+          <w:sz w:val="28"/>
+          <w:szCs w:val="28"/>
+        </w:rPr>
+        <w:drawing>
+          <wp:inline distT="0" distB="0" distL="0" distR="0" wp14:anchorId="0128B2EA" wp14:editId="63041526">
+            <wp:extent cx="4572000" cy="2887862"/>
+            <wp:effectExtent l="0" t="0" r="0" b="8255"/>
+            <wp:docPr id="898354432" name="Рисунок 1"/>
+            <wp:cNvGraphicFramePr>
+              <a:graphicFrameLocks xmlns:a="http://schemas.openxmlformats.org/drawingml/2006/main" noChangeAspect="1"/>
+            </wp:cNvGraphicFramePr>
+            <a:graphic xmlns:a="http://schemas.openxmlformats.org/drawingml/2006/main">
+              <a:graphicData uri="http://schemas.openxmlformats.org/drawingml/2006/picture">
+                <pic:pic xmlns:pic="http://schemas.openxmlformats.org/drawingml/2006/picture">
+                  <pic:nvPicPr>
+                    <pic:cNvPr id="842880135" name=""/>
+                    <pic:cNvPicPr/>
+                  </pic:nvPicPr>
+                  <pic:blipFill>
+                    <a:blip r:embed="rId7"/>
+                    <a:stretch>
+                      <a:fillRect/>
+                    </a:stretch>
+                  </pic:blipFill>
+                  <pic:spPr>
+                    <a:xfrm>
+                      <a:off x="0" y="0"/>
+                      <a:ext cx="4576296" cy="2890575"/>
+                    </a:xfrm>
+                    <a:prstGeom prst="rect">
+                      <a:avLst/>
+                    </a:prstGeom>
+                  </pic:spPr>
+                </pic:pic>
+              </a:graphicData>
+            </a:graphic>
+          </wp:inline>
+        </w:drawing>
+      </w:r>
+    </w:p>
+    <w:p>
+      <w:pPr>
+        <w:jc w:val="center"/>
+        <w:rPr>
+          <w:sz w:val="28"/>
+          <w:szCs w:val="28"/>
+        </w:rPr>
+      </w:pPr>
+      <w:r>
+        <w:rPr>
+          <w:sz w:val="28"/>
+          <w:szCs w:val="28"/>
         </w:rPr>
         <w:t>Рисунок 15 – Интерфейс модуля технолога</w:t>
       </w:r>
     </w:p>
     <w:p>
-      <w:r>
-        <w:rPr>
-          <w:i/>
-          <w:iCs/>
-        </w:rPr>
-        <w:t>Источник: файл </w:t>
-      </w:r>
-      <w:r>
-        <w:t>3 День.docx</w:t>
-      </w:r>
-      <w:r>
-        <w:rPr>
-          <w:i/>
-          <w:iCs/>
-        </w:rPr>
-        <w:t> – Рисунок 4</w:t>
-      </w:r>
-    </w:p>
-    <w:p>
-      <w:r>
+      <w:pPr>
+        <w:rPr>
+          <w:sz w:val="28"/>
+          <w:szCs w:val="28"/>
+        </w:rPr>
+      </w:pPr>
+    </w:p>
+    <w:p>
+      <w:pPr>
+        <w:rPr>
+          <w:sz w:val="28"/>
+          <w:szCs w:val="28"/>
+        </w:rPr>
+      </w:pPr>
+      <w:r>
+        <w:rPr>
+          <w:sz w:val="28"/>
+          <w:szCs w:val="28"/>
+        </w:rPr>
         <w:t>Основные функции:</w:t>
       </w:r>
     </w:p>
@@ -3610,8 +5242,16 @@
           <w:ilvl w:val="0"/>
           <w:numId w:val="18"/>
         </w:numPr>
-      </w:pPr>
-      <w:r>
+        <w:rPr>
+          <w:sz w:val="28"/>
+          <w:szCs w:val="28"/>
+        </w:rPr>
+      </w:pPr>
+      <w:r>
+        <w:rPr>
+          <w:sz w:val="28"/>
+          <w:szCs w:val="28"/>
+        </w:rPr>
         <w:t>CRUD операции с продуктами.</w:t>
       </w:r>
     </w:p>
@@ -3621,8 +5261,16 @@
           <w:ilvl w:val="0"/>
           <w:numId w:val="18"/>
         </w:numPr>
-      </w:pPr>
-      <w:r>
+        <w:rPr>
+          <w:sz w:val="28"/>
+          <w:szCs w:val="28"/>
+        </w:rPr>
+      </w:pPr>
+      <w:r>
+        <w:rPr>
+          <w:sz w:val="28"/>
+          <w:szCs w:val="28"/>
+        </w:rPr>
         <w:t>Создание и редактирование рецептур.</w:t>
       </w:r>
     </w:p>
@@ -3632,8 +5280,16 @@
           <w:ilvl w:val="0"/>
           <w:numId w:val="18"/>
         </w:numPr>
-      </w:pPr>
-      <w:r>
+        <w:rPr>
+          <w:sz w:val="28"/>
+          <w:szCs w:val="28"/>
+        </w:rPr>
+      </w:pPr>
+      <w:r>
+        <w:rPr>
+          <w:sz w:val="28"/>
+          <w:szCs w:val="28"/>
+        </w:rPr>
         <w:t>Создание технологических карт.</w:t>
       </w:r>
     </w:p>
@@ -3643,8 +5299,16 @@
           <w:ilvl w:val="0"/>
           <w:numId w:val="18"/>
         </w:numPr>
-      </w:pPr>
-      <w:r>
+        <w:rPr>
+          <w:sz w:val="28"/>
+          <w:szCs w:val="28"/>
+        </w:rPr>
+      </w:pPr>
+      <w:r>
+        <w:rPr>
+          <w:sz w:val="28"/>
+          <w:szCs w:val="28"/>
+        </w:rPr>
         <w:t>Формирование заказов и партий.</w:t>
       </w:r>
     </w:p>
@@ -3653,51 +5317,124 @@
         <w:rPr>
           <w:b/>
           <w:bCs/>
+          <w:sz w:val="28"/>
+          <w:szCs w:val="28"/>
         </w:rPr>
       </w:pPr>
       <w:r>
         <w:rPr>
           <w:b/>
           <w:bCs/>
+          <w:sz w:val="28"/>
+          <w:szCs w:val="28"/>
         </w:rPr>
         <w:t>5.4. Модуль лаборатории</w:t>
       </w:r>
     </w:p>
     <w:p>
-      <w:r>
+      <w:pPr>
+        <w:rPr>
+          <w:sz w:val="28"/>
+          <w:szCs w:val="28"/>
+        </w:rPr>
+      </w:pPr>
+      <w:r>
+        <w:rPr>
+          <w:sz w:val="28"/>
+          <w:szCs w:val="28"/>
+        </w:rPr>
         <w:t>Модуль лаборатории позволяет контролировать качество сырья и готовой продукции. Интерфейс модуля показан на рисунке 16.</w:t>
       </w:r>
     </w:p>
     <w:p>
-      <w:r>
-        <w:rPr>
-          <w:b/>
-          <w:bCs/>
+      <w:pPr>
+        <w:jc w:val="center"/>
+        <w:rPr>
+          <w:sz w:val="28"/>
+          <w:szCs w:val="28"/>
+        </w:rPr>
+      </w:pPr>
+      <w:r>
+        <w:rPr>
+          <w:noProof/>
+          <w:sz w:val="28"/>
+          <w:szCs w:val="28"/>
+          <w:lang w:val="en-US"/>
+        </w:rPr>
+        <w:lastRenderedPageBreak/>
+        <w:drawing>
+          <wp:inline distT="0" distB="0" distL="0" distR="0" wp14:anchorId="36B7CD1F" wp14:editId="4444DF4D">
+            <wp:extent cx="5940425" cy="2952115"/>
+            <wp:effectExtent l="0" t="0" r="3175" b="635"/>
+            <wp:docPr id="1830561478" name="Рисунок 1"/>
+            <wp:cNvGraphicFramePr>
+              <a:graphicFrameLocks xmlns:a="http://schemas.openxmlformats.org/drawingml/2006/main" noChangeAspect="1"/>
+            </wp:cNvGraphicFramePr>
+            <a:graphic xmlns:a="http://schemas.openxmlformats.org/drawingml/2006/main">
+              <a:graphicData uri="http://schemas.openxmlformats.org/drawingml/2006/picture">
+                <pic:pic xmlns:pic="http://schemas.openxmlformats.org/drawingml/2006/picture">
+                  <pic:nvPicPr>
+                    <pic:cNvPr id="1019180277" name=""/>
+                    <pic:cNvPicPr/>
+                  </pic:nvPicPr>
+                  <pic:blipFill>
+                    <a:blip r:embed="rId12"/>
+                    <a:stretch>
+                      <a:fillRect/>
+                    </a:stretch>
+                  </pic:blipFill>
+                  <pic:spPr>
+                    <a:xfrm>
+                      <a:off x="0" y="0"/>
+                      <a:ext cx="5940425" cy="2952115"/>
+                    </a:xfrm>
+                    <a:prstGeom prst="rect">
+                      <a:avLst/>
+                    </a:prstGeom>
+                  </pic:spPr>
+                </pic:pic>
+              </a:graphicData>
+            </a:graphic>
+          </wp:inline>
+        </w:drawing>
+      </w:r>
+    </w:p>
+    <w:p>
+      <w:pPr>
+        <w:jc w:val="center"/>
+        <w:rPr>
+          <w:sz w:val="28"/>
+          <w:szCs w:val="28"/>
+        </w:rPr>
+      </w:pPr>
+      <w:r>
+        <w:rPr>
+          <w:sz w:val="28"/>
+          <w:szCs w:val="28"/>
         </w:rPr>
         <w:t>Рисунок 16 – Интерфейс модуля лаборатории</w:t>
       </w:r>
     </w:p>
     <w:p>
-      <w:r>
-        <w:rPr>
-          <w:i/>
-          <w:iCs/>
-        </w:rPr>
-        <w:t>Источник: файл </w:t>
-      </w:r>
-      <w:r>
-        <w:t>Сессия 4.docx</w:t>
-      </w:r>
-      <w:r>
-        <w:rPr>
-          <w:i/>
-          <w:iCs/>
-        </w:rPr>
-        <w:t> – Рисунок 3</w:t>
-      </w:r>
-    </w:p>
-    <w:p>
-      <w:r>
+      <w:pPr>
+        <w:rPr>
+          <w:sz w:val="28"/>
+          <w:szCs w:val="28"/>
+        </w:rPr>
+      </w:pPr>
+    </w:p>
+    <w:p>
+      <w:pPr>
+        <w:rPr>
+          <w:sz w:val="28"/>
+          <w:szCs w:val="28"/>
+        </w:rPr>
+      </w:pPr>
+      <w:r>
+        <w:rPr>
+          <w:sz w:val="28"/>
+          <w:szCs w:val="28"/>
+        </w:rPr>
         <w:t>Основные функции:</w:t>
       </w:r>
     </w:p>
@@ -3707,8 +5444,16 @@
           <w:ilvl w:val="0"/>
           <w:numId w:val="19"/>
         </w:numPr>
-      </w:pPr>
-      <w:r>
+        <w:rPr>
+          <w:sz w:val="28"/>
+          <w:szCs w:val="28"/>
+        </w:rPr>
+      </w:pPr>
+      <w:r>
+        <w:rPr>
+          <w:sz w:val="28"/>
+          <w:szCs w:val="28"/>
+        </w:rPr>
         <w:t>Просмотр партий на контроле.</w:t>
       </w:r>
     </w:p>
@@ -3718,8 +5463,16 @@
           <w:ilvl w:val="0"/>
           <w:numId w:val="19"/>
         </w:numPr>
-      </w:pPr>
-      <w:r>
+        <w:rPr>
+          <w:sz w:val="28"/>
+          <w:szCs w:val="28"/>
+        </w:rPr>
+      </w:pPr>
+      <w:r>
+        <w:rPr>
+          <w:sz w:val="28"/>
+          <w:szCs w:val="28"/>
+        </w:rPr>
         <w:t>Создание лабораторных испытаний.</w:t>
       </w:r>
     </w:p>
@@ -3729,8 +5482,16 @@
           <w:ilvl w:val="0"/>
           <w:numId w:val="19"/>
         </w:numPr>
-      </w:pPr>
-      <w:r>
+        <w:rPr>
+          <w:sz w:val="28"/>
+          <w:szCs w:val="28"/>
+        </w:rPr>
+      </w:pPr>
+      <w:r>
+        <w:rPr>
+          <w:sz w:val="28"/>
+          <w:szCs w:val="28"/>
+        </w:rPr>
         <w:t>Ввод результатов анализов.</w:t>
       </w:r>
     </w:p>
@@ -3740,8 +5501,16 @@
           <w:ilvl w:val="0"/>
           <w:numId w:val="19"/>
         </w:numPr>
-      </w:pPr>
-      <w:r>
+        <w:rPr>
+          <w:sz w:val="28"/>
+          <w:szCs w:val="28"/>
+        </w:rPr>
+      </w:pPr>
+      <w:r>
+        <w:rPr>
+          <w:sz w:val="28"/>
+          <w:szCs w:val="28"/>
+        </w:rPr>
         <w:t>Принятие решений (допуск/блокировка).</w:t>
       </w:r>
     </w:p>
@@ -3750,51 +5519,122 @@
         <w:rPr>
           <w:b/>
           <w:bCs/>
+          <w:sz w:val="28"/>
+          <w:szCs w:val="28"/>
         </w:rPr>
       </w:pPr>
       <w:r>
         <w:rPr>
           <w:b/>
           <w:bCs/>
+          <w:sz w:val="28"/>
+          <w:szCs w:val="28"/>
         </w:rPr>
         <w:t>5.5. Модуль аппаратчик</w:t>
       </w:r>
     </w:p>
     <w:p>
-      <w:r>
+      <w:pPr>
+        <w:rPr>
+          <w:sz w:val="28"/>
+          <w:szCs w:val="28"/>
+        </w:rPr>
+      </w:pPr>
+      <w:r>
+        <w:rPr>
+          <w:sz w:val="28"/>
+          <w:szCs w:val="28"/>
+        </w:rPr>
         <w:t>Модуль аппаратчика предназначен для выполнения технологических операций. Интерфейс модуля показан на рисунке 17.</w:t>
       </w:r>
     </w:p>
     <w:p>
-      <w:r>
-        <w:rPr>
-          <w:b/>
-          <w:bCs/>
+      <w:pPr>
+        <w:jc w:val="center"/>
+        <w:rPr>
+          <w:sz w:val="28"/>
+          <w:szCs w:val="28"/>
+        </w:rPr>
+      </w:pPr>
+      <w:r>
+        <w:rPr>
+          <w:noProof/>
+        </w:rPr>
+        <w:drawing>
+          <wp:inline distT="0" distB="0" distL="0" distR="0" wp14:anchorId="53AE4562" wp14:editId="5FA89FE9">
+            <wp:extent cx="5940425" cy="3121025"/>
+            <wp:effectExtent l="0" t="0" r="3175" b="3175"/>
+            <wp:docPr id="1957547608" name="Рисунок 1"/>
+            <wp:cNvGraphicFramePr>
+              <a:graphicFrameLocks xmlns:a="http://schemas.openxmlformats.org/drawingml/2006/main" noChangeAspect="1"/>
+            </wp:cNvGraphicFramePr>
+            <a:graphic xmlns:a="http://schemas.openxmlformats.org/drawingml/2006/main">
+              <a:graphicData uri="http://schemas.openxmlformats.org/drawingml/2006/picture">
+                <pic:pic xmlns:pic="http://schemas.openxmlformats.org/drawingml/2006/picture">
+                  <pic:nvPicPr>
+                    <pic:cNvPr id="33261488" name="Рисунок 1"/>
+                    <pic:cNvPicPr>
+                      <a:picLocks noChangeAspect="1"/>
+                    </pic:cNvPicPr>
+                  </pic:nvPicPr>
+                  <pic:blipFill>
+                    <a:blip r:embed="rId14"/>
+                    <a:stretch>
+                      <a:fillRect/>
+                    </a:stretch>
+                  </pic:blipFill>
+                  <pic:spPr>
+                    <a:xfrm>
+                      <a:off x="0" y="0"/>
+                      <a:ext cx="5940425" cy="3121025"/>
+                    </a:xfrm>
+                    <a:prstGeom prst="rect">
+                      <a:avLst/>
+                    </a:prstGeom>
+                  </pic:spPr>
+                </pic:pic>
+              </a:graphicData>
+            </a:graphic>
+          </wp:inline>
+        </w:drawing>
+      </w:r>
+    </w:p>
+    <w:p>
+      <w:pPr>
+        <w:jc w:val="center"/>
+        <w:rPr>
+          <w:sz w:val="28"/>
+          <w:szCs w:val="28"/>
+        </w:rPr>
+      </w:pPr>
+      <w:r>
+        <w:rPr>
+          <w:sz w:val="28"/>
+          <w:szCs w:val="28"/>
         </w:rPr>
         <w:t>Рисунок 17 – Интерфейс модуля аппаратчика</w:t>
       </w:r>
     </w:p>
     <w:p>
-      <w:r>
-        <w:rPr>
-          <w:i/>
-          <w:iCs/>
-        </w:rPr>
-        <w:t>Источник: файл </w:t>
-      </w:r>
-      <w:r>
-        <w:t>5 Сессия.docx</w:t>
-      </w:r>
-      <w:r>
-        <w:rPr>
-          <w:i/>
-          <w:iCs/>
-        </w:rPr>
-        <w:t> – Рисунок 1</w:t>
-      </w:r>
-    </w:p>
-    <w:p>
-      <w:r>
+      <w:pPr>
+        <w:rPr>
+          <w:sz w:val="28"/>
+          <w:szCs w:val="28"/>
+        </w:rPr>
+      </w:pPr>
+    </w:p>
+    <w:p>
+      <w:pPr>
+        <w:rPr>
+          <w:sz w:val="28"/>
+          <w:szCs w:val="28"/>
+        </w:rPr>
+      </w:pPr>
+      <w:r>
+        <w:rPr>
+          <w:sz w:val="28"/>
+          <w:szCs w:val="28"/>
+        </w:rPr>
         <w:t>Основные функции:</w:t>
       </w:r>
     </w:p>
@@ -3804,8 +5644,16 @@
           <w:ilvl w:val="0"/>
           <w:numId w:val="20"/>
         </w:numPr>
-      </w:pPr>
-      <w:r>
+        <w:rPr>
+          <w:sz w:val="28"/>
+          <w:szCs w:val="28"/>
+        </w:rPr>
+      </w:pPr>
+      <w:r>
+        <w:rPr>
+          <w:sz w:val="28"/>
+          <w:szCs w:val="28"/>
+        </w:rPr>
         <w:t>Просмотр активных партий.</w:t>
       </w:r>
     </w:p>
@@ -3815,8 +5663,16 @@
           <w:ilvl w:val="0"/>
           <w:numId w:val="20"/>
         </w:numPr>
-      </w:pPr>
-      <w:r>
+        <w:rPr>
+          <w:sz w:val="28"/>
+          <w:szCs w:val="28"/>
+        </w:rPr>
+      </w:pPr>
+      <w:r>
+        <w:rPr>
+          <w:sz w:val="28"/>
+          <w:szCs w:val="28"/>
+        </w:rPr>
         <w:t>Выполнение шагов производства.</w:t>
       </w:r>
     </w:p>
@@ -3826,8 +5682,16 @@
           <w:ilvl w:val="0"/>
           <w:numId w:val="20"/>
         </w:numPr>
-      </w:pPr>
-      <w:r>
+        <w:rPr>
+          <w:sz w:val="28"/>
+          <w:szCs w:val="28"/>
+        </w:rPr>
+      </w:pPr>
+      <w:r>
+        <w:rPr>
+          <w:sz w:val="28"/>
+          <w:szCs w:val="28"/>
+        </w:rPr>
         <w:t>Ввод фактических параметров.</w:t>
       </w:r>
     </w:p>
@@ -3837,30 +5701,52 @@
           <w:ilvl w:val="0"/>
           <w:numId w:val="20"/>
         </w:numPr>
-      </w:pPr>
-      <w:r>
+        <w:rPr>
+          <w:sz w:val="28"/>
+          <w:szCs w:val="28"/>
+        </w:rPr>
+      </w:pPr>
+      <w:r>
+        <w:rPr>
+          <w:sz w:val="28"/>
+          <w:szCs w:val="28"/>
+        </w:rPr>
         <w:t>Фиксация отклонений.</w:t>
       </w:r>
     </w:p>
     <w:p>
-      <w:r>
-        <w:pict w14:anchorId="49E877CE">
-          <v:rect id="_x0000_i1822" style="width:0;height:.75pt" o:hralign="center" o:hrstd="t" o:hr="t" fillcolor="#a0a0a0" stroked="f"/>
-        </w:pict>
-      </w:r>
+      <w:pPr>
+        <w:rPr>
+          <w:sz w:val="28"/>
+          <w:szCs w:val="28"/>
+        </w:rPr>
+      </w:pPr>
+    </w:p>
+    <w:p>
+      <w:pPr>
+        <w:rPr>
+          <w:sz w:val="28"/>
+          <w:szCs w:val="28"/>
+        </w:rPr>
+      </w:pPr>
     </w:p>
     <w:p>
       <w:pPr>
         <w:rPr>
           <w:b/>
           <w:bCs/>
+          <w:sz w:val="28"/>
+          <w:szCs w:val="28"/>
         </w:rPr>
       </w:pPr>
       <w:r>
         <w:rPr>
           <w:b/>
           <w:bCs/>
-        </w:rPr>
+          <w:sz w:val="28"/>
+          <w:szCs w:val="28"/>
+        </w:rPr>
+        <w:lastRenderedPageBreak/>
         <w:t>6. Разработка тестовых наборов и тестовых сценариев</w:t>
       </w:r>
     </w:p>
@@ -3869,12 +5755,16 @@
         <w:rPr>
           <w:b/>
           <w:bCs/>
+          <w:sz w:val="28"/>
+          <w:szCs w:val="28"/>
         </w:rPr>
       </w:pPr>
       <w:r>
         <w:rPr>
           <w:b/>
           <w:bCs/>
+          <w:sz w:val="28"/>
+          <w:szCs w:val="28"/>
         </w:rPr>
         <w:t>6.1. Тест-кейсы</w:t>
       </w:r>
@@ -3901,6 +5791,7 @@
               <w:rPr>
                 <w:b/>
                 <w:bCs/>
+                <w:lang w:val="en-US"/>
               </w:rPr>
             </w:pPr>
             <w:r>
@@ -4235,6 +6126,8 @@
         <w:rPr>
           <w:b/>
           <w:bCs/>
+          <w:sz w:val="28"/>
+          <w:szCs w:val="28"/>
         </w:rPr>
       </w:pPr>
     </w:p>
@@ -4243,127 +6136,279 @@
         <w:rPr>
           <w:b/>
           <w:bCs/>
+          <w:sz w:val="28"/>
+          <w:szCs w:val="28"/>
         </w:rPr>
       </w:pPr>
       <w:r>
         <w:rPr>
           <w:b/>
           <w:bCs/>
+          <w:sz w:val="28"/>
+          <w:szCs w:val="28"/>
+        </w:rPr>
+        <w:t>6.2. Модульные тесты</w:t>
+      </w:r>
+    </w:p>
+    <w:p>
+      <w:pPr>
+        <w:rPr>
+          <w:sz w:val="28"/>
+          <w:szCs w:val="28"/>
+        </w:rPr>
+      </w:pPr>
+      <w:r>
+        <w:rPr>
+          <w:sz w:val="28"/>
+          <w:szCs w:val="28"/>
+        </w:rPr>
+        <w:t>Результаты выполнения модульных тестов показаны на рисунке 18.</w:t>
+      </w:r>
+    </w:p>
+    <w:p>
+      <w:pPr>
+        <w:jc w:val="center"/>
+        <w:rPr>
+          <w:sz w:val="28"/>
+          <w:szCs w:val="28"/>
+        </w:rPr>
+      </w:pPr>
+      <w:r>
+        <w:rPr>
+          <w:noProof/>
+        </w:rPr>
+        <w:drawing>
+          <wp:inline distT="0" distB="0" distL="0" distR="0" wp14:anchorId="460E7BA0" wp14:editId="5330FEF4">
+            <wp:extent cx="4418019" cy="2971800"/>
+            <wp:effectExtent l="0" t="0" r="1905" b="0"/>
+            <wp:docPr id="2141543175" name="Рисунок 1"/>
+            <wp:cNvGraphicFramePr>
+              <a:graphicFrameLocks xmlns:a="http://schemas.openxmlformats.org/drawingml/2006/main" noChangeAspect="1"/>
+            </wp:cNvGraphicFramePr>
+            <a:graphic xmlns:a="http://schemas.openxmlformats.org/drawingml/2006/main">
+              <a:graphicData uri="http://schemas.openxmlformats.org/drawingml/2006/picture">
+                <pic:pic xmlns:pic="http://schemas.openxmlformats.org/drawingml/2006/picture">
+                  <pic:nvPicPr>
+                    <pic:cNvPr id="2141543175" name="Рисунок 1"/>
+                    <pic:cNvPicPr>
+                      <a:picLocks noChangeAspect="1"/>
+                    </pic:cNvPicPr>
+                  </pic:nvPicPr>
+                  <pic:blipFill>
+                    <a:blip r:embed="rId19"/>
+                    <a:stretch>
+                      <a:fillRect/>
+                    </a:stretch>
+                  </pic:blipFill>
+                  <pic:spPr>
+                    <a:xfrm>
+                      <a:off x="0" y="0"/>
+                      <a:ext cx="4419802" cy="2972999"/>
+                    </a:xfrm>
+                    <a:prstGeom prst="rect">
+                      <a:avLst/>
+                    </a:prstGeom>
+                  </pic:spPr>
+                </pic:pic>
+              </a:graphicData>
+            </a:graphic>
+          </wp:inline>
+        </w:drawing>
+      </w:r>
+    </w:p>
+    <w:p>
+      <w:pPr>
+        <w:jc w:val="center"/>
+        <w:rPr>
+          <w:sz w:val="28"/>
+          <w:szCs w:val="28"/>
+        </w:rPr>
+      </w:pPr>
+      <w:r>
+        <w:rPr>
+          <w:sz w:val="28"/>
+          <w:szCs w:val="28"/>
+        </w:rPr>
+        <w:t>Рисунок 18 – Результаты модульных тестов</w:t>
+      </w:r>
+    </w:p>
+    <w:p>
+      <w:pPr>
+        <w:rPr>
+          <w:sz w:val="28"/>
+          <w:szCs w:val="28"/>
+        </w:rPr>
+      </w:pPr>
+    </w:p>
+    <w:p>
+      <w:pPr>
+        <w:rPr>
+          <w:b/>
+          <w:bCs/>
+          <w:sz w:val="28"/>
+          <w:szCs w:val="28"/>
+        </w:rPr>
+      </w:pPr>
+      <w:r>
+        <w:rPr>
+          <w:b/>
+          <w:bCs/>
+          <w:sz w:val="28"/>
+          <w:szCs w:val="28"/>
+        </w:rPr>
+        <w:t>6.3. Интеграционные тесты API</w:t>
+      </w:r>
+    </w:p>
+    <w:p>
+      <w:pPr>
+        <w:rPr>
+          <w:sz w:val="28"/>
+          <w:szCs w:val="28"/>
+        </w:rPr>
+      </w:pPr>
+      <w:r>
+        <w:rPr>
+          <w:sz w:val="28"/>
+          <w:szCs w:val="28"/>
+        </w:rPr>
+        <w:t>Результаты интеграционных тестов показаны на рисунке 19.</w:t>
+      </w:r>
+    </w:p>
+    <w:p>
+      <w:pPr>
+        <w:jc w:val="center"/>
+        <w:rPr>
+          <w:sz w:val="28"/>
+          <w:szCs w:val="28"/>
+        </w:rPr>
+      </w:pPr>
+      <w:r>
+        <w:rPr>
+          <w:noProof/>
+        </w:rPr>
+        <w:drawing>
+          <wp:inline distT="0" distB="0" distL="0" distR="0" wp14:anchorId="16B858C9" wp14:editId="00044F47">
+            <wp:extent cx="2876550" cy="2818920"/>
+            <wp:effectExtent l="0" t="0" r="0" b="635"/>
+            <wp:docPr id="578986676" name="Рисунок 1"/>
+            <wp:cNvGraphicFramePr>
+              <a:graphicFrameLocks xmlns:a="http://schemas.openxmlformats.org/drawingml/2006/main" noChangeAspect="1"/>
+            </wp:cNvGraphicFramePr>
+            <a:graphic xmlns:a="http://schemas.openxmlformats.org/drawingml/2006/main">
+              <a:graphicData uri="http://schemas.openxmlformats.org/drawingml/2006/picture">
+                <pic:pic xmlns:pic="http://schemas.openxmlformats.org/drawingml/2006/picture">
+                  <pic:nvPicPr>
+                    <pic:cNvPr id="578986676" name="Рисунок 1"/>
+                    <pic:cNvPicPr>
+                      <a:picLocks noChangeAspect="1"/>
+                    </pic:cNvPicPr>
+                  </pic:nvPicPr>
+                  <pic:blipFill>
+                    <a:blip r:embed="rId20"/>
+                    <a:stretch>
+                      <a:fillRect/>
+                    </a:stretch>
+                  </pic:blipFill>
+                  <pic:spPr>
+                    <a:xfrm>
+                      <a:off x="0" y="0"/>
+                      <a:ext cx="2877707" cy="2820054"/>
+                    </a:xfrm>
+                    <a:prstGeom prst="rect">
+                      <a:avLst/>
+                    </a:prstGeom>
+                  </pic:spPr>
+                </pic:pic>
+              </a:graphicData>
+            </a:graphic>
+          </wp:inline>
+        </w:drawing>
+      </w:r>
+    </w:p>
+    <w:p>
+      <w:pPr>
+        <w:jc w:val="center"/>
+        <w:rPr>
+          <w:sz w:val="28"/>
+          <w:szCs w:val="28"/>
+        </w:rPr>
+      </w:pPr>
+      <w:r>
+        <w:rPr>
+          <w:sz w:val="28"/>
+          <w:szCs w:val="28"/>
+        </w:rPr>
+        <w:t>Рисунок 19 – Результаты интеграционных тестов</w:t>
+      </w:r>
+    </w:p>
+    <w:p>
+      <w:pPr>
+        <w:rPr>
+          <w:sz w:val="28"/>
+          <w:szCs w:val="28"/>
+        </w:rPr>
+      </w:pPr>
+    </w:p>
+    <w:p>
+      <w:pPr>
+        <w:rPr>
+          <w:sz w:val="28"/>
+          <w:szCs w:val="28"/>
+        </w:rPr>
+      </w:pPr>
+    </w:p>
+    <w:p>
+      <w:pPr>
+        <w:rPr>
+          <w:sz w:val="28"/>
+          <w:szCs w:val="28"/>
+        </w:rPr>
+      </w:pPr>
+    </w:p>
+    <w:p>
+      <w:pPr>
+        <w:rPr>
+          <w:sz w:val="28"/>
+          <w:szCs w:val="28"/>
+        </w:rPr>
+      </w:pPr>
+    </w:p>
+    <w:p>
+      <w:pPr>
+        <w:rPr>
+          <w:b/>
+          <w:bCs/>
+          <w:sz w:val="28"/>
+          <w:szCs w:val="28"/>
+        </w:rPr>
+      </w:pPr>
+      <w:r>
+        <w:rPr>
+          <w:b/>
+          <w:bCs/>
+          <w:sz w:val="28"/>
+          <w:szCs w:val="28"/>
         </w:rPr>
         <w:lastRenderedPageBreak/>
-        <w:t>6.2. Модульные тесты</w:t>
-      </w:r>
-    </w:p>
-    <w:p>
-      <w:r>
-        <w:t>Результаты выполнения модульных тестов показаны на рисунке 18.</w:t>
-      </w:r>
-    </w:p>
-    <w:p>
-      <w:r>
-        <w:rPr>
-          <w:b/>
-          <w:bCs/>
-        </w:rPr>
-        <w:t>Рисунок 18 – Результаты модульных тестов</w:t>
-      </w:r>
-    </w:p>
-    <w:p>
-      <w:pPr>
-        <w:rPr>
-          <w:i/>
-          <w:iCs/>
-        </w:rPr>
-      </w:pPr>
-      <w:r>
-        <w:rPr>
-          <w:i/>
-          <w:iCs/>
-        </w:rPr>
-        <w:t>Источник: файл </w:t>
-      </w:r>
-      <w:r>
-        <w:t>Сессия6.docx</w:t>
-      </w:r>
-      <w:r>
-        <w:rPr>
-          <w:i/>
-          <w:iCs/>
-        </w:rPr>
-        <w:t> – Рисунок 1</w:t>
-      </w:r>
-    </w:p>
-    <w:p/>
-    <w:p>
-      <w:pPr>
-        <w:rPr>
-          <w:b/>
-          <w:bCs/>
-        </w:rPr>
-      </w:pPr>
-      <w:r>
-        <w:rPr>
-          <w:b/>
-          <w:bCs/>
-        </w:rPr>
-        <w:t>6.3. Интеграционные тесты API</w:t>
-      </w:r>
-    </w:p>
-    <w:p>
-      <w:r>
-        <w:t>Результаты интеграционных тестов показаны на рисунке 19.</w:t>
-      </w:r>
-    </w:p>
-    <w:p>
-      <w:r>
-        <w:rPr>
-          <w:b/>
-          <w:bCs/>
-        </w:rPr>
-        <w:t>Рисунок 19 – Результаты интеграционных тестов</w:t>
-      </w:r>
-    </w:p>
-    <w:p>
-      <w:r>
-        <w:rPr>
-          <w:i/>
-          <w:iCs/>
-        </w:rPr>
-        <w:t>Источник: файл </w:t>
-      </w:r>
-      <w:r>
-        <w:t>Сессия6.docx</w:t>
-      </w:r>
-      <w:r>
-        <w:rPr>
-          <w:i/>
-          <w:iCs/>
-        </w:rPr>
-        <w:t> – Рисунок 2</w:t>
-      </w:r>
-    </w:p>
-    <w:p/>
-    <w:p>
-      <w:pPr>
-        <w:rPr>
-          <w:b/>
-          <w:bCs/>
-        </w:rPr>
-      </w:pPr>
-      <w:r>
-        <w:rPr>
-          <w:b/>
-          <w:bCs/>
-        </w:rPr>
         <w:t>7. Отладка программного модуля</w:t>
       </w:r>
     </w:p>
     <w:p>
-      <w:r>
+      <w:pPr>
+        <w:rPr>
+          <w:sz w:val="28"/>
+          <w:szCs w:val="28"/>
+          <w:lang w:val="en-US"/>
+        </w:rPr>
+      </w:pPr>
+      <w:r>
+        <w:rPr>
+          <w:sz w:val="28"/>
+          <w:szCs w:val="28"/>
+        </w:rPr>
         <w:t>В процессе разработки были выявлены и исправлены следующие ошибки:</w:t>
       </w:r>
     </w:p>
-    <w:p/>
     <w:tbl>
       <w:tblPr>
         <w:tblStyle w:val="a4"/>
@@ -4533,13 +6578,8 @@
             </w:r>
             <w:proofErr w:type="spellEnd"/>
             <w:r>
-              <w:t xml:space="preserve"> </w:t>
-            </w:r>
-            <w:proofErr w:type="spellStart"/>
-            <w:r>
-              <w:t>Framework</w:t>
-            </w:r>
-            <w:proofErr w:type="spellEnd"/>
+              <w:t xml:space="preserve"> Framework</w:t>
+            </w:r>
           </w:p>
         </w:tc>
         <w:tc>
@@ -4574,13 +6614,8 @@
             <w:tcW w:w="2533" w:type="dxa"/>
           </w:tcPr>
           <w:p>
-            <w:proofErr w:type="spellStart"/>
-            <w:r>
-              <w:t>Капча</w:t>
-            </w:r>
-            <w:proofErr w:type="spellEnd"/>
-            <w:r>
-              <w:t xml:space="preserve"> не отображалась</w:t>
+            <w:r>
+              <w:t>Капча не отображалась</w:t>
             </w:r>
           </w:p>
         </w:tc>
@@ -4650,107 +6685,77 @@
               <w:t xml:space="preserve">Добавлена проверка </w:t>
             </w:r>
             <w:proofErr w:type="spellStart"/>
+            <w:proofErr w:type="gramStart"/>
             <w:r>
               <w:t>IsApiRunning</w:t>
             </w:r>
             <w:proofErr w:type="spellEnd"/>
             <w:r>
-              <w:t>()</w:t>
+              <w:t>(</w:t>
+            </w:r>
+            <w:proofErr w:type="gramEnd"/>
+            <w:r>
+              <w:t>)</w:t>
             </w:r>
           </w:p>
         </w:tc>
       </w:tr>
     </w:tbl>
     <w:p>
-      <w:r>
-        <w:t xml:space="preserve">Пример ошибки в отладчике </w:t>
-      </w:r>
-      <w:proofErr w:type="spellStart"/>
-      <w:r>
-        <w:t>Visual</w:t>
-      </w:r>
-      <w:proofErr w:type="spellEnd"/>
-      <w:r>
-        <w:t xml:space="preserve"> </w:t>
-      </w:r>
-      <w:proofErr w:type="spellStart"/>
-      <w:r>
-        <w:t>Studio</w:t>
-      </w:r>
-      <w:proofErr w:type="spellEnd"/>
-      <w:r>
-        <w:t xml:space="preserve"> показан на рисунке 20.</w:t>
-      </w:r>
-    </w:p>
-    <w:p>
-      <w:r>
+      <w:pPr>
+        <w:rPr>
+          <w:sz w:val="28"/>
+          <w:szCs w:val="28"/>
+        </w:rPr>
+      </w:pPr>
+    </w:p>
+    <w:p>
+      <w:pPr>
         <w:rPr>
           <w:b/>
           <w:bCs/>
-        </w:rPr>
-        <w:t xml:space="preserve">Рисунок 20 – Ошибка в отладчике </w:t>
-      </w:r>
-      <w:proofErr w:type="spellStart"/>
+          <w:sz w:val="28"/>
+          <w:szCs w:val="28"/>
+        </w:rPr>
+      </w:pPr>
       <w:r>
         <w:rPr>
           <w:b/>
           <w:bCs/>
-        </w:rPr>
-        <w:t>Visual</w:t>
-      </w:r>
-      <w:proofErr w:type="spellEnd"/>
+          <w:sz w:val="28"/>
+          <w:szCs w:val="28"/>
+        </w:rPr>
+        <w:t>8. Заключение</w:t>
+      </w:r>
+    </w:p>
+    <w:p>
+      <w:pPr>
+        <w:rPr>
+          <w:sz w:val="28"/>
+          <w:szCs w:val="28"/>
+        </w:rPr>
+      </w:pPr>
+      <w:r>
+        <w:rPr>
+          <w:sz w:val="28"/>
+          <w:szCs w:val="28"/>
+        </w:rPr>
+        <w:t>В ходе учебной практики была разработана информационная система «АГРО» для автоматизации производства средств защиты растений.</w:t>
+      </w:r>
+    </w:p>
+    <w:p>
+      <w:pPr>
+        <w:rPr>
+          <w:sz w:val="28"/>
+          <w:szCs w:val="28"/>
+        </w:rPr>
+      </w:pPr>
       <w:r>
         <w:rPr>
           <w:b/>
           <w:bCs/>
-        </w:rPr>
-        <w:t xml:space="preserve"> </w:t>
-      </w:r>
-      <w:proofErr w:type="spellStart"/>
-      <w:r>
-        <w:rPr>
-          <w:b/>
-          <w:bCs/>
-        </w:rPr>
-        <w:t>Studio</w:t>
-      </w:r>
-      <w:proofErr w:type="spellEnd"/>
-    </w:p>
-    <w:p>
-      <w:r>
-        <w:rPr>
-          <w:i/>
-          <w:iCs/>
-        </w:rPr>
-        <w:t>Источник: файл документа отладки – Рисунок 1 (ошибка компиляции)</w:t>
-      </w:r>
-    </w:p>
-    <w:p/>
-    <w:p>
-      <w:pPr>
-        <w:rPr>
-          <w:b/>
-          <w:bCs/>
-        </w:rPr>
-      </w:pPr>
-      <w:r>
-        <w:rPr>
-          <w:b/>
-          <w:bCs/>
-        </w:rPr>
-        <w:t>8. Заключение</w:t>
-      </w:r>
-    </w:p>
-    <w:p>
-      <w:r>
-        <w:t>В ходе учебной практики была разработана информационная система «АГРО» для автоматизации производства средств защиты растений.</w:t>
-      </w:r>
-    </w:p>
-    <w:p>
-      <w:r>
-        <w:rPr>
-          <w:b/>
-          <w:bCs/>
+          <w:sz w:val="28"/>
+          <w:szCs w:val="28"/>
         </w:rPr>
         <w:t>Результаты работы:</w:t>
       </w:r>
@@ -4761,8 +6766,16 @@
           <w:ilvl w:val="0"/>
           <w:numId w:val="21"/>
         </w:numPr>
-      </w:pPr>
-      <w:r>
+        <w:rPr>
+          <w:sz w:val="28"/>
+          <w:szCs w:val="28"/>
+        </w:rPr>
+      </w:pPr>
+      <w:r>
+        <w:rPr>
+          <w:sz w:val="28"/>
+          <w:szCs w:val="28"/>
+        </w:rPr>
         <w:t>Спроектирована и реализована база данных (19 таблиц).</w:t>
       </w:r>
     </w:p>
@@ -4772,8 +6785,16 @@
           <w:ilvl w:val="0"/>
           <w:numId w:val="21"/>
         </w:numPr>
-      </w:pPr>
-      <w:r>
+        <w:rPr>
+          <w:sz w:val="28"/>
+          <w:szCs w:val="28"/>
+        </w:rPr>
+      </w:pPr>
+      <w:r>
+        <w:rPr>
+          <w:sz w:val="28"/>
+          <w:szCs w:val="28"/>
+        </w:rPr>
         <w:t>Разработан API (23 метода).</w:t>
       </w:r>
     </w:p>
@@ -4783,8 +6804,16 @@
           <w:ilvl w:val="0"/>
           <w:numId w:val="21"/>
         </w:numPr>
-      </w:pPr>
-      <w:r>
+        <w:rPr>
+          <w:sz w:val="28"/>
+          <w:szCs w:val="28"/>
+        </w:rPr>
+      </w:pPr>
+      <w:r>
+        <w:rPr>
+          <w:sz w:val="28"/>
+          <w:szCs w:val="28"/>
+        </w:rPr>
         <w:t>Создано десктоп-приложение для трёх ролей (Технолог, Лаборант, Аппаратчик).</w:t>
       </w:r>
     </w:p>
@@ -4794,19 +6823,41 @@
           <w:ilvl w:val="0"/>
           <w:numId w:val="21"/>
         </w:numPr>
-      </w:pPr>
-      <w:r>
+        <w:rPr>
+          <w:sz w:val="28"/>
+          <w:szCs w:val="28"/>
+        </w:rPr>
+      </w:pPr>
+      <w:r>
+        <w:rPr>
+          <w:sz w:val="28"/>
+          <w:szCs w:val="28"/>
+        </w:rPr>
         <w:t>Проведено тестирование (10 модульных тестов, 7 интеграционных тестов, 5 тест-кейсов).</w:t>
       </w:r>
     </w:p>
     <w:p>
-      <w:r>
+      <w:pPr>
+        <w:rPr>
+          <w:sz w:val="28"/>
+          <w:szCs w:val="28"/>
+        </w:rPr>
+      </w:pPr>
+      <w:r>
+        <w:rPr>
+          <w:sz w:val="28"/>
+          <w:szCs w:val="28"/>
+        </w:rPr>
         <w:t>Все поставленные задачи выполнены. Система готова к эксплуатации.</w:t>
       </w:r>
     </w:p>
     <w:p>
-      <w:bookmarkStart w:id="0" w:name="_GoBack"/>
-      <w:bookmarkEnd w:id="0"/>
+      <w:pPr>
+        <w:rPr>
+          <w:sz w:val="28"/>
+          <w:szCs w:val="28"/>
+        </w:rPr>
+      </w:pPr>
     </w:p>
     <w:sectPr>
       <w:pgSz w:w="11906" w:h="16838"/>
@@ -4819,7 +6870,7 @@
 </file>
 
 <file path=word/numbering.xml><?xml version="1.0" encoding="utf-8"?>
-<w:numbering xmlns:wpc="http://schemas.microsoft.com/office/word/2010/wordprocessingCanvas" xmlns:cx="http://schemas.microsoft.com/office/drawing/2014/chartex" xmlns:cx1="http://schemas.microsoft.com/office/drawing/2015/9/8/chartex" xmlns:mc="http://schemas.openxmlformats.org/markup-compatibility/2006" xmlns:o="urn:schemas-microsoft-com:office:office" xmlns:r="http://schemas.openxmlformats.org/officeDocument/2006/relationships" xmlns:m="http://schemas.openxmlformats.org/officeDocument/2006/math" xmlns:v="urn:schemas-microsoft-com:vml" xmlns:wp14="http://schemas.microsoft.com/office/word/2010/wordprocessingDrawing" xmlns:wp="http://schemas.openxmlformats.org/drawingml/2006/wordprocessingDrawing" xmlns:w10="urn:schemas-microsoft-com:office:word" xmlns:w="http://schemas.openxmlformats.org/wordprocessingml/2006/main" xmlns:w14="http://schemas.microsoft.com/office/word/2010/wordml" xmlns:w15="http://schemas.microsoft.com/office/word/2012/wordml" xmlns:w16se="http://schemas.microsoft.com/office/word/2015/wordml/symex" xmlns:wpg="http://schemas.microsoft.com/office/word/2010/wordprocessingGroup" xmlns:wpi="http://schemas.microsoft.com/office/word/2010/wordprocessingInk" xmlns:wne="http://schemas.microsoft.com/office/word/2006/wordml" xmlns:wps="http://schemas.microsoft.com/office/word/2010/wordprocessingShape" mc:Ignorable="w14 w15 w16se wp14">
+<w:numbering xmlns:wpc="http://schemas.microsoft.com/office/word/2010/wordprocessingCanvas" xmlns:cx="http://schemas.microsoft.com/office/drawing/2014/chartex" xmlns:cx1="http://schemas.microsoft.com/office/drawing/2015/9/8/chartex" xmlns:cx2="http://schemas.microsoft.com/office/drawing/2015/10/21/chartex" xmlns:cx3="http://schemas.microsoft.com/office/drawing/2016/5/9/chartex" xmlns:cx4="http://schemas.microsoft.com/office/drawing/2016/5/10/chartex" xmlns:cx5="http://schemas.microsoft.com/office/drawing/2016/5/11/chartex" xmlns:cx6="http://schemas.microsoft.com/office/drawing/2016/5/12/chartex" xmlns:cx7="http://schemas.microsoft.com/office/drawing/2016/5/13/chartex" xmlns:cx8="http://schemas.microsoft.com/office/drawing/2016/5/14/chartex" xmlns:mc="http://schemas.openxmlformats.org/markup-compatibility/2006" xmlns:aink="http://schemas.microsoft.com/office/drawing/2016/ink" xmlns:am3d="http://schemas.microsoft.com/office/drawing/2017/model3d" xmlns:o="urn:schemas-microsoft-com:office:office" xmlns:oel="http://schemas.microsoft.com/office/2019/extlst" xmlns:r="http://schemas.openxmlformats.org/officeDocument/2006/relationships" xmlns:m="http://schemas.openxmlformats.org/officeDocument/2006/math" xmlns:v="urn:schemas-microsoft-com:vml" xmlns:wp14="http://schemas.microsoft.com/office/word/2010/wordprocessingDrawing" xmlns:wp="http://schemas.openxmlformats.org/drawingml/2006/wordprocessingDrawing" xmlns:w10="urn:schemas-microsoft-com:office:word" xmlns:w="http://schemas.openxmlformats.org/wordprocessingml/2006/main" xmlns:w14="http://schemas.microsoft.com/office/word/2010/wordml" xmlns:w15="http://schemas.microsoft.com/office/word/2012/wordml" xmlns:w16cex="http://schemas.microsoft.com/office/word/2018/wordml/cex" xmlns:w16cid="http://schemas.microsoft.com/office/word/2016/wordml/cid" xmlns:w16="http://schemas.microsoft.com/office/word/2018/wordml" xmlns:w16du="http://schemas.microsoft.com/office/word/2023/wordml/word16du" xmlns:w16sdtdh="http://schemas.microsoft.com/office/word/2020/wordml/sdtdatahash" xmlns:w16sdtfl="http://schemas.microsoft.com/office/word/2024/wordml/sdtformatlock" xmlns:w16se="http://schemas.microsoft.com/office/word/2015/wordml/symex" xmlns:wpg="http://schemas.microsoft.com/office/word/2010/wordprocessingGroup" xmlns:wpi="http://schemas.microsoft.com/office/word/2010/wordprocessingInk" xmlns:wne="http://schemas.microsoft.com/office/word/2006/wordml" xmlns:wps="http://schemas.microsoft.com/office/word/2010/wordprocessingShape" mc:Ignorable="w14 w15 w16se w16cid w16 w16cex w16sdtdh w16sdtfl w16du wp14">
   <w:abstractNum w:abstractNumId="0" w15:restartNumberingAfterBreak="0">
     <w:nsid w:val="03D6511D"/>
     <w:multiLevelType w:val="multilevel"/>
@@ -7664,74 +9715,74 @@
       </w:rPr>
     </w:lvl>
   </w:abstractNum>
-  <w:num w:numId="1">
+  <w:num w:numId="1" w16cid:durableId="640378947">
     <w:abstractNumId w:val="2"/>
   </w:num>
-  <w:num w:numId="2">
+  <w:num w:numId="2" w16cid:durableId="2077587192">
     <w:abstractNumId w:val="13"/>
   </w:num>
-  <w:num w:numId="3">
+  <w:num w:numId="3" w16cid:durableId="1000743445">
     <w:abstractNumId w:val="4"/>
   </w:num>
-  <w:num w:numId="4">
+  <w:num w:numId="4" w16cid:durableId="707989859">
     <w:abstractNumId w:val="3"/>
   </w:num>
-  <w:num w:numId="5">
+  <w:num w:numId="5" w16cid:durableId="2019964516">
     <w:abstractNumId w:val="14"/>
   </w:num>
-  <w:num w:numId="6">
+  <w:num w:numId="6" w16cid:durableId="820346360">
     <w:abstractNumId w:val="11"/>
   </w:num>
-  <w:num w:numId="7">
+  <w:num w:numId="7" w16cid:durableId="1446995172">
     <w:abstractNumId w:val="9"/>
   </w:num>
-  <w:num w:numId="8">
+  <w:num w:numId="8" w16cid:durableId="1028875541">
     <w:abstractNumId w:val="19"/>
   </w:num>
-  <w:num w:numId="9">
+  <w:num w:numId="9" w16cid:durableId="1006009058">
     <w:abstractNumId w:val="16"/>
   </w:num>
-  <w:num w:numId="10">
+  <w:num w:numId="10" w16cid:durableId="1339967675">
     <w:abstractNumId w:val="7"/>
   </w:num>
-  <w:num w:numId="11">
+  <w:num w:numId="11" w16cid:durableId="619261126">
     <w:abstractNumId w:val="1"/>
   </w:num>
-  <w:num w:numId="12">
+  <w:num w:numId="12" w16cid:durableId="309527017">
     <w:abstractNumId w:val="17"/>
   </w:num>
-  <w:num w:numId="13">
+  <w:num w:numId="13" w16cid:durableId="2098207821">
     <w:abstractNumId w:val="8"/>
   </w:num>
-  <w:num w:numId="14">
+  <w:num w:numId="14" w16cid:durableId="1706440593">
     <w:abstractNumId w:val="18"/>
   </w:num>
-  <w:num w:numId="15">
+  <w:num w:numId="15" w16cid:durableId="335959019">
     <w:abstractNumId w:val="6"/>
   </w:num>
-  <w:num w:numId="16">
+  <w:num w:numId="16" w16cid:durableId="864631605">
     <w:abstractNumId w:val="15"/>
   </w:num>
-  <w:num w:numId="17">
+  <w:num w:numId="17" w16cid:durableId="821116863">
     <w:abstractNumId w:val="12"/>
   </w:num>
-  <w:num w:numId="18">
+  <w:num w:numId="18" w16cid:durableId="1368068027">
     <w:abstractNumId w:val="5"/>
   </w:num>
-  <w:num w:numId="19">
+  <w:num w:numId="19" w16cid:durableId="1684480011">
     <w:abstractNumId w:val="20"/>
   </w:num>
-  <w:num w:numId="20">
+  <w:num w:numId="20" w16cid:durableId="1570504817">
     <w:abstractNumId w:val="10"/>
   </w:num>
-  <w:num w:numId="21">
+  <w:num w:numId="21" w16cid:durableId="1458380124">
     <w:abstractNumId w:val="0"/>
   </w:num>
 </w:numbering>
 </file>
 
 <file path=word/styles.xml><?xml version="1.0" encoding="utf-8"?>
-<w:styles xmlns:mc="http://schemas.openxmlformats.org/markup-compatibility/2006" xmlns:r="http://schemas.openxmlformats.org/officeDocument/2006/relationships" xmlns:w="http://schemas.openxmlformats.org/wordprocessingml/2006/main" xmlns:w14="http://schemas.microsoft.com/office/word/2010/wordml" xmlns:w15="http://schemas.microsoft.com/office/word/2012/wordml" xmlns:w16se="http://schemas.microsoft.com/office/word/2015/wordml/symex" mc:Ignorable="w14 w15 w16se">
+<w:styles xmlns:mc="http://schemas.openxmlformats.org/markup-compatibility/2006" xmlns:r="http://schemas.openxmlformats.org/officeDocument/2006/relationships" xmlns:w="http://schemas.openxmlformats.org/wordprocessingml/2006/main" xmlns:w14="http://schemas.microsoft.com/office/word/2010/wordml" xmlns:w15="http://schemas.microsoft.com/office/word/2012/wordml" xmlns:w16cex="http://schemas.microsoft.com/office/word/2018/wordml/cex" xmlns:w16cid="http://schemas.microsoft.com/office/word/2016/wordml/cid" xmlns:w16="http://schemas.microsoft.com/office/word/2018/wordml" xmlns:w16du="http://schemas.microsoft.com/office/word/2023/wordml/word16du" xmlns:w16sdtdh="http://schemas.microsoft.com/office/word/2020/wordml/sdtdatahash" xmlns:w16sdtfl="http://schemas.microsoft.com/office/word/2024/wordml/sdtformatlock" xmlns:w16se="http://schemas.microsoft.com/office/word/2015/wordml/symex" mc:Ignorable="w14 w15 w16se w16cid w16 w16cex w16sdtdh w16sdtfl w16du">
   <w:docDefaults>
     <w:rPrDefault>
       <w:rPr>
@@ -7747,7 +9798,7 @@
       </w:pPr>
     </w:pPrDefault>
   </w:docDefaults>
-  <w:latentStyles w:defLockedState="0" w:defUIPriority="99" w:defSemiHidden="0" w:defUnhideWhenUsed="0" w:defQFormat="0" w:count="371">
+  <w:latentStyles w:defLockedState="0" w:defUIPriority="99" w:defSemiHidden="0" w:defUnhideWhenUsed="0" w:defQFormat="0" w:count="376">
     <w:lsdException w:name="Normal" w:uiPriority="0" w:qFormat="1"/>
     <w:lsdException w:name="heading 1" w:uiPriority="9" w:qFormat="1"/>
     <w:lsdException w:name="heading 2" w:semiHidden="1" w:uiPriority="9" w:unhideWhenUsed="1" w:qFormat="1"/>
@@ -8119,6 +10170,11 @@
     <w:lsdException w:name="List Table 5 Dark Accent 6" w:uiPriority="50"/>
     <w:lsdException w:name="List Table 6 Colorful Accent 6" w:uiPriority="51"/>
     <w:lsdException w:name="List Table 7 Colorful Accent 6" w:uiPriority="52"/>
+    <w:lsdException w:name="Mention" w:semiHidden="1" w:unhideWhenUsed="1"/>
+    <w:lsdException w:name="Smart Hyperlink" w:semiHidden="1" w:unhideWhenUsed="1"/>
+    <w:lsdException w:name="Hashtag" w:semiHidden="1" w:unhideWhenUsed="1"/>
+    <w:lsdException w:name="Unresolved Mention" w:semiHidden="1" w:unhideWhenUsed="1"/>
+    <w:lsdException w:name="Smart Link" w:semiHidden="1" w:unhideWhenUsed="1"/>
   </w:latentStyles>
   <w:style w:type="paragraph" w:default="1" w:styleId="a">
     <w:name w:val="Normal"/>
@@ -8137,6 +10193,7 @@
   <w:style w:type="character" w:default="1" w:styleId="a0">
     <w:name w:val="Default Paragraph Font"/>
     <w:uiPriority w:val="1"/>
+    <w:semiHidden/>
     <w:unhideWhenUsed/>
   </w:style>
   <w:style w:type="table" w:default="1" w:styleId="a1">
@@ -8249,8 +10306,8 @@
       <w:u w:val="single"/>
     </w:rPr>
   </w:style>
-  <w:style w:type="character" w:customStyle="1" w:styleId="UnresolvedMention">
-    <w:name w:val="Unresolved Mention"/>
+  <w:style w:type="character" w:customStyle="1" w:styleId="1">
+    <w:name w:val="Неразрешенное упоминание1"/>
     <w:basedOn w:val="a0"/>
     <w:uiPriority w:val="99"/>
     <w:semiHidden/>
